--- a/FINAL.docx
+++ b/FINAL.docx
@@ -106,6 +106,7 @@
       <w:pPr>
         <w:rPr>
           <w:rFonts w:cs="Times New Roman"/>
+          <w:lang w:val="pt-BR"/>
         </w:rPr>
       </w:pPr>
     </w:p>
@@ -113,6 +114,7 @@
       <w:pPr>
         <w:rPr>
           <w:rFonts w:cs="Times New Roman"/>
+          <w:lang w:val="pt-BR"/>
         </w:rPr>
       </w:pPr>
     </w:p>
@@ -120,6 +122,7 @@
       <w:pPr>
         <w:rPr>
           <w:rFonts w:cs="Times New Roman"/>
+          <w:lang w:val="pt-BR"/>
         </w:rPr>
       </w:pPr>
     </w:p>
@@ -127,6 +130,7 @@
       <w:pPr>
         <w:rPr>
           <w:rFonts w:cs="Times New Roman"/>
+          <w:lang w:val="pt-BR"/>
         </w:rPr>
       </w:pPr>
     </w:p>
@@ -957,143 +961,245 @@
           <w:lang w:val="pt-BR" w:eastAsia="pt-BR"/>
         </w:rPr>
       </w:pPr>
+      <w:proofErr w:type="gramStart"/>
       <w:r>
         <w:rPr>
           <w:rFonts w:eastAsia="Times New Roman" w:cs="Times New Roman"/>
           <w:highlight w:val="yellow"/>
           <w:lang w:val="pt-BR" w:eastAsia="pt-BR"/>
         </w:rPr>
-        <w:t xml:space="preserve">Colocar aqui o nome do participante interno de sua banca examinadora, </w:t>
-      </w:r>
-      <w:proofErr w:type="spellStart"/>
+        <w:t>XXXX Participante</w:t>
+      </w:r>
+      <w:proofErr w:type="gramEnd"/>
       <w:r>
         <w:rPr>
           <w:rFonts w:eastAsia="Times New Roman" w:cs="Times New Roman"/>
           <w:highlight w:val="yellow"/>
           <w:lang w:val="pt-BR" w:eastAsia="pt-BR"/>
         </w:rPr>
-        <w:t>D.Sc</w:t>
-      </w:r>
-      <w:proofErr w:type="spellEnd"/>
+        <w:t xml:space="preserve"> XXXX Interno XXXX</w:t>
+      </w:r>
       <w:r>
         <w:rPr>
           <w:rFonts w:eastAsia="Times New Roman" w:cs="Times New Roman"/>
           <w:highlight w:val="yellow"/>
           <w:lang w:val="pt-BR" w:eastAsia="pt-BR"/>
         </w:rPr>
-        <w:t>.</w:t>
-      </w:r>
-    </w:p>
-    <w:p>
-      <w:pPr>
-        <w:jc w:val="center"/>
-        <w:rPr>
-          <w:rFonts w:eastAsia="Times New Roman" w:cs="Times New Roman"/>
-          <w:lang w:val="pt-BR" w:eastAsia="pt-BR"/>
-        </w:rPr>
-      </w:pPr>
-      <w:r>
-        <w:rPr>
-          <w:rFonts w:eastAsia="Times New Roman" w:cs="Times New Roman"/>
-          <w:lang w:val="pt-BR" w:eastAsia="pt-BR"/>
-        </w:rPr>
-        <w:t>Universidade Federal Fluminense</w:t>
-      </w:r>
-    </w:p>
-    <w:p>
-      <w:pPr>
-        <w:jc w:val="center"/>
-        <w:rPr>
-          <w:rFonts w:eastAsia="Times New Roman" w:cs="Times New Roman"/>
-          <w:lang w:val="pt-BR" w:eastAsia="pt-BR"/>
-        </w:rPr>
-      </w:pPr>
-    </w:p>
-    <w:p>
-      <w:pPr>
-        <w:jc w:val="center"/>
-        <w:rPr>
-          <w:rFonts w:eastAsia="Times New Roman" w:cs="Times New Roman"/>
-          <w:lang w:val="pt-BR" w:eastAsia="pt-BR"/>
-        </w:rPr>
-      </w:pPr>
-    </w:p>
-    <w:p>
-      <w:pPr>
-        <w:jc w:val="center"/>
-        <w:rPr>
-          <w:rFonts w:eastAsia="Times New Roman" w:cs="Times New Roman"/>
-          <w:lang w:val="pt-BR" w:eastAsia="pt-BR"/>
-        </w:rPr>
-      </w:pPr>
-      <w:r>
-        <w:rPr>
-          <w:rFonts w:eastAsia="Times New Roman" w:cs="Times New Roman"/>
-          <w:lang w:val="pt-BR" w:eastAsia="pt-BR"/>
-        </w:rPr>
-        <w:t>____________________________________________</w:t>
-      </w:r>
-    </w:p>
-    <w:p>
-      <w:pPr>
-        <w:jc w:val="center"/>
-        <w:rPr>
-          <w:rFonts w:eastAsia="Times New Roman" w:cs="Times New Roman"/>
-          <w:lang w:val="pt-BR" w:eastAsia="pt-BR"/>
-        </w:rPr>
-      </w:pPr>
-    </w:p>
-    <w:p>
-      <w:pPr>
-        <w:jc w:val="center"/>
+        <w:t xml:space="preserve">, </w:t>
+      </w:r>
+      <w:proofErr w:type="spellStart"/>
+      <w:r>
         <w:rPr>
           <w:rFonts w:eastAsia="Times New Roman" w:cs="Times New Roman"/>
           <w:highlight w:val="yellow"/>
           <w:lang w:val="pt-BR" w:eastAsia="pt-BR"/>
         </w:rPr>
-      </w:pPr>
+        <w:t>D.Sc</w:t>
+      </w:r>
+      <w:proofErr w:type="spellEnd"/>
       <w:r>
         <w:rPr>
           <w:rFonts w:eastAsia="Times New Roman" w:cs="Times New Roman"/>
           <w:highlight w:val="yellow"/>
           <w:lang w:val="pt-BR" w:eastAsia="pt-BR"/>
         </w:rPr>
-        <w:t xml:space="preserve">Colocar aqui o nome do participante externo de sua banca examinadora, </w:t>
-      </w:r>
-      <w:proofErr w:type="spellStart"/>
-      <w:r>
+        <w:t>.</w:t>
+      </w:r>
+    </w:p>
+    <w:p>
+      <w:pPr>
+        <w:jc w:val="center"/>
+        <w:rPr>
+          <w:rFonts w:eastAsia="Times New Roman" w:cs="Times New Roman"/>
+          <w:lang w:val="pt-BR" w:eastAsia="pt-BR"/>
+        </w:rPr>
+      </w:pPr>
+      <w:r>
+        <w:rPr>
+          <w:rFonts w:eastAsia="Times New Roman" w:cs="Times New Roman"/>
+          <w:lang w:val="pt-BR" w:eastAsia="pt-BR"/>
+        </w:rPr>
+        <w:t>Universidade Federal Fluminense</w:t>
+      </w:r>
+    </w:p>
+    <w:p>
+      <w:pPr>
+        <w:jc w:val="center"/>
+        <w:rPr>
+          <w:rFonts w:eastAsia="Times New Roman" w:cs="Times New Roman"/>
+          <w:lang w:val="pt-BR" w:eastAsia="pt-BR"/>
+        </w:rPr>
+      </w:pPr>
+    </w:p>
+    <w:p>
+      <w:pPr>
+        <w:jc w:val="center"/>
+        <w:rPr>
+          <w:rFonts w:eastAsia="Times New Roman" w:cs="Times New Roman"/>
+          <w:lang w:val="pt-BR" w:eastAsia="pt-BR"/>
+        </w:rPr>
+      </w:pPr>
+    </w:p>
+    <w:p>
+      <w:pPr>
+        <w:jc w:val="center"/>
+        <w:rPr>
+          <w:rFonts w:eastAsia="Times New Roman" w:cs="Times New Roman"/>
+          <w:lang w:val="pt-BR" w:eastAsia="pt-BR"/>
+        </w:rPr>
+      </w:pPr>
+      <w:r>
+        <w:rPr>
+          <w:rFonts w:eastAsia="Times New Roman" w:cs="Times New Roman"/>
+          <w:lang w:val="pt-BR" w:eastAsia="pt-BR"/>
+        </w:rPr>
+        <w:t>____________________________________________</w:t>
+      </w:r>
+    </w:p>
+    <w:p>
+      <w:pPr>
+        <w:jc w:val="center"/>
+        <w:rPr>
+          <w:rFonts w:eastAsia="Times New Roman" w:cs="Times New Roman"/>
+          <w:lang w:val="pt-BR" w:eastAsia="pt-BR"/>
+        </w:rPr>
+      </w:pPr>
+    </w:p>
+    <w:p>
+      <w:pPr>
+        <w:jc w:val="center"/>
         <w:rPr>
           <w:rFonts w:eastAsia="Times New Roman" w:cs="Times New Roman"/>
           <w:highlight w:val="yellow"/>
           <w:lang w:val="pt-BR" w:eastAsia="pt-BR"/>
         </w:rPr>
-        <w:t>D.Sc</w:t>
-      </w:r>
-      <w:proofErr w:type="spellEnd"/>
+      </w:pPr>
+      <w:proofErr w:type="gramStart"/>
       <w:r>
         <w:rPr>
           <w:rFonts w:eastAsia="Times New Roman" w:cs="Times New Roman"/>
           <w:highlight w:val="yellow"/>
           <w:lang w:val="pt-BR" w:eastAsia="pt-BR"/>
         </w:rPr>
-        <w:t>.</w:t>
-      </w:r>
-    </w:p>
-    <w:p>
-      <w:pPr>
-        <w:jc w:val="center"/>
-        <w:rPr>
-          <w:rFonts w:eastAsia="Times New Roman" w:cs="Times New Roman"/>
-          <w:lang w:val="pt-BR" w:eastAsia="pt-BR"/>
-        </w:rPr>
-      </w:pPr>
+        <w:t>XXX</w:t>
+      </w:r>
       <w:r>
         <w:rPr>
           <w:rFonts w:eastAsia="Times New Roman" w:cs="Times New Roman"/>
           <w:highlight w:val="yellow"/>
           <w:lang w:val="pt-BR" w:eastAsia="pt-BR"/>
         </w:rPr>
-        <w:t>Universidade NONONONONONONON</w:t>
+        <w:t>X</w:t>
+      </w:r>
+      <w:r>
+        <w:rPr>
+          <w:rFonts w:eastAsia="Times New Roman" w:cs="Times New Roman"/>
+          <w:highlight w:val="yellow"/>
+          <w:lang w:val="pt-BR" w:eastAsia="pt-BR"/>
+        </w:rPr>
+        <w:t xml:space="preserve"> Participante</w:t>
+      </w:r>
+      <w:proofErr w:type="gramEnd"/>
+      <w:r>
+        <w:rPr>
+          <w:rFonts w:eastAsia="Times New Roman" w:cs="Times New Roman"/>
+          <w:highlight w:val="yellow"/>
+          <w:lang w:val="pt-BR" w:eastAsia="pt-BR"/>
+        </w:rPr>
+        <w:t xml:space="preserve"> XXX</w:t>
+      </w:r>
+      <w:r>
+        <w:rPr>
+          <w:rFonts w:eastAsia="Times New Roman" w:cs="Times New Roman"/>
+          <w:highlight w:val="yellow"/>
+          <w:lang w:val="pt-BR" w:eastAsia="pt-BR"/>
+        </w:rPr>
+        <w:t>X</w:t>
+      </w:r>
+      <w:r>
+        <w:rPr>
+          <w:rFonts w:eastAsia="Times New Roman" w:cs="Times New Roman"/>
+          <w:highlight w:val="yellow"/>
+          <w:lang w:val="pt-BR" w:eastAsia="pt-BR"/>
+        </w:rPr>
+        <w:t xml:space="preserve"> </w:t>
+      </w:r>
+      <w:r>
+        <w:rPr>
+          <w:rFonts w:eastAsia="Times New Roman" w:cs="Times New Roman"/>
+          <w:highlight w:val="yellow"/>
+          <w:lang w:val="pt-BR" w:eastAsia="pt-BR"/>
+        </w:rPr>
+        <w:t>Externo</w:t>
+      </w:r>
+      <w:r>
+        <w:rPr>
+          <w:rFonts w:eastAsia="Times New Roman" w:cs="Times New Roman"/>
+          <w:highlight w:val="yellow"/>
+          <w:lang w:val="pt-BR" w:eastAsia="pt-BR"/>
+        </w:rPr>
+        <w:t xml:space="preserve"> XXX</w:t>
+      </w:r>
+      <w:r>
+        <w:rPr>
+          <w:rFonts w:eastAsia="Times New Roman" w:cs="Times New Roman"/>
+          <w:highlight w:val="yellow"/>
+          <w:lang w:val="pt-BR" w:eastAsia="pt-BR"/>
+        </w:rPr>
+        <w:t>X</w:t>
+      </w:r>
+      <w:r>
+        <w:rPr>
+          <w:rFonts w:eastAsia="Times New Roman" w:cs="Times New Roman"/>
+          <w:highlight w:val="yellow"/>
+          <w:lang w:val="pt-BR" w:eastAsia="pt-BR"/>
+        </w:rPr>
+        <w:t xml:space="preserve">, </w:t>
+      </w:r>
+      <w:proofErr w:type="spellStart"/>
+      <w:r>
+        <w:rPr>
+          <w:rFonts w:eastAsia="Times New Roman" w:cs="Times New Roman"/>
+          <w:highlight w:val="yellow"/>
+          <w:lang w:val="pt-BR" w:eastAsia="pt-BR"/>
+        </w:rPr>
+        <w:t>D.Sc</w:t>
+      </w:r>
+      <w:proofErr w:type="spellEnd"/>
+      <w:r>
+        <w:rPr>
+          <w:rFonts w:eastAsia="Times New Roman" w:cs="Times New Roman"/>
+          <w:highlight w:val="yellow"/>
+          <w:lang w:val="pt-BR" w:eastAsia="pt-BR"/>
+        </w:rPr>
+        <w:t>.</w:t>
+      </w:r>
+      <w:bookmarkStart w:id="2" w:name="_GoBack"/>
+      <w:bookmarkEnd w:id="2"/>
+    </w:p>
+    <w:p>
+      <w:pPr>
+        <w:jc w:val="center"/>
+        <w:rPr>
+          <w:rFonts w:eastAsia="Times New Roman" w:cs="Times New Roman"/>
+          <w:lang w:val="pt-BR" w:eastAsia="pt-BR"/>
+        </w:rPr>
+      </w:pPr>
+      <w:r>
+        <w:rPr>
+          <w:rFonts w:eastAsia="Times New Roman" w:cs="Times New Roman"/>
+          <w:highlight w:val="yellow"/>
+          <w:lang w:val="pt-BR" w:eastAsia="pt-BR"/>
+        </w:rPr>
+        <w:t xml:space="preserve">Universidade </w:t>
+      </w:r>
+      <w:r>
+        <w:rPr>
+          <w:rFonts w:eastAsia="Times New Roman" w:cs="Times New Roman"/>
+          <w:highlight w:val="yellow"/>
+          <w:lang w:val="pt-BR" w:eastAsia="pt-BR"/>
+        </w:rPr>
+        <w:t>XXXX</w:t>
       </w:r>
     </w:p>
     <w:p>
@@ -1843,6 +1949,13 @@
     <w:p/>
     <w:sdt>
       <w:sdtPr>
+        <w:rPr>
+          <w:rFonts w:eastAsiaTheme="minorHAnsi" w:cstheme="minorBidi"/>
+          <w:b w:val="0"/>
+          <w:bCs w:val="0"/>
+          <w:color w:val="auto"/>
+          <w:lang w:val="en-US" w:eastAsia="en-US"/>
+        </w:rPr>
         <w:id w:val="370280102"/>
         <w:docPartObj>
           <w:docPartGallery w:val="Table of Contents"/>
@@ -1851,10 +1964,7 @@
       </w:sdtPr>
       <w:sdtEndPr>
         <w:rPr>
-          <w:rFonts w:eastAsiaTheme="minorHAnsi" w:cstheme="minorBidi"/>
           <w:noProof/>
-          <w:color w:val="auto"/>
-          <w:lang w:val="en-US" w:eastAsia="en-US"/>
         </w:rPr>
       </w:sdtEndPr>
       <w:sdtContent>
@@ -5760,15 +5870,13 @@
       <w:pPr>
         <w:pStyle w:val="Heading1"/>
       </w:pPr>
-      <w:bookmarkStart w:id="2" w:name="_Toc518904966"/>
-      <w:bookmarkStart w:id="3" w:name="_GoBack"/>
-      <w:bookmarkEnd w:id="3"/>
+      <w:bookmarkStart w:id="3" w:name="_Toc518904966"/>
       <w:r>
         <w:lastRenderedPageBreak/>
         <w:t>Introdução</w:t>
       </w:r>
       <w:bookmarkEnd w:id="0"/>
-      <w:bookmarkEnd w:id="2"/>
+      <w:bookmarkEnd w:id="3"/>
     </w:p>
     <w:p>
       <w:pPr>
@@ -40241,3622 +40349,1150 @@
             <w:shd w:val="clear" w:color="auto" w:fill="auto"/>
           </w:tcPr>
           <w:p>
+            <w:pPr>
+              <w:rPr>
+                <w:lang w:val="pt-BR"/>
+              </w:rPr>
+            </w:pPr>
+            <w:r>
+              <w:rPr>
+                <w:lang w:val="pt-BR"/>
+              </w:rPr>
+              <w:lastRenderedPageBreak/>
+              <w:t>Algoritmo usado para a atualização de pesos de uma rede neural com o objetivo de aproximar suas previsões dos alvos desejados.</w:t>
+            </w:r>
+          </w:p>
+          <w:p>
+            <w:pPr>
+              <w:rPr>
+                <w:lang w:val="pt-BR"/>
+              </w:rPr>
+            </w:pPr>
+          </w:p>
+          <w:p>
+            <w:pPr>
+              <w:rPr>
+                <w:lang w:val="pt-BR"/>
+              </w:rPr>
+            </w:pPr>
+            <w:r>
+              <w:rPr>
+                <w:lang w:val="pt-BR"/>
+              </w:rPr>
+              <w:t>A etapa, durante o treinamento de uma rede neural, em que os erros são calculados e os pesos da rede atualizados.</w:t>
+            </w:r>
+          </w:p>
+          <w:p>
+            <w:pPr>
+              <w:rPr>
+                <w:lang w:val="pt-BR"/>
+              </w:rPr>
+            </w:pPr>
+          </w:p>
+          <w:p>
+            <w:pPr>
+              <w:rPr>
+                <w:lang w:val="pt-BR"/>
+              </w:rPr>
+            </w:pPr>
+            <w:r>
+              <w:rPr>
+                <w:lang w:val="pt-BR"/>
+              </w:rPr>
+              <w:t>Quantidade de vetores de entradas utilizados para o cálculo dos erros durante o treinamento de uma rede neural.</w:t>
+            </w:r>
+          </w:p>
+          <w:p>
+            <w:pPr>
+              <w:rPr>
+                <w:lang w:val="pt-BR"/>
+              </w:rPr>
+            </w:pPr>
+          </w:p>
+          <w:p>
+            <w:pPr>
+              <w:rPr>
+                <w:lang w:val="pt-BR"/>
+              </w:rPr>
+            </w:pPr>
+            <w:r>
+              <w:rPr>
+                <w:lang w:val="pt-BR"/>
+              </w:rPr>
+              <w:t>Pesos somados às saídas de uma camada de uma rede neural, com o intuito de evitar que os pesos das ligações entre neurônios fiquem presas no valor zero durante o treinamento.</w:t>
+            </w:r>
+          </w:p>
+          <w:p>
+            <w:pPr>
+              <w:rPr>
+                <w:lang w:val="pt-BR"/>
+              </w:rPr>
+            </w:pPr>
+          </w:p>
+          <w:p>
+            <w:pPr>
+              <w:rPr>
+                <w:lang w:val="pt-BR"/>
+              </w:rPr>
+            </w:pPr>
+            <w:r>
+              <w:rPr>
+                <w:lang w:val="pt-BR"/>
+              </w:rPr>
+              <w:t>Estrutura de dados eficiente onde a última posição de uma lista, na memória, é adjacente à primeira.</w:t>
+            </w:r>
+          </w:p>
+          <w:p>
+            <w:pPr>
+              <w:rPr>
+                <w:lang w:val="pt-BR"/>
+              </w:rPr>
+            </w:pPr>
+          </w:p>
+          <w:p>
+            <w:pPr>
+              <w:rPr>
+                <w:lang w:val="pt-BR"/>
+              </w:rPr>
+            </w:pPr>
+            <w:r>
+              <w:rPr>
+                <w:lang w:val="pt-BR"/>
+              </w:rPr>
+              <w:t>Número adimensional que governa a qualidade e a convergência de algumas simulações baseadas em equações diferenciais parciais.</w:t>
+            </w:r>
+          </w:p>
+          <w:p>
+            <w:pPr>
+              <w:rPr>
+                <w:lang w:val="pt-BR"/>
+              </w:rPr>
+            </w:pPr>
+          </w:p>
+          <w:p>
+            <w:pPr>
+              <w:rPr>
+                <w:lang w:val="pt-BR"/>
+              </w:rPr>
+            </w:pPr>
+            <w:r>
+              <w:rPr>
+                <w:lang w:val="pt-BR"/>
+              </w:rPr>
+              <w:t>É uma organização americana voltada à elaboração de licenças para uso livre de produções intelectuais.</w:t>
+            </w:r>
+          </w:p>
+          <w:p>
+            <w:pPr>
+              <w:rPr>
+                <w:lang w:val="pt-BR"/>
+              </w:rPr>
+            </w:pPr>
+          </w:p>
+          <w:p>
+            <w:pPr>
+              <w:rPr>
+                <w:lang w:val="pt-BR"/>
+              </w:rPr>
+            </w:pPr>
+            <w:r>
+              <w:rPr>
+                <w:lang w:val="pt-BR"/>
+              </w:rPr>
+              <w:t>Estruturas utilizadas no processamento digital de sinais onde ficam armazenados um número pré-definidos de samples por um período arbitrário de tempo.</w:t>
+            </w:r>
+          </w:p>
+          <w:p>
+            <w:pPr>
+              <w:rPr>
+                <w:lang w:val="pt-BR"/>
+              </w:rPr>
+            </w:pPr>
+          </w:p>
+          <w:p>
+            <w:pPr>
+              <w:rPr>
+                <w:lang w:val="pt-BR"/>
+              </w:rPr>
+            </w:pPr>
+            <w:r>
+              <w:rPr>
+                <w:lang w:val="pt-BR"/>
+              </w:rPr>
+              <w:t xml:space="preserve">Standard </w:t>
+            </w:r>
             <w:proofErr w:type="spellStart"/>
             <w:r>
+              <w:rPr>
+                <w:lang w:val="pt-BR"/>
+              </w:rPr>
+              <w:t>gradient</w:t>
+            </w:r>
+            <w:proofErr w:type="spellEnd"/>
+            <w:r>
+              <w:rPr>
+                <w:lang w:val="pt-BR"/>
+              </w:rPr>
+              <w:t xml:space="preserve"> </w:t>
+            </w:r>
+            <w:proofErr w:type="spellStart"/>
+            <w:r>
+              <w:rPr>
+                <w:lang w:val="pt-BR"/>
+              </w:rPr>
+              <w:t>descent</w:t>
+            </w:r>
+            <w:proofErr w:type="spellEnd"/>
+            <w:r>
+              <w:rPr>
+                <w:lang w:val="pt-BR"/>
+              </w:rPr>
+              <w:t xml:space="preserve">, é uma técnica de atualização dos pesos de uma rede neural onde os pesos são movidos </w:t>
+            </w:r>
+            <w:proofErr w:type="spellStart"/>
+            <w:r>
+              <w:rPr>
+                <w:lang w:val="pt-BR"/>
+              </w:rPr>
+              <w:t>na</w:t>
+            </w:r>
+            <w:proofErr w:type="spellEnd"/>
+            <w:r>
+              <w:rPr>
+                <w:lang w:val="pt-BR"/>
+              </w:rPr>
+              <w:t xml:space="preserve"> no sentido oposto ao gradiente do erro calculado.</w:t>
+            </w:r>
+          </w:p>
+          <w:p>
+            <w:pPr>
+              <w:rPr>
+                <w:lang w:val="pt-BR"/>
+              </w:rPr>
+            </w:pPr>
+          </w:p>
+          <w:p>
+            <w:pPr>
+              <w:rPr>
+                <w:lang w:val="pt-BR"/>
+              </w:rPr>
+            </w:pPr>
+            <w:proofErr w:type="spellStart"/>
+            <w:r>
+              <w:rPr>
+                <w:lang w:val="pt-BR"/>
+              </w:rPr>
+              <w:t>Discrete</w:t>
+            </w:r>
+            <w:proofErr w:type="spellEnd"/>
+            <w:r>
+              <w:rPr>
+                <w:lang w:val="pt-BR"/>
+              </w:rPr>
+              <w:t xml:space="preserve"> Fourier </w:t>
+            </w:r>
+            <w:proofErr w:type="spellStart"/>
+            <w:r>
+              <w:rPr>
+                <w:lang w:val="pt-BR"/>
+              </w:rPr>
+              <w:t>Transform</w:t>
+            </w:r>
+            <w:proofErr w:type="spellEnd"/>
+            <w:r>
+              <w:rPr>
+                <w:lang w:val="pt-BR"/>
+              </w:rPr>
+              <w:t>, versão discreta da transformada de Fourier.</w:t>
+            </w:r>
+          </w:p>
+          <w:p>
+            <w:pPr>
+              <w:rPr>
+                <w:lang w:val="pt-BR"/>
+              </w:rPr>
+            </w:pPr>
+          </w:p>
+          <w:p>
+            <w:pPr>
+              <w:rPr>
+                <w:lang w:val="pt-BR"/>
+              </w:rPr>
+            </w:pPr>
+            <w:r>
+              <w:rPr>
+                <w:lang w:val="pt-BR"/>
+              </w:rPr>
+              <w:t>Algoritmo de simulação acústica física criado por Julius O. Smith III.</w:t>
+            </w:r>
+          </w:p>
+          <w:p>
+            <w:pPr>
+              <w:rPr>
+                <w:lang w:val="pt-BR"/>
+              </w:rPr>
+            </w:pPr>
+          </w:p>
+          <w:p>
+            <w:pPr>
+              <w:rPr>
+                <w:lang w:val="pt-BR"/>
+              </w:rPr>
+            </w:pPr>
+            <w:r>
+              <w:rPr>
+                <w:lang w:val="pt-BR"/>
+              </w:rPr>
+              <w:t xml:space="preserve">Digital musical </w:t>
+            </w:r>
+            <w:proofErr w:type="spellStart"/>
+            <w:r>
+              <w:rPr>
+                <w:lang w:val="pt-BR"/>
+              </w:rPr>
+              <w:t>instrument</w:t>
+            </w:r>
+            <w:proofErr w:type="spellEnd"/>
+            <w:r>
+              <w:rPr>
+                <w:lang w:val="pt-BR"/>
+              </w:rPr>
+              <w:t>, instrumento musical digital.</w:t>
+            </w:r>
+          </w:p>
+          <w:p>
+            <w:pPr>
+              <w:rPr>
+                <w:lang w:val="pt-BR"/>
+              </w:rPr>
+            </w:pPr>
+          </w:p>
+          <w:p>
+            <w:pPr>
+              <w:rPr>
+                <w:lang w:val="pt-BR"/>
+              </w:rPr>
+            </w:pPr>
+            <w:r>
+              <w:rPr>
+                <w:lang w:val="pt-BR"/>
+              </w:rPr>
+              <w:t>Efeito que ocorre quando a mesma amostra sonora é tocada em rápida sucessão, sem tratamento adicional, em um DMI, prejudicando o caráter natural do som gerado.</w:t>
+            </w:r>
+          </w:p>
+          <w:p>
+            <w:pPr>
+              <w:rPr>
+                <w:lang w:val="pt-BR"/>
+              </w:rPr>
+            </w:pPr>
+          </w:p>
+          <w:p>
+            <w:pPr>
+              <w:rPr>
+                <w:lang w:val="pt-BR"/>
+              </w:rPr>
+            </w:pPr>
+            <w:r>
+              <w:rPr>
+                <w:lang w:val="pt-BR"/>
+              </w:rPr>
+              <w:t>No contexto de redes neurais, é o número de vezes, ou épocas, em que a rede utiliza todos os pares de vetores de entrada e alvos para atualizar seus pesos, durante a etapa de treinamento.</w:t>
+            </w:r>
+          </w:p>
+          <w:p>
+            <w:pPr>
+              <w:rPr>
+                <w:lang w:val="pt-BR"/>
+              </w:rPr>
+            </w:pPr>
+          </w:p>
+          <w:p>
+            <w:pPr>
+              <w:rPr>
+                <w:lang w:val="pt-BR"/>
+              </w:rPr>
+            </w:pPr>
+            <w:proofErr w:type="spellStart"/>
+            <w:r>
+              <w:rPr>
+                <w:lang w:val="pt-BR"/>
+              </w:rPr>
+              <w:t>Fast</w:t>
+            </w:r>
+            <w:proofErr w:type="spellEnd"/>
+            <w:r>
+              <w:rPr>
+                <w:lang w:val="pt-BR"/>
+              </w:rPr>
+              <w:t xml:space="preserve"> Fourier </w:t>
+            </w:r>
+            <w:proofErr w:type="spellStart"/>
+            <w:r>
+              <w:rPr>
+                <w:lang w:val="pt-BR"/>
+              </w:rPr>
+              <w:t>Transform</w:t>
+            </w:r>
+            <w:proofErr w:type="spellEnd"/>
+            <w:r>
+              <w:rPr>
+                <w:lang w:val="pt-BR"/>
+              </w:rPr>
+              <w:t>, Algoritmo que implementa de maneira eficiente a transformada discreta de Fourier.</w:t>
+            </w:r>
+          </w:p>
+          <w:p>
+            <w:pPr>
+              <w:rPr>
+                <w:lang w:val="pt-BR"/>
+              </w:rPr>
+            </w:pPr>
+          </w:p>
+          <w:p>
+            <w:pPr>
+              <w:rPr>
+                <w:lang w:val="pt-BR"/>
+              </w:rPr>
+            </w:pPr>
+            <w:r>
+              <w:rPr>
+                <w:lang w:val="pt-BR"/>
+              </w:rPr>
+              <w:t xml:space="preserve">Movimento de predição de uma rede neural, onde seus vetores de </w:t>
+            </w:r>
+            <w:r>
+              <w:rPr>
+                <w:lang w:val="pt-BR"/>
+              </w:rPr>
               <w:lastRenderedPageBreak/>
-              <w:t>Algoritmo</w:t>
+              <w:t>entrada são transformados nos vetores de saída. Pode ocorrer durante o treinamento, a fim de aferir os erros, ou durante a utilização da rede treinada.</w:t>
+            </w:r>
+          </w:p>
+          <w:p>
+            <w:pPr>
+              <w:rPr>
+                <w:lang w:val="pt-BR"/>
+              </w:rPr>
+            </w:pPr>
+          </w:p>
+          <w:p>
+            <w:pPr>
+              <w:rPr>
+                <w:lang w:val="pt-BR"/>
+              </w:rPr>
+            </w:pPr>
+            <w:r>
+              <w:rPr>
+                <w:lang w:val="pt-BR"/>
+              </w:rPr>
+              <w:t xml:space="preserve">Frames per </w:t>
+            </w:r>
+            <w:proofErr w:type="spellStart"/>
+            <w:r>
+              <w:rPr>
+                <w:lang w:val="pt-BR"/>
+              </w:rPr>
+              <w:t>second</w:t>
             </w:r>
             <w:proofErr w:type="spellEnd"/>
             <w:r>
+              <w:rPr>
+                <w:lang w:val="pt-BR"/>
+              </w:rPr>
+              <w:t>, termo que denota a quantidade de dados reproduzidos por segundo em formatos de mídias digitais, como áudio e vídeo.</w:t>
+            </w:r>
+          </w:p>
+          <w:p>
+            <w:pPr>
+              <w:rPr>
+                <w:lang w:val="pt-BR"/>
+              </w:rPr>
+            </w:pPr>
+          </w:p>
+          <w:p>
+            <w:pPr>
+              <w:rPr>
+                <w:lang w:val="pt-BR"/>
+              </w:rPr>
+            </w:pPr>
+            <w:r>
+              <w:rPr>
+                <w:lang w:val="pt-BR"/>
+              </w:rPr>
+              <w:t xml:space="preserve">Denota quantas amostras foram gravadas por segundo em formatos de mídias digitais, como </w:t>
+            </w:r>
+            <w:proofErr w:type="spellStart"/>
+            <w:r>
+              <w:rPr>
+                <w:lang w:val="pt-BR"/>
+              </w:rPr>
+              <w:t>aúdio</w:t>
+            </w:r>
+            <w:proofErr w:type="spellEnd"/>
+            <w:r>
+              <w:rPr>
+                <w:lang w:val="pt-BR"/>
+              </w:rPr>
+              <w:t xml:space="preserve"> e vídeo.</w:t>
+            </w:r>
+          </w:p>
+          <w:p>
+            <w:pPr>
+              <w:rPr>
+                <w:lang w:val="pt-BR"/>
+              </w:rPr>
+            </w:pPr>
+          </w:p>
+          <w:p>
+            <w:pPr>
+              <w:rPr>
+                <w:lang w:val="pt-BR"/>
+              </w:rPr>
+            </w:pPr>
+            <w:proofErr w:type="spellStart"/>
+            <w:r>
+              <w:rPr>
+                <w:lang w:val="pt-BR"/>
+              </w:rPr>
+              <w:t>Generative</w:t>
+            </w:r>
+            <w:proofErr w:type="spellEnd"/>
+            <w:r>
+              <w:rPr>
+                <w:lang w:val="pt-BR"/>
+              </w:rPr>
+              <w:t xml:space="preserve"> Adversarial Neural Networks, pares de redes neurais convencionais onde uma das redes gera saídas a serem classificadas pela outra, algumas vezes </w:t>
+            </w:r>
+            <w:proofErr w:type="spellStart"/>
+            <w:r>
+              <w:rPr>
+                <w:lang w:val="pt-BR"/>
+              </w:rPr>
+              <w:t>pré</w:t>
+            </w:r>
+            <w:proofErr w:type="spellEnd"/>
+            <w:r>
+              <w:rPr>
+                <w:lang w:val="pt-BR"/>
+              </w:rPr>
+              <w:t xml:space="preserve"> treinada, como autênticas ou não.</w:t>
+            </w:r>
+          </w:p>
+          <w:p>
+            <w:pPr>
+              <w:rPr>
+                <w:lang w:val="pt-BR"/>
+              </w:rPr>
+            </w:pPr>
+          </w:p>
+          <w:p>
+            <w:pPr>
+              <w:rPr>
+                <w:lang w:val="pt-BR"/>
+              </w:rPr>
+            </w:pPr>
+            <w:r>
+              <w:rPr>
+                <w:lang w:val="pt-BR"/>
+              </w:rPr>
+              <w:t>Forma de investigação dos melhores parâmetros, em modelos onde sua relação não é independente. Idealmente, investiga-se todas as combinações possíveis de valores para cada um dos parâmetros.</w:t>
+            </w:r>
+          </w:p>
+          <w:p>
+            <w:pPr>
+              <w:rPr>
+                <w:lang w:val="pt-BR"/>
+              </w:rPr>
+            </w:pPr>
+          </w:p>
+          <w:p>
+            <w:pPr>
+              <w:rPr>
+                <w:lang w:val="pt-BR"/>
+              </w:rPr>
+            </w:pPr>
+            <w:r>
+              <w:rPr>
+                <w:lang w:val="pt-BR"/>
+              </w:rPr>
+              <w:t>Taxa de aprendizado de uma rede neural. Um valor que multiplica o gradiente dos erros, como forma de introduzir uma atualização suave dos pesos.</w:t>
+            </w:r>
+          </w:p>
+          <w:p>
+            <w:pPr>
+              <w:rPr>
+                <w:lang w:val="pt-BR"/>
+              </w:rPr>
+            </w:pPr>
+          </w:p>
+          <w:p>
+            <w:pPr>
+              <w:rPr>
+                <w:lang w:val="pt-BR"/>
+              </w:rPr>
+            </w:pPr>
+            <w:proofErr w:type="spellStart"/>
+            <w:r>
+              <w:rPr>
+                <w:lang w:val="pt-BR"/>
+              </w:rPr>
+              <w:t>Least</w:t>
+            </w:r>
+            <w:proofErr w:type="spellEnd"/>
+            <w:r>
+              <w:rPr>
+                <w:lang w:val="pt-BR"/>
+              </w:rPr>
               <w:t xml:space="preserve"> </w:t>
             </w:r>
             <w:proofErr w:type="spellStart"/>
             <w:r>
-              <w:t>usado</w:t>
+              <w:rPr>
+                <w:lang w:val="pt-BR"/>
+              </w:rPr>
+              <w:t>mean</w:t>
             </w:r>
             <w:proofErr w:type="spellEnd"/>
             <w:r>
-              <w:t xml:space="preserve"> para </w:t>
+              <w:rPr>
+                <w:lang w:val="pt-BR"/>
+              </w:rPr>
+              <w:t xml:space="preserve"> </w:t>
+            </w:r>
+            <w:proofErr w:type="spellStart"/>
+            <w:r>
+              <w:rPr>
+                <w:lang w:val="pt-BR"/>
+              </w:rPr>
+              <w:t>squares</w:t>
+            </w:r>
+            <w:proofErr w:type="spellEnd"/>
+            <w:r>
+              <w:rPr>
+                <w:lang w:val="pt-BR"/>
+              </w:rPr>
+              <w:t xml:space="preserve">, mínima média dos quadrados, é uma métrica de erro muito utilizada, onde o objetivo do modelo é </w:t>
+            </w:r>
+            <w:proofErr w:type="spellStart"/>
+            <w:r>
+              <w:rPr>
+                <w:lang w:val="pt-BR"/>
+              </w:rPr>
+              <w:t>diminuit</w:t>
+            </w:r>
+            <w:proofErr w:type="spellEnd"/>
+            <w:r>
+              <w:rPr>
+                <w:lang w:val="pt-BR"/>
+              </w:rPr>
+              <w:t xml:space="preserve"> a média da soma dos quadrados dos erros.</w:t>
+            </w:r>
+          </w:p>
+          <w:p>
+            <w:pPr>
+              <w:rPr>
+                <w:lang w:val="pt-BR"/>
+              </w:rPr>
+            </w:pPr>
+          </w:p>
+          <w:p>
+            <w:pPr>
+              <w:rPr>
+                <w:lang w:val="pt-BR"/>
+              </w:rPr>
+            </w:pPr>
+          </w:p>
+          <w:p>
+            <w:pPr>
+              <w:rPr>
+                <w:lang w:val="pt-BR"/>
+              </w:rPr>
+            </w:pPr>
+            <w:proofErr w:type="spellStart"/>
+            <w:r>
+              <w:rPr>
+                <w:lang w:val="pt-BR"/>
+              </w:rPr>
+              <w:t>Long</w:t>
+            </w:r>
+            <w:proofErr w:type="spellEnd"/>
+            <w:r>
+              <w:rPr>
+                <w:lang w:val="pt-BR"/>
+              </w:rPr>
+              <w:t xml:space="preserve"> short-</w:t>
+            </w:r>
+            <w:proofErr w:type="spellStart"/>
+            <w:r>
+              <w:rPr>
+                <w:lang w:val="pt-BR"/>
+              </w:rPr>
+              <w:t>term</w:t>
+            </w:r>
+            <w:proofErr w:type="spellEnd"/>
+            <w:r>
+              <w:rPr>
+                <w:lang w:val="pt-BR"/>
+              </w:rPr>
+              <w:t xml:space="preserve"> </w:t>
+            </w:r>
+            <w:proofErr w:type="spellStart"/>
+            <w:r>
+              <w:rPr>
+                <w:lang w:val="pt-BR"/>
+              </w:rPr>
+              <w:t>memory</w:t>
+            </w:r>
+            <w:proofErr w:type="spellEnd"/>
+            <w:r>
+              <w:rPr>
+                <w:lang w:val="pt-BR"/>
+              </w:rPr>
+              <w:t xml:space="preserve"> são unidades utilizadas em redes recorrentes que tem como função regular as características que devem ser lembradas por longos períodos e as que devem ser esquecidas.</w:t>
+            </w:r>
+          </w:p>
+          <w:p>
+            <w:pPr>
+              <w:rPr>
+                <w:lang w:val="pt-BR"/>
+              </w:rPr>
+            </w:pPr>
+          </w:p>
+          <w:p>
+            <w:pPr>
+              <w:rPr>
+                <w:lang w:val="pt-BR"/>
+              </w:rPr>
+            </w:pPr>
+            <w:r>
+              <w:rPr>
+                <w:lang w:val="pt-BR"/>
+              </w:rPr>
+              <w:t xml:space="preserve">Musical </w:t>
+            </w:r>
+            <w:proofErr w:type="spellStart"/>
+            <w:r>
+              <w:rPr>
+                <w:lang w:val="pt-BR"/>
+              </w:rPr>
+              <w:t>Instrument</w:t>
+            </w:r>
+            <w:proofErr w:type="spellEnd"/>
+            <w:r>
+              <w:rPr>
+                <w:lang w:val="pt-BR"/>
+              </w:rPr>
+              <w:t xml:space="preserve"> Digital Interface é uma linguagem introduzida para a normalização das conexões entre controladores e sintetizadores. É o padrão não formal de conexões entre </w:t>
+            </w:r>
+            <w:proofErr w:type="spellStart"/>
+            <w:r>
+              <w:rPr>
+                <w:lang w:val="pt-BR"/>
+              </w:rPr>
+              <w:t>DMIs</w:t>
+            </w:r>
+            <w:proofErr w:type="spellEnd"/>
+            <w:r>
+              <w:rPr>
+                <w:lang w:val="pt-BR"/>
+              </w:rPr>
+              <w:t xml:space="preserve"> e afins.</w:t>
+            </w:r>
+          </w:p>
+          <w:p>
+            <w:pPr>
+              <w:rPr>
+                <w:lang w:val="pt-BR"/>
+              </w:rPr>
+            </w:pPr>
+          </w:p>
+          <w:p>
+            <w:pPr>
+              <w:rPr>
+                <w:lang w:val="pt-BR"/>
+              </w:rPr>
+            </w:pPr>
+            <w:r>
+              <w:rPr>
+                <w:lang w:val="pt-BR"/>
+              </w:rPr>
+              <w:t xml:space="preserve">Base de dados de dígitos escritos à mão, escaneados, processados e disponibilizados de forma gratuita. bastante </w:t>
+            </w:r>
+            <w:proofErr w:type="spellStart"/>
+            <w:r>
+              <w:rPr>
+                <w:lang w:val="pt-BR"/>
+              </w:rPr>
+              <w:t>utilizads</w:t>
+            </w:r>
+            <w:proofErr w:type="spellEnd"/>
+            <w:r>
+              <w:rPr>
+                <w:lang w:val="pt-BR"/>
+              </w:rPr>
+              <w:t xml:space="preserve"> para a avaliação de modelos neurais da área de visão de computadores.</w:t>
+            </w:r>
+          </w:p>
+          <w:p>
+            <w:pPr>
+              <w:rPr>
+                <w:lang w:val="pt-BR"/>
+              </w:rPr>
+            </w:pPr>
+          </w:p>
+          <w:p>
+            <w:pPr>
+              <w:rPr>
+                <w:lang w:val="pt-BR"/>
+              </w:rPr>
+            </w:pPr>
+            <w:r>
+              <w:rPr>
+                <w:lang w:val="pt-BR"/>
+              </w:rPr>
+              <w:t>Ocorre quando um modelo perde a habilidade de generalização ao aprender de maneira muito próxima um exemplo simples em relação à sua arquitetura.</w:t>
+            </w:r>
+          </w:p>
+          <w:p>
+            <w:pPr>
+              <w:rPr>
+                <w:lang w:val="pt-BR"/>
+              </w:rPr>
+            </w:pPr>
+          </w:p>
+          <w:p>
+            <w:pPr>
+              <w:rPr>
+                <w:lang w:val="pt-BR"/>
+              </w:rPr>
+            </w:pPr>
+            <w:r>
+              <w:rPr>
+                <w:lang w:val="pt-BR"/>
+              </w:rPr>
+              <w:t>É uma técnica em que o músico excita a corda, geralmente em instrumentos de arco, com o uso dos dedos.</w:t>
+            </w:r>
+          </w:p>
+          <w:p>
+            <w:pPr>
+              <w:rPr>
+                <w:lang w:val="pt-BR"/>
+              </w:rPr>
+            </w:pPr>
+          </w:p>
+          <w:p>
+            <w:pPr>
+              <w:rPr>
+                <w:lang w:val="pt-BR"/>
+              </w:rPr>
+            </w:pPr>
+            <w:r>
+              <w:rPr>
+                <w:lang w:val="pt-BR"/>
+              </w:rPr>
+              <w:t xml:space="preserve">No contexto de redes </w:t>
+            </w:r>
+            <w:proofErr w:type="spellStart"/>
+            <w:r>
+              <w:rPr>
+                <w:lang w:val="pt-BR"/>
+              </w:rPr>
+              <w:t>convolucionais</w:t>
+            </w:r>
+            <w:proofErr w:type="spellEnd"/>
+            <w:r>
+              <w:rPr>
+                <w:lang w:val="pt-BR"/>
+              </w:rPr>
+              <w:t xml:space="preserve"> consiste na concatenação de dados de vários filtros; técnicas usuais são o </w:t>
+            </w:r>
+            <w:proofErr w:type="spellStart"/>
+            <w:r>
+              <w:rPr>
+                <w:lang w:val="pt-BR"/>
+              </w:rPr>
+              <w:t>max</w:t>
+            </w:r>
+            <w:proofErr w:type="spellEnd"/>
+            <w:r>
+              <w:rPr>
+                <w:lang w:val="pt-BR"/>
+              </w:rPr>
+              <w:t xml:space="preserve"> </w:t>
+            </w:r>
+            <w:proofErr w:type="spellStart"/>
+            <w:r>
+              <w:rPr>
+                <w:lang w:val="pt-BR"/>
+              </w:rPr>
+              <w:t>pooling</w:t>
+            </w:r>
+            <w:proofErr w:type="spellEnd"/>
+            <w:r>
+              <w:rPr>
+                <w:lang w:val="pt-BR"/>
+              </w:rPr>
+              <w:t xml:space="preserve">, onde são utilizados os maiores valores e </w:t>
+            </w:r>
+            <w:proofErr w:type="spellStart"/>
+            <w:r>
+              <w:rPr>
+                <w:lang w:val="pt-BR"/>
+              </w:rPr>
+              <w:t>averge</w:t>
+            </w:r>
+            <w:proofErr w:type="spellEnd"/>
+            <w:r>
+              <w:rPr>
+                <w:lang w:val="pt-BR"/>
+              </w:rPr>
+              <w:t xml:space="preserve"> </w:t>
+            </w:r>
+            <w:proofErr w:type="spellStart"/>
+            <w:r>
+              <w:rPr>
+                <w:lang w:val="pt-BR"/>
+              </w:rPr>
+              <w:t>pooling</w:t>
+            </w:r>
+            <w:proofErr w:type="spellEnd"/>
+            <w:r>
+              <w:rPr>
+                <w:lang w:val="pt-BR"/>
+              </w:rPr>
+              <w:t xml:space="preserve">, onde as </w:t>
+            </w:r>
+            <w:r>
+              <w:rPr>
+                <w:lang w:val="pt-BR"/>
+              </w:rPr>
+              <w:lastRenderedPageBreak/>
+              <w:t>médias são utilizadas.</w:t>
+            </w:r>
+          </w:p>
+          <w:p>
+            <w:pPr>
+              <w:rPr>
+                <w:lang w:val="pt-BR"/>
+              </w:rPr>
+            </w:pPr>
+          </w:p>
+          <w:p>
+            <w:pPr>
+              <w:rPr>
+                <w:lang w:val="pt-BR"/>
+              </w:rPr>
+            </w:pPr>
+            <w:r>
+              <w:rPr>
+                <w:lang w:val="pt-BR"/>
+              </w:rPr>
+              <w:t xml:space="preserve">Amostras sonoras redundantes gravadas de uma mesma peça e articulação de um instrumento, com </w:t>
             </w:r>
             <w:proofErr w:type="gramStart"/>
             <w:r>
-              <w:t>a</w:t>
+              <w:rPr>
+                <w:lang w:val="pt-BR"/>
+              </w:rPr>
+              <w:t>o objetivos</w:t>
             </w:r>
             <w:proofErr w:type="gramEnd"/>
             <w:r>
+              <w:rPr>
+                <w:lang w:val="pt-BR"/>
+              </w:rPr>
+              <w:t xml:space="preserve"> de evitar o efeito </w:t>
+            </w:r>
+            <w:proofErr w:type="spellStart"/>
+            <w:r>
+              <w:rPr>
+                <w:lang w:val="pt-BR"/>
+              </w:rPr>
+              <w:t>machine</w:t>
+            </w:r>
+            <w:proofErr w:type="spellEnd"/>
+            <w:r>
+              <w:rPr>
+                <w:lang w:val="pt-BR"/>
+              </w:rPr>
               <w:t xml:space="preserve"> </w:t>
             </w:r>
             <w:proofErr w:type="spellStart"/>
             <w:r>
-              <w:t>atualização</w:t>
+              <w:rPr>
+                <w:lang w:val="pt-BR"/>
+              </w:rPr>
+              <w:t>gun</w:t>
             </w:r>
             <w:proofErr w:type="spellEnd"/>
             <w:r>
-              <w:t xml:space="preserve"> de pesos de </w:t>
+              <w:rPr>
+                <w:lang w:val="pt-BR"/>
+              </w:rPr>
+              <w:t xml:space="preserve"> durante a execução do DMI. </w:t>
+            </w:r>
+          </w:p>
+          <w:p>
+            <w:pPr>
+              <w:rPr>
+                <w:lang w:val="pt-BR"/>
+              </w:rPr>
+            </w:pPr>
+          </w:p>
+          <w:p>
+            <w:pPr>
+              <w:rPr>
+                <w:lang w:val="pt-BR"/>
+              </w:rPr>
+            </w:pPr>
+            <w:r>
+              <w:rPr>
+                <w:lang w:val="pt-BR"/>
+              </w:rPr>
+              <w:t>São os pontos de uma onda contínua amostrados, geralmente em intervalos de tempo regulares, durante o processo de digitalização.</w:t>
+            </w:r>
+          </w:p>
+          <w:p>
+            <w:pPr>
+              <w:rPr>
+                <w:lang w:val="pt-BR"/>
+              </w:rPr>
+            </w:pPr>
+          </w:p>
+          <w:p>
+            <w:pPr>
+              <w:rPr>
+                <w:lang w:val="pt-BR"/>
+              </w:rPr>
+            </w:pPr>
+            <w:r>
+              <w:rPr>
+                <w:lang w:val="pt-BR"/>
+              </w:rPr>
+              <w:t xml:space="preserve">Denota quantas amostras foram gravadas por segundo em formatos de mídias digitais, como </w:t>
             </w:r>
             <w:proofErr w:type="spellStart"/>
             <w:r>
-              <w:t>uma</w:t>
+              <w:rPr>
+                <w:lang w:val="pt-BR"/>
+              </w:rPr>
+              <w:t>aúdio</w:t>
             </w:r>
             <w:proofErr w:type="spellEnd"/>
             <w:r>
-              <w:t xml:space="preserve"> rede neural com o </w:t>
+              <w:rPr>
+                <w:lang w:val="pt-BR"/>
+              </w:rPr>
+              <w:t xml:space="preserve"> e vídeo.</w:t>
+            </w:r>
+          </w:p>
+          <w:p>
+            <w:pPr>
+              <w:rPr>
+                <w:lang w:val="pt-BR"/>
+              </w:rPr>
+            </w:pPr>
+          </w:p>
+          <w:p>
+            <w:pPr>
+              <w:rPr>
+                <w:lang w:val="pt-BR"/>
+              </w:rPr>
+            </w:pPr>
+            <w:r>
+              <w:rPr>
+                <w:lang w:val="pt-BR"/>
+              </w:rPr>
+              <w:t xml:space="preserve">Função </w:t>
             </w:r>
             <w:proofErr w:type="spellStart"/>
             <w:r>
-              <w:t>objetivo</w:t>
+              <w:rPr>
+                <w:lang w:val="pt-BR"/>
+              </w:rPr>
+              <w:t>sigmoidal</w:t>
             </w:r>
             <w:proofErr w:type="spellEnd"/>
             <w:r>
-              <w:t xml:space="preserve"> de </w:t>
+              <w:rPr>
+                <w:lang w:val="pt-BR"/>
+              </w:rPr>
+              <w:t xml:space="preserve"> utilizada para uma interpolação suave no contexto de gráficos digitais.</w:t>
+            </w:r>
+          </w:p>
+          <w:p>
+            <w:pPr>
+              <w:rPr>
+                <w:lang w:val="pt-BR"/>
+              </w:rPr>
+            </w:pPr>
+          </w:p>
+          <w:p>
+            <w:pPr>
+              <w:rPr>
+                <w:lang w:val="pt-BR"/>
+              </w:rPr>
+            </w:pPr>
+            <w:r>
+              <w:rPr>
+                <w:lang w:val="pt-BR"/>
+              </w:rPr>
+              <w:t>Plataforma que permite a visualização do treinamento de redes neurais.</w:t>
+            </w:r>
+          </w:p>
+          <w:p>
+            <w:pPr>
+              <w:rPr>
+                <w:lang w:val="pt-BR"/>
+              </w:rPr>
+            </w:pPr>
+          </w:p>
+          <w:p>
+            <w:pPr>
+              <w:rPr>
+                <w:lang w:val="pt-BR"/>
+              </w:rPr>
+            </w:pPr>
+            <w:r>
+              <w:rPr>
+                <w:lang w:val="pt-BR"/>
+              </w:rPr>
+              <w:t>Etapa onde um sistema, do ponto de visto acústico, não alcançou a etapa periódica, e apresenta comportamento aberrante.</w:t>
+            </w:r>
+          </w:p>
+          <w:p>
+            <w:pPr>
+              <w:rPr>
+                <w:lang w:val="pt-BR"/>
+              </w:rPr>
+            </w:pPr>
+          </w:p>
+          <w:p>
+            <w:pPr>
+              <w:rPr>
+                <w:lang w:val="pt-BR"/>
+              </w:rPr>
+            </w:pPr>
+            <w:r>
+              <w:rPr>
+                <w:lang w:val="pt-BR"/>
+              </w:rPr>
+              <w:t xml:space="preserve">Virtual Studio Technology, é uma especificação para o desenho de </w:t>
             </w:r>
             <w:proofErr w:type="spellStart"/>
             <w:r>
-              <w:t>aproximar</w:t>
+              <w:rPr>
+                <w:lang w:val="pt-BR"/>
+              </w:rPr>
+              <w:t>DMIs</w:t>
             </w:r>
             <w:proofErr w:type="spellEnd"/>
             <w:r>
-              <w:t xml:space="preserve"> </w:t>
-            </w:r>
-            <w:proofErr w:type="spellStart"/>
-            <w:r>
-              <w:t>suas</w:t>
-            </w:r>
-            <w:proofErr w:type="spellEnd"/>
-            <w:r>
-              <w:t xml:space="preserve"> </w:t>
-            </w:r>
-            <w:proofErr w:type="spellStart"/>
-            <w:r>
-              <w:t>previsões</w:t>
-            </w:r>
-            <w:proofErr w:type="spellEnd"/>
-            <w:r>
-              <w:t xml:space="preserve"> dos </w:t>
-            </w:r>
-            <w:proofErr w:type="spellStart"/>
-            <w:r>
-              <w:t>alvos</w:t>
-            </w:r>
-            <w:proofErr w:type="spellEnd"/>
-            <w:r>
-              <w:t xml:space="preserve"> </w:t>
-            </w:r>
-            <w:proofErr w:type="spellStart"/>
-            <w:r>
-              <w:t>desejados</w:t>
-            </w:r>
-            <w:proofErr w:type="spellEnd"/>
-            <w:r>
-              <w:t>.</w:t>
-            </w:r>
-          </w:p>
-          <w:p/>
-          <w:p>
-            <w:proofErr w:type="gramStart"/>
-            <w:r>
-              <w:t>A</w:t>
-            </w:r>
-            <w:proofErr w:type="gramEnd"/>
-            <w:r>
-              <w:t xml:space="preserve"> </w:t>
-            </w:r>
-            <w:proofErr w:type="spellStart"/>
-            <w:r>
-              <w:t>etapa</w:t>
-            </w:r>
-            <w:proofErr w:type="spellEnd"/>
-            <w:r>
-              <w:t xml:space="preserve">, </w:t>
-            </w:r>
-            <w:proofErr w:type="spellStart"/>
-            <w:r>
-              <w:t>durante</w:t>
-            </w:r>
-            <w:proofErr w:type="spellEnd"/>
-            <w:r>
-              <w:t xml:space="preserve"> o </w:t>
-            </w:r>
-            <w:proofErr w:type="spellStart"/>
-            <w:r>
-              <w:t>treinamento</w:t>
-            </w:r>
-            <w:proofErr w:type="spellEnd"/>
-            <w:r>
-              <w:t xml:space="preserve"> de </w:t>
-            </w:r>
-            <w:proofErr w:type="spellStart"/>
-            <w:r>
-              <w:t>uma</w:t>
-            </w:r>
-            <w:proofErr w:type="spellEnd"/>
-            <w:r>
-              <w:t xml:space="preserve"> rede neural, </w:t>
-            </w:r>
-            <w:proofErr w:type="spellStart"/>
-            <w:r>
-              <w:t>em</w:t>
-            </w:r>
-            <w:proofErr w:type="spellEnd"/>
-            <w:r>
-              <w:t xml:space="preserve"> que </w:t>
-            </w:r>
-            <w:proofErr w:type="spellStart"/>
-            <w:r>
-              <w:t>os</w:t>
-            </w:r>
-            <w:proofErr w:type="spellEnd"/>
-            <w:r>
-              <w:t xml:space="preserve"> </w:t>
-            </w:r>
-            <w:proofErr w:type="spellStart"/>
-            <w:r>
-              <w:t>erros</w:t>
-            </w:r>
-            <w:proofErr w:type="spellEnd"/>
-            <w:r>
-              <w:t xml:space="preserve"> </w:t>
-            </w:r>
-            <w:proofErr w:type="spellStart"/>
-            <w:r>
-              <w:t>são</w:t>
-            </w:r>
-            <w:proofErr w:type="spellEnd"/>
-            <w:r>
-              <w:t xml:space="preserve"> </w:t>
-            </w:r>
-            <w:proofErr w:type="spellStart"/>
-            <w:r>
-              <w:t>calculados</w:t>
-            </w:r>
-            <w:proofErr w:type="spellEnd"/>
-            <w:r>
-              <w:t xml:space="preserve"> e </w:t>
-            </w:r>
-            <w:proofErr w:type="spellStart"/>
-            <w:r>
-              <w:t>os</w:t>
-            </w:r>
-            <w:proofErr w:type="spellEnd"/>
-            <w:r>
-              <w:t xml:space="preserve"> pesos da rede </w:t>
-            </w:r>
-            <w:proofErr w:type="spellStart"/>
-            <w:r>
-              <w:t>atualizados</w:t>
-            </w:r>
-            <w:proofErr w:type="spellEnd"/>
-            <w:r>
-              <w:t>.</w:t>
-            </w:r>
-          </w:p>
-          <w:p/>
-          <w:p>
-            <w:proofErr w:type="spellStart"/>
-            <w:r>
-              <w:t>Quantidade</w:t>
-            </w:r>
-            <w:proofErr w:type="spellEnd"/>
-            <w:r>
-              <w:t xml:space="preserve"> de </w:t>
-            </w:r>
-            <w:proofErr w:type="spellStart"/>
-            <w:r>
-              <w:t>vetores</w:t>
-            </w:r>
-            <w:proofErr w:type="spellEnd"/>
-            <w:r>
-              <w:t xml:space="preserve"> de entradas </w:t>
-            </w:r>
-            <w:proofErr w:type="spellStart"/>
-            <w:r>
-              <w:t>utilizados</w:t>
-            </w:r>
-            <w:proofErr w:type="spellEnd"/>
-            <w:r>
-              <w:t xml:space="preserve"> para o </w:t>
-            </w:r>
-            <w:proofErr w:type="spellStart"/>
-            <w:r>
-              <w:t>cálculo</w:t>
-            </w:r>
-            <w:proofErr w:type="spellEnd"/>
-            <w:r>
-              <w:t xml:space="preserve"> dos </w:t>
-            </w:r>
-            <w:proofErr w:type="spellStart"/>
-            <w:r>
-              <w:t>erros</w:t>
-            </w:r>
-            <w:proofErr w:type="spellEnd"/>
-            <w:r>
-              <w:t xml:space="preserve"> </w:t>
-            </w:r>
-            <w:proofErr w:type="spellStart"/>
-            <w:r>
-              <w:t>durante</w:t>
-            </w:r>
-            <w:proofErr w:type="spellEnd"/>
-            <w:r>
-              <w:t xml:space="preserve"> o </w:t>
-            </w:r>
-            <w:proofErr w:type="spellStart"/>
-            <w:r>
-              <w:t>treinamento</w:t>
-            </w:r>
-            <w:proofErr w:type="spellEnd"/>
-            <w:r>
-              <w:t xml:space="preserve"> de </w:t>
-            </w:r>
-            <w:proofErr w:type="spellStart"/>
-            <w:r>
-              <w:t>uma</w:t>
-            </w:r>
-            <w:proofErr w:type="spellEnd"/>
-            <w:r>
-              <w:t xml:space="preserve"> rede neural.</w:t>
-            </w:r>
-          </w:p>
-          <w:p/>
-          <w:p>
-            <w:r>
-              <w:t xml:space="preserve">Pesos </w:t>
-            </w:r>
-            <w:proofErr w:type="spellStart"/>
-            <w:r>
-              <w:t>somados</w:t>
-            </w:r>
-            <w:proofErr w:type="spellEnd"/>
-            <w:r>
-              <w:t xml:space="preserve"> </w:t>
-            </w:r>
-            <w:proofErr w:type="spellStart"/>
-            <w:r>
-              <w:t>às</w:t>
-            </w:r>
-            <w:proofErr w:type="spellEnd"/>
-            <w:r>
-              <w:t xml:space="preserve"> </w:t>
-            </w:r>
-            <w:proofErr w:type="spellStart"/>
-            <w:r>
-              <w:t>saídas</w:t>
-            </w:r>
-            <w:proofErr w:type="spellEnd"/>
-            <w:r>
-              <w:t xml:space="preserve"> de </w:t>
-            </w:r>
-            <w:proofErr w:type="spellStart"/>
-            <w:r>
-              <w:t>uma</w:t>
-            </w:r>
-            <w:proofErr w:type="spellEnd"/>
-            <w:r>
-              <w:t xml:space="preserve"> </w:t>
-            </w:r>
-            <w:proofErr w:type="spellStart"/>
-            <w:r>
-              <w:t>camada</w:t>
-            </w:r>
-            <w:proofErr w:type="spellEnd"/>
-            <w:r>
-              <w:t xml:space="preserve"> de </w:t>
-            </w:r>
-            <w:proofErr w:type="spellStart"/>
-            <w:r>
-              <w:t>uma</w:t>
-            </w:r>
-            <w:proofErr w:type="spellEnd"/>
-            <w:r>
-              <w:t xml:space="preserve"> rede neural, com o </w:t>
-            </w:r>
-            <w:proofErr w:type="spellStart"/>
-            <w:r>
-              <w:t>intuito</w:t>
-            </w:r>
-            <w:proofErr w:type="spellEnd"/>
-            <w:r>
-              <w:t xml:space="preserve"> de </w:t>
-            </w:r>
-            <w:proofErr w:type="spellStart"/>
-            <w:r>
-              <w:t>evitar</w:t>
-            </w:r>
-            <w:proofErr w:type="spellEnd"/>
-            <w:r>
-              <w:t xml:space="preserve"> que </w:t>
-            </w:r>
-            <w:proofErr w:type="spellStart"/>
-            <w:r>
-              <w:t>os</w:t>
-            </w:r>
-            <w:proofErr w:type="spellEnd"/>
-            <w:r>
-              <w:t xml:space="preserve"> pesos das </w:t>
-            </w:r>
-            <w:proofErr w:type="spellStart"/>
-            <w:r>
-              <w:t>ligações</w:t>
-            </w:r>
-            <w:proofErr w:type="spellEnd"/>
-            <w:r>
-              <w:t xml:space="preserve"> entre </w:t>
-            </w:r>
-            <w:proofErr w:type="spellStart"/>
-            <w:r>
-              <w:t>neurônios</w:t>
-            </w:r>
-            <w:proofErr w:type="spellEnd"/>
-            <w:r>
-              <w:t xml:space="preserve"> </w:t>
-            </w:r>
-            <w:proofErr w:type="spellStart"/>
-            <w:r>
-              <w:t>fiquem</w:t>
-            </w:r>
-            <w:proofErr w:type="spellEnd"/>
-            <w:r>
-              <w:t xml:space="preserve"> </w:t>
-            </w:r>
-            <w:proofErr w:type="spellStart"/>
-            <w:r>
-              <w:t>presas</w:t>
-            </w:r>
-            <w:proofErr w:type="spellEnd"/>
-            <w:r>
-              <w:t xml:space="preserve"> no valor zero </w:t>
-            </w:r>
-            <w:proofErr w:type="spellStart"/>
-            <w:r>
-              <w:t>durante</w:t>
-            </w:r>
-            <w:proofErr w:type="spellEnd"/>
-            <w:r>
-              <w:t xml:space="preserve"> o </w:t>
-            </w:r>
-            <w:proofErr w:type="spellStart"/>
-            <w:r>
-              <w:t>treinamento</w:t>
-            </w:r>
-            <w:proofErr w:type="spellEnd"/>
-            <w:r>
-              <w:t>.</w:t>
-            </w:r>
-          </w:p>
-          <w:p/>
-          <w:p>
-            <w:proofErr w:type="spellStart"/>
-            <w:r>
-              <w:t>Estrutura</w:t>
-            </w:r>
-            <w:proofErr w:type="spellEnd"/>
-            <w:r>
-              <w:t xml:space="preserve"> de dados </w:t>
-            </w:r>
-            <w:proofErr w:type="spellStart"/>
-            <w:r>
-              <w:t>eficiente</w:t>
-            </w:r>
-            <w:proofErr w:type="spellEnd"/>
-            <w:r>
-              <w:t xml:space="preserve"> </w:t>
-            </w:r>
-            <w:proofErr w:type="spellStart"/>
-            <w:r>
-              <w:t>onde</w:t>
-            </w:r>
-            <w:proofErr w:type="spellEnd"/>
-            <w:r>
-              <w:t xml:space="preserve"> a </w:t>
-            </w:r>
-            <w:proofErr w:type="spellStart"/>
-            <w:r>
-              <w:t>última</w:t>
-            </w:r>
-            <w:proofErr w:type="spellEnd"/>
-            <w:r>
-              <w:t xml:space="preserve"> </w:t>
-            </w:r>
-            <w:proofErr w:type="spellStart"/>
-            <w:r>
-              <w:t>posição</w:t>
-            </w:r>
-            <w:proofErr w:type="spellEnd"/>
-            <w:r>
-              <w:t xml:space="preserve"> de </w:t>
-            </w:r>
-            <w:proofErr w:type="spellStart"/>
-            <w:r>
-              <w:t>uma</w:t>
-            </w:r>
-            <w:proofErr w:type="spellEnd"/>
-            <w:r>
-              <w:t xml:space="preserve"> </w:t>
-            </w:r>
-            <w:proofErr w:type="spellStart"/>
-            <w:r>
-              <w:t>lista</w:t>
-            </w:r>
-            <w:proofErr w:type="spellEnd"/>
-            <w:r>
-              <w:t xml:space="preserve">, </w:t>
-            </w:r>
-            <w:proofErr w:type="spellStart"/>
-            <w:r>
-              <w:t>na</w:t>
-            </w:r>
-            <w:proofErr w:type="spellEnd"/>
-            <w:r>
-              <w:t xml:space="preserve"> </w:t>
-            </w:r>
-            <w:proofErr w:type="spellStart"/>
-            <w:r>
-              <w:t>memória</w:t>
-            </w:r>
-            <w:proofErr w:type="spellEnd"/>
-            <w:r>
-              <w:t xml:space="preserve">, é </w:t>
-            </w:r>
-            <w:proofErr w:type="spellStart"/>
-            <w:r>
-              <w:t>adjacente</w:t>
-            </w:r>
-            <w:proofErr w:type="spellEnd"/>
-            <w:r>
-              <w:t xml:space="preserve"> à </w:t>
-            </w:r>
-            <w:proofErr w:type="spellStart"/>
-            <w:r>
-              <w:t>primeira</w:t>
-            </w:r>
-            <w:proofErr w:type="spellEnd"/>
-            <w:r>
-              <w:t>.</w:t>
-            </w:r>
-          </w:p>
-          <w:p/>
-          <w:p>
-            <w:proofErr w:type="spellStart"/>
-            <w:r>
-              <w:t>Número</w:t>
-            </w:r>
-            <w:proofErr w:type="spellEnd"/>
-            <w:r>
-              <w:t xml:space="preserve"> </w:t>
-            </w:r>
-            <w:proofErr w:type="spellStart"/>
-            <w:r>
-              <w:t>adimensional</w:t>
-            </w:r>
-            <w:proofErr w:type="spellEnd"/>
-            <w:r>
-              <w:t xml:space="preserve"> que </w:t>
-            </w:r>
-            <w:proofErr w:type="spellStart"/>
-            <w:r>
-              <w:t>governa</w:t>
-            </w:r>
-            <w:proofErr w:type="spellEnd"/>
-            <w:r>
-              <w:t xml:space="preserve"> a </w:t>
-            </w:r>
-            <w:proofErr w:type="spellStart"/>
-            <w:r>
-              <w:t>qualidade</w:t>
-            </w:r>
-            <w:proofErr w:type="spellEnd"/>
-            <w:r>
-              <w:t xml:space="preserve"> e a </w:t>
-            </w:r>
-            <w:proofErr w:type="spellStart"/>
-            <w:r>
-              <w:t>convergência</w:t>
-            </w:r>
-            <w:proofErr w:type="spellEnd"/>
-            <w:r>
-              <w:t xml:space="preserve"> de </w:t>
-            </w:r>
-            <w:proofErr w:type="spellStart"/>
-            <w:r>
-              <w:t>algumas</w:t>
-            </w:r>
-            <w:proofErr w:type="spellEnd"/>
-            <w:r>
-              <w:t xml:space="preserve"> </w:t>
-            </w:r>
-            <w:proofErr w:type="spellStart"/>
-            <w:r>
-              <w:t>simulações</w:t>
-            </w:r>
-            <w:proofErr w:type="spellEnd"/>
-            <w:r>
-              <w:t xml:space="preserve"> </w:t>
-            </w:r>
-            <w:proofErr w:type="spellStart"/>
-            <w:r>
-              <w:t>baseadas</w:t>
-            </w:r>
-            <w:proofErr w:type="spellEnd"/>
-            <w:r>
-              <w:t xml:space="preserve"> </w:t>
-            </w:r>
-            <w:proofErr w:type="spellStart"/>
-            <w:r>
-              <w:t>em</w:t>
-            </w:r>
-            <w:proofErr w:type="spellEnd"/>
-            <w:r>
-              <w:t xml:space="preserve"> </w:t>
-            </w:r>
-            <w:proofErr w:type="spellStart"/>
-            <w:r>
-              <w:t>equações</w:t>
-            </w:r>
-            <w:proofErr w:type="spellEnd"/>
-            <w:r>
-              <w:t xml:space="preserve"> </w:t>
-            </w:r>
-            <w:proofErr w:type="spellStart"/>
-            <w:r>
-              <w:t>diferenciais</w:t>
-            </w:r>
-            <w:proofErr w:type="spellEnd"/>
-            <w:r>
-              <w:t xml:space="preserve"> </w:t>
-            </w:r>
-            <w:proofErr w:type="spellStart"/>
-            <w:r>
-              <w:t>parciais</w:t>
-            </w:r>
-            <w:proofErr w:type="spellEnd"/>
-            <w:r>
-              <w:t>.</w:t>
-            </w:r>
-          </w:p>
-          <w:p/>
-          <w:p>
-            <w:r>
-              <w:t xml:space="preserve">É </w:t>
-            </w:r>
-            <w:proofErr w:type="spellStart"/>
-            <w:r>
-              <w:t>uma</w:t>
-            </w:r>
-            <w:proofErr w:type="spellEnd"/>
-            <w:r>
-              <w:t xml:space="preserve"> </w:t>
-            </w:r>
-            <w:proofErr w:type="spellStart"/>
-            <w:r>
-              <w:t>organização</w:t>
-            </w:r>
-            <w:proofErr w:type="spellEnd"/>
-            <w:r>
-              <w:t xml:space="preserve"> </w:t>
-            </w:r>
-            <w:proofErr w:type="spellStart"/>
-            <w:r>
-              <w:t>americana</w:t>
-            </w:r>
-            <w:proofErr w:type="spellEnd"/>
-            <w:r>
-              <w:t xml:space="preserve"> </w:t>
-            </w:r>
-            <w:proofErr w:type="spellStart"/>
-            <w:r>
-              <w:t>voltada</w:t>
-            </w:r>
-            <w:proofErr w:type="spellEnd"/>
-            <w:r>
-              <w:t xml:space="preserve"> à </w:t>
-            </w:r>
-            <w:proofErr w:type="spellStart"/>
-            <w:r>
-              <w:t>elaboração</w:t>
-            </w:r>
-            <w:proofErr w:type="spellEnd"/>
-            <w:r>
-              <w:t xml:space="preserve"> de </w:t>
-            </w:r>
-            <w:proofErr w:type="spellStart"/>
-            <w:r>
-              <w:t>licenças</w:t>
-            </w:r>
-            <w:proofErr w:type="spellEnd"/>
-            <w:r>
-              <w:t xml:space="preserve"> para </w:t>
-            </w:r>
-            <w:proofErr w:type="spellStart"/>
-            <w:r>
-              <w:t>uso</w:t>
-            </w:r>
-            <w:proofErr w:type="spellEnd"/>
-            <w:r>
-              <w:t xml:space="preserve"> livre de </w:t>
-            </w:r>
-            <w:proofErr w:type="spellStart"/>
-            <w:r>
-              <w:t>produções</w:t>
-            </w:r>
-            <w:proofErr w:type="spellEnd"/>
-            <w:r>
-              <w:t xml:space="preserve"> </w:t>
-            </w:r>
-            <w:proofErr w:type="spellStart"/>
-            <w:r>
-              <w:t>intelectuais</w:t>
-            </w:r>
-            <w:proofErr w:type="spellEnd"/>
-            <w:r>
-              <w:t>.</w:t>
-            </w:r>
-          </w:p>
-          <w:p/>
-          <w:p>
-            <w:proofErr w:type="spellStart"/>
-            <w:r>
-              <w:t>Estruturas</w:t>
-            </w:r>
-            <w:proofErr w:type="spellEnd"/>
-            <w:r>
-              <w:t xml:space="preserve"> </w:t>
-            </w:r>
-            <w:proofErr w:type="spellStart"/>
-            <w:r>
-              <w:t>utilizadas</w:t>
-            </w:r>
-            <w:proofErr w:type="spellEnd"/>
-            <w:r>
-              <w:t xml:space="preserve"> no </w:t>
-            </w:r>
-            <w:proofErr w:type="spellStart"/>
-            <w:r>
-              <w:t>processamento</w:t>
-            </w:r>
-            <w:proofErr w:type="spellEnd"/>
-            <w:r>
-              <w:t xml:space="preserve"> digital de </w:t>
-            </w:r>
-            <w:proofErr w:type="spellStart"/>
-            <w:r>
-              <w:t>sinais</w:t>
-            </w:r>
-            <w:proofErr w:type="spellEnd"/>
-            <w:r>
-              <w:t xml:space="preserve"> </w:t>
-            </w:r>
-            <w:proofErr w:type="spellStart"/>
-            <w:r>
-              <w:t>onde</w:t>
-            </w:r>
-            <w:proofErr w:type="spellEnd"/>
-            <w:r>
-              <w:t xml:space="preserve"> </w:t>
-            </w:r>
-            <w:proofErr w:type="spellStart"/>
-            <w:r>
-              <w:t>ficam</w:t>
-            </w:r>
-            <w:proofErr w:type="spellEnd"/>
-            <w:r>
-              <w:t xml:space="preserve"> </w:t>
-            </w:r>
-            <w:proofErr w:type="spellStart"/>
-            <w:r>
-              <w:t>armazenados</w:t>
-            </w:r>
-            <w:proofErr w:type="spellEnd"/>
-            <w:r>
-              <w:t xml:space="preserve"> um </w:t>
-            </w:r>
-            <w:proofErr w:type="spellStart"/>
-            <w:r>
-              <w:t>número</w:t>
-            </w:r>
-            <w:proofErr w:type="spellEnd"/>
-            <w:r>
-              <w:t xml:space="preserve"> </w:t>
-            </w:r>
-            <w:proofErr w:type="spellStart"/>
-            <w:r>
-              <w:t>pré-definidos</w:t>
-            </w:r>
-            <w:proofErr w:type="spellEnd"/>
-            <w:r>
-              <w:t xml:space="preserve"> de samples por um </w:t>
-            </w:r>
-            <w:proofErr w:type="spellStart"/>
-            <w:r>
-              <w:t>período</w:t>
-            </w:r>
-            <w:proofErr w:type="spellEnd"/>
-            <w:r>
-              <w:t xml:space="preserve"> </w:t>
-            </w:r>
-            <w:proofErr w:type="spellStart"/>
-            <w:r>
-              <w:t>arbitrário</w:t>
-            </w:r>
-            <w:proofErr w:type="spellEnd"/>
-            <w:r>
-              <w:t xml:space="preserve"> de tempo.</w:t>
-            </w:r>
-          </w:p>
-          <w:p/>
-          <w:p>
-            <w:r>
-              <w:t xml:space="preserve">Standard gradient descent, é </w:t>
-            </w:r>
-            <w:proofErr w:type="spellStart"/>
-            <w:r>
-              <w:t>uma</w:t>
-            </w:r>
-            <w:proofErr w:type="spellEnd"/>
-            <w:r>
-              <w:t xml:space="preserve"> </w:t>
-            </w:r>
-            <w:proofErr w:type="spellStart"/>
-            <w:r>
-              <w:t>técnica</w:t>
-            </w:r>
-            <w:proofErr w:type="spellEnd"/>
-            <w:r>
-              <w:t xml:space="preserve"> de </w:t>
-            </w:r>
-            <w:proofErr w:type="spellStart"/>
-            <w:r>
-              <w:t>atualização</w:t>
-            </w:r>
-            <w:proofErr w:type="spellEnd"/>
-            <w:r>
-              <w:t xml:space="preserve"> dos pesos de </w:t>
-            </w:r>
-            <w:proofErr w:type="spellStart"/>
-            <w:r>
-              <w:t>uma</w:t>
-            </w:r>
-            <w:proofErr w:type="spellEnd"/>
-            <w:r>
-              <w:t xml:space="preserve"> rede neural </w:t>
-            </w:r>
-            <w:proofErr w:type="spellStart"/>
-            <w:r>
-              <w:t>onde</w:t>
-            </w:r>
-            <w:proofErr w:type="spellEnd"/>
-            <w:r>
-              <w:t xml:space="preserve"> </w:t>
-            </w:r>
-            <w:proofErr w:type="spellStart"/>
-            <w:r>
-              <w:t>os</w:t>
-            </w:r>
-            <w:proofErr w:type="spellEnd"/>
-            <w:r>
-              <w:t xml:space="preserve"> pesos </w:t>
-            </w:r>
-            <w:proofErr w:type="spellStart"/>
-            <w:r>
-              <w:t>são</w:t>
-            </w:r>
-            <w:proofErr w:type="spellEnd"/>
-            <w:r>
-              <w:t xml:space="preserve"> </w:t>
-            </w:r>
-            <w:proofErr w:type="spellStart"/>
-            <w:r>
-              <w:t>movidos</w:t>
-            </w:r>
-            <w:proofErr w:type="spellEnd"/>
-            <w:r>
-              <w:t xml:space="preserve"> </w:t>
-            </w:r>
-            <w:proofErr w:type="spellStart"/>
-            <w:r>
-              <w:t>na</w:t>
-            </w:r>
-            <w:proofErr w:type="spellEnd"/>
-            <w:r>
-              <w:t xml:space="preserve"> no </w:t>
-            </w:r>
-            <w:proofErr w:type="spellStart"/>
-            <w:r>
-              <w:t>sentido</w:t>
-            </w:r>
-            <w:proofErr w:type="spellEnd"/>
-            <w:r>
-              <w:t xml:space="preserve"> </w:t>
-            </w:r>
-            <w:proofErr w:type="spellStart"/>
-            <w:r>
-              <w:t>oposto</w:t>
-            </w:r>
-            <w:proofErr w:type="spellEnd"/>
-            <w:r>
-              <w:t xml:space="preserve"> </w:t>
-            </w:r>
-            <w:proofErr w:type="spellStart"/>
-            <w:r>
-              <w:t>ao</w:t>
-            </w:r>
-            <w:proofErr w:type="spellEnd"/>
-            <w:r>
-              <w:t xml:space="preserve"> </w:t>
-            </w:r>
-            <w:proofErr w:type="spellStart"/>
-            <w:r>
-              <w:t>gradiente</w:t>
-            </w:r>
-            <w:proofErr w:type="spellEnd"/>
-            <w:r>
-              <w:t xml:space="preserve"> do </w:t>
-            </w:r>
-            <w:proofErr w:type="spellStart"/>
-            <w:r>
-              <w:t>erro</w:t>
-            </w:r>
-            <w:proofErr w:type="spellEnd"/>
-            <w:r>
-              <w:t xml:space="preserve"> </w:t>
-            </w:r>
-            <w:proofErr w:type="spellStart"/>
-            <w:r>
-              <w:t>calculado</w:t>
-            </w:r>
-            <w:proofErr w:type="spellEnd"/>
-            <w:r>
-              <w:t>.</w:t>
-            </w:r>
-          </w:p>
-          <w:p/>
-          <w:p>
-            <w:r>
-              <w:t xml:space="preserve">Discrete Fourier Transform, </w:t>
-            </w:r>
-            <w:proofErr w:type="spellStart"/>
-            <w:r>
-              <w:t>versão</w:t>
-            </w:r>
-            <w:proofErr w:type="spellEnd"/>
-            <w:r>
-              <w:t xml:space="preserve"> </w:t>
-            </w:r>
-            <w:proofErr w:type="spellStart"/>
-            <w:r>
-              <w:t>discreta</w:t>
-            </w:r>
-            <w:proofErr w:type="spellEnd"/>
-            <w:r>
-              <w:t xml:space="preserve"> da </w:t>
-            </w:r>
-            <w:proofErr w:type="spellStart"/>
-            <w:r>
-              <w:t>transformada</w:t>
-            </w:r>
-            <w:proofErr w:type="spellEnd"/>
-            <w:r>
-              <w:t xml:space="preserve"> de Fourier.</w:t>
-            </w:r>
-          </w:p>
-          <w:p/>
-          <w:p>
-            <w:proofErr w:type="spellStart"/>
-            <w:r>
-              <w:t>Algoritmo</w:t>
-            </w:r>
-            <w:proofErr w:type="spellEnd"/>
-            <w:r>
-              <w:t xml:space="preserve"> de </w:t>
-            </w:r>
-            <w:proofErr w:type="spellStart"/>
-            <w:r>
-              <w:t>simulação</w:t>
-            </w:r>
-            <w:proofErr w:type="spellEnd"/>
-            <w:r>
-              <w:t xml:space="preserve"> </w:t>
-            </w:r>
-            <w:proofErr w:type="spellStart"/>
-            <w:r>
-              <w:t>acústica</w:t>
-            </w:r>
-            <w:proofErr w:type="spellEnd"/>
-            <w:r>
-              <w:t xml:space="preserve"> </w:t>
-            </w:r>
-            <w:proofErr w:type="spellStart"/>
-            <w:r>
-              <w:t>física</w:t>
-            </w:r>
-            <w:proofErr w:type="spellEnd"/>
-            <w:r>
-              <w:t xml:space="preserve"> </w:t>
-            </w:r>
-            <w:proofErr w:type="spellStart"/>
-            <w:r>
-              <w:t>criado</w:t>
-            </w:r>
-            <w:proofErr w:type="spellEnd"/>
-            <w:r>
-              <w:t xml:space="preserve"> por Julius O. Smith III.</w:t>
-            </w:r>
-          </w:p>
-          <w:p/>
-          <w:p>
-            <w:r>
-              <w:t xml:space="preserve">Digital musical instrument, </w:t>
-            </w:r>
-            <w:proofErr w:type="spellStart"/>
-            <w:r>
-              <w:t>instrumento</w:t>
-            </w:r>
-            <w:proofErr w:type="spellEnd"/>
-            <w:r>
-              <w:t xml:space="preserve"> musical digital.</w:t>
-            </w:r>
-          </w:p>
-          <w:p/>
-          <w:p>
-            <w:proofErr w:type="spellStart"/>
-            <w:r>
-              <w:t>Efeito</w:t>
-            </w:r>
-            <w:proofErr w:type="spellEnd"/>
-            <w:r>
-              <w:t xml:space="preserve"> que </w:t>
-            </w:r>
-            <w:proofErr w:type="spellStart"/>
-            <w:r>
-              <w:t>ocorre</w:t>
-            </w:r>
-            <w:proofErr w:type="spellEnd"/>
-            <w:r>
-              <w:t xml:space="preserve"> </w:t>
-            </w:r>
-            <w:proofErr w:type="spellStart"/>
-            <w:r>
-              <w:t>quando</w:t>
-            </w:r>
-            <w:proofErr w:type="spellEnd"/>
-            <w:r>
-              <w:t xml:space="preserve"> a </w:t>
-            </w:r>
-            <w:proofErr w:type="spellStart"/>
-            <w:r>
-              <w:t>mesma</w:t>
-            </w:r>
-            <w:proofErr w:type="spellEnd"/>
-            <w:r>
-              <w:t xml:space="preserve"> </w:t>
-            </w:r>
-            <w:proofErr w:type="spellStart"/>
-            <w:r>
-              <w:t>amostra</w:t>
-            </w:r>
-            <w:proofErr w:type="spellEnd"/>
-            <w:r>
-              <w:t xml:space="preserve"> </w:t>
-            </w:r>
-            <w:proofErr w:type="spellStart"/>
-            <w:r>
-              <w:t>sonora</w:t>
-            </w:r>
-            <w:proofErr w:type="spellEnd"/>
-            <w:r>
-              <w:t xml:space="preserve"> é </w:t>
-            </w:r>
-            <w:proofErr w:type="spellStart"/>
-            <w:r>
-              <w:t>tocada</w:t>
-            </w:r>
-            <w:proofErr w:type="spellEnd"/>
-            <w:r>
-              <w:t xml:space="preserve"> </w:t>
-            </w:r>
-            <w:proofErr w:type="spellStart"/>
-            <w:r>
-              <w:t>em</w:t>
-            </w:r>
-            <w:proofErr w:type="spellEnd"/>
-            <w:r>
-              <w:t xml:space="preserve"> </w:t>
-            </w:r>
-            <w:proofErr w:type="spellStart"/>
-            <w:r>
-              <w:t>rápida</w:t>
-            </w:r>
-            <w:proofErr w:type="spellEnd"/>
-            <w:r>
-              <w:t xml:space="preserve"> </w:t>
-            </w:r>
-            <w:proofErr w:type="spellStart"/>
-            <w:r>
-              <w:t>sucessão</w:t>
-            </w:r>
-            <w:proofErr w:type="spellEnd"/>
-            <w:r>
-              <w:t xml:space="preserve">, </w:t>
-            </w:r>
-            <w:proofErr w:type="spellStart"/>
-            <w:r>
-              <w:t>sem</w:t>
-            </w:r>
-            <w:proofErr w:type="spellEnd"/>
-            <w:r>
-              <w:t xml:space="preserve"> </w:t>
-            </w:r>
-            <w:proofErr w:type="spellStart"/>
-            <w:r>
-              <w:t>tratamento</w:t>
-            </w:r>
-            <w:proofErr w:type="spellEnd"/>
-            <w:r>
-              <w:t xml:space="preserve"> </w:t>
-            </w:r>
-            <w:proofErr w:type="spellStart"/>
-            <w:r>
-              <w:t>adicional</w:t>
-            </w:r>
-            <w:proofErr w:type="spellEnd"/>
-            <w:r>
-              <w:t xml:space="preserve">, </w:t>
-            </w:r>
-            <w:proofErr w:type="spellStart"/>
-            <w:r>
-              <w:t>em</w:t>
-            </w:r>
-            <w:proofErr w:type="spellEnd"/>
-            <w:r>
-              <w:t xml:space="preserve"> um DMI, </w:t>
-            </w:r>
-            <w:proofErr w:type="spellStart"/>
-            <w:r>
-              <w:t>prejudicando</w:t>
-            </w:r>
-            <w:proofErr w:type="spellEnd"/>
-            <w:r>
-              <w:t xml:space="preserve"> o </w:t>
-            </w:r>
-            <w:proofErr w:type="spellStart"/>
-            <w:r>
-              <w:t>caráter</w:t>
-            </w:r>
-            <w:proofErr w:type="spellEnd"/>
-            <w:r>
-              <w:t xml:space="preserve"> natural do </w:t>
-            </w:r>
-            <w:proofErr w:type="spellStart"/>
-            <w:r>
-              <w:t>som</w:t>
-            </w:r>
-            <w:proofErr w:type="spellEnd"/>
-            <w:r>
-              <w:t xml:space="preserve"> </w:t>
-            </w:r>
-            <w:proofErr w:type="spellStart"/>
-            <w:r>
-              <w:t>gerado</w:t>
-            </w:r>
-            <w:proofErr w:type="spellEnd"/>
-            <w:r>
-              <w:t>.</w:t>
-            </w:r>
-          </w:p>
-          <w:p/>
-          <w:p>
-            <w:r>
-              <w:t xml:space="preserve">No </w:t>
-            </w:r>
-            <w:proofErr w:type="spellStart"/>
-            <w:r>
-              <w:t>contexto</w:t>
-            </w:r>
-            <w:proofErr w:type="spellEnd"/>
-            <w:r>
-              <w:t xml:space="preserve"> de redes </w:t>
-            </w:r>
-            <w:proofErr w:type="spellStart"/>
-            <w:r>
-              <w:t>neurais</w:t>
-            </w:r>
-            <w:proofErr w:type="spellEnd"/>
-            <w:r>
-              <w:t xml:space="preserve">, é o </w:t>
-            </w:r>
-            <w:proofErr w:type="spellStart"/>
-            <w:r>
-              <w:t>número</w:t>
-            </w:r>
-            <w:proofErr w:type="spellEnd"/>
-            <w:r>
-              <w:t xml:space="preserve"> de </w:t>
-            </w:r>
-            <w:proofErr w:type="spellStart"/>
-            <w:r>
-              <w:t>vezes</w:t>
-            </w:r>
-            <w:proofErr w:type="spellEnd"/>
-            <w:r>
-              <w:t xml:space="preserve">, </w:t>
-            </w:r>
-            <w:proofErr w:type="spellStart"/>
-            <w:r>
-              <w:t>ou</w:t>
-            </w:r>
-            <w:proofErr w:type="spellEnd"/>
-            <w:r>
-              <w:t xml:space="preserve"> </w:t>
-            </w:r>
-            <w:proofErr w:type="spellStart"/>
-            <w:r>
-              <w:t>épocas</w:t>
-            </w:r>
-            <w:proofErr w:type="spellEnd"/>
-            <w:r>
-              <w:t xml:space="preserve">, </w:t>
-            </w:r>
-            <w:proofErr w:type="spellStart"/>
-            <w:r>
-              <w:t>em</w:t>
-            </w:r>
-            <w:proofErr w:type="spellEnd"/>
-            <w:r>
-              <w:t xml:space="preserve"> que a rede </w:t>
-            </w:r>
-            <w:proofErr w:type="spellStart"/>
-            <w:r>
-              <w:t>utiliza</w:t>
-            </w:r>
-            <w:proofErr w:type="spellEnd"/>
-            <w:r>
-              <w:t xml:space="preserve"> </w:t>
-            </w:r>
-            <w:proofErr w:type="spellStart"/>
-            <w:r>
-              <w:t>todos</w:t>
-            </w:r>
-            <w:proofErr w:type="spellEnd"/>
-            <w:r>
-              <w:t xml:space="preserve"> </w:t>
-            </w:r>
-            <w:proofErr w:type="spellStart"/>
-            <w:r>
-              <w:t>os</w:t>
-            </w:r>
-            <w:proofErr w:type="spellEnd"/>
-            <w:r>
-              <w:t xml:space="preserve"> pares de </w:t>
-            </w:r>
-            <w:proofErr w:type="spellStart"/>
-            <w:r>
-              <w:t>vetores</w:t>
-            </w:r>
-            <w:proofErr w:type="spellEnd"/>
-            <w:r>
-              <w:t xml:space="preserve"> de entrada e </w:t>
-            </w:r>
-            <w:proofErr w:type="spellStart"/>
-            <w:r>
-              <w:t>alvos</w:t>
-            </w:r>
-            <w:proofErr w:type="spellEnd"/>
-            <w:r>
-              <w:t xml:space="preserve"> para </w:t>
-            </w:r>
-            <w:proofErr w:type="spellStart"/>
-            <w:r>
-              <w:t>atualizar</w:t>
-            </w:r>
-            <w:proofErr w:type="spellEnd"/>
-            <w:r>
-              <w:t xml:space="preserve"> </w:t>
-            </w:r>
-            <w:proofErr w:type="spellStart"/>
-            <w:r>
-              <w:t>seus</w:t>
-            </w:r>
-            <w:proofErr w:type="spellEnd"/>
-            <w:r>
-              <w:t xml:space="preserve"> pesos, </w:t>
-            </w:r>
-            <w:proofErr w:type="spellStart"/>
-            <w:r>
-              <w:t>durante</w:t>
-            </w:r>
-            <w:proofErr w:type="spellEnd"/>
-            <w:r>
-              <w:t xml:space="preserve"> </w:t>
-            </w:r>
-            <w:proofErr w:type="gramStart"/>
-            <w:r>
-              <w:t>a</w:t>
-            </w:r>
-            <w:proofErr w:type="gramEnd"/>
-            <w:r>
-              <w:t xml:space="preserve"> </w:t>
-            </w:r>
-            <w:proofErr w:type="spellStart"/>
-            <w:r>
-              <w:t>etapa</w:t>
-            </w:r>
-            <w:proofErr w:type="spellEnd"/>
-            <w:r>
-              <w:t xml:space="preserve"> de </w:t>
-            </w:r>
-            <w:proofErr w:type="spellStart"/>
-            <w:r>
-              <w:t>treinamento</w:t>
-            </w:r>
-            <w:proofErr w:type="spellEnd"/>
-            <w:r>
-              <w:t>.</w:t>
-            </w:r>
-          </w:p>
-          <w:p/>
-          <w:p>
-            <w:r>
-              <w:t xml:space="preserve">Fast Fourier Transform, </w:t>
-            </w:r>
-            <w:proofErr w:type="spellStart"/>
-            <w:r>
-              <w:t>Algoritmo</w:t>
-            </w:r>
-            <w:proofErr w:type="spellEnd"/>
-            <w:r>
-              <w:t xml:space="preserve"> que </w:t>
-            </w:r>
-            <w:proofErr w:type="spellStart"/>
-            <w:r>
-              <w:t>implementa</w:t>
-            </w:r>
-            <w:proofErr w:type="spellEnd"/>
-            <w:r>
-              <w:t xml:space="preserve"> de </w:t>
-            </w:r>
-            <w:proofErr w:type="spellStart"/>
-            <w:r>
-              <w:t>maneira</w:t>
-            </w:r>
-            <w:proofErr w:type="spellEnd"/>
-            <w:r>
-              <w:t xml:space="preserve"> </w:t>
-            </w:r>
-            <w:proofErr w:type="spellStart"/>
-            <w:r>
-              <w:t>eficiente</w:t>
-            </w:r>
-            <w:proofErr w:type="spellEnd"/>
-            <w:r>
-              <w:t xml:space="preserve"> a </w:t>
-            </w:r>
-            <w:proofErr w:type="spellStart"/>
-            <w:r>
-              <w:t>transformada</w:t>
-            </w:r>
-            <w:proofErr w:type="spellEnd"/>
-            <w:r>
-              <w:t xml:space="preserve"> </w:t>
-            </w:r>
-            <w:proofErr w:type="spellStart"/>
-            <w:r>
-              <w:t>discreta</w:t>
-            </w:r>
-            <w:proofErr w:type="spellEnd"/>
-            <w:r>
-              <w:t xml:space="preserve"> de Fourier.</w:t>
-            </w:r>
-          </w:p>
-          <w:p/>
-          <w:p>
-            <w:proofErr w:type="spellStart"/>
-            <w:r>
-              <w:t>Movimento</w:t>
-            </w:r>
-            <w:proofErr w:type="spellEnd"/>
-            <w:r>
-              <w:t xml:space="preserve"> de </w:t>
-            </w:r>
-            <w:proofErr w:type="spellStart"/>
-            <w:r>
-              <w:t>predição</w:t>
-            </w:r>
-            <w:proofErr w:type="spellEnd"/>
-            <w:r>
-              <w:t xml:space="preserve"> de </w:t>
-            </w:r>
-            <w:proofErr w:type="spellStart"/>
-            <w:r>
-              <w:t>uma</w:t>
-            </w:r>
-            <w:proofErr w:type="spellEnd"/>
-            <w:r>
-              <w:t xml:space="preserve"> rede neural, </w:t>
-            </w:r>
-            <w:proofErr w:type="spellStart"/>
-            <w:r>
-              <w:t>onde</w:t>
-            </w:r>
-            <w:proofErr w:type="spellEnd"/>
-            <w:r>
-              <w:t xml:space="preserve"> </w:t>
-            </w:r>
-            <w:proofErr w:type="spellStart"/>
-            <w:r>
-              <w:t>seus</w:t>
-            </w:r>
-            <w:proofErr w:type="spellEnd"/>
-            <w:r>
-              <w:t xml:space="preserve"> </w:t>
-            </w:r>
-            <w:proofErr w:type="spellStart"/>
-            <w:r>
-              <w:t>vetores</w:t>
-            </w:r>
-            <w:proofErr w:type="spellEnd"/>
-            <w:r>
-              <w:t xml:space="preserve"> de </w:t>
-            </w:r>
-            <w:r>
-              <w:lastRenderedPageBreak/>
-              <w:t xml:space="preserve">entrada </w:t>
-            </w:r>
-            <w:proofErr w:type="spellStart"/>
-            <w:r>
-              <w:t>são</w:t>
-            </w:r>
-            <w:proofErr w:type="spellEnd"/>
-            <w:r>
-              <w:t xml:space="preserve"> </w:t>
-            </w:r>
-            <w:proofErr w:type="spellStart"/>
-            <w:r>
-              <w:t>transformados</w:t>
-            </w:r>
-            <w:proofErr w:type="spellEnd"/>
-            <w:r>
-              <w:t xml:space="preserve"> </w:t>
-            </w:r>
-            <w:proofErr w:type="spellStart"/>
-            <w:r>
-              <w:t>nos</w:t>
-            </w:r>
-            <w:proofErr w:type="spellEnd"/>
-            <w:r>
-              <w:t xml:space="preserve"> </w:t>
-            </w:r>
-            <w:proofErr w:type="spellStart"/>
-            <w:r>
-              <w:t>vetores</w:t>
-            </w:r>
-            <w:proofErr w:type="spellEnd"/>
-            <w:r>
-              <w:t xml:space="preserve"> de </w:t>
-            </w:r>
-            <w:proofErr w:type="spellStart"/>
-            <w:r>
-              <w:t>saída</w:t>
-            </w:r>
-            <w:proofErr w:type="spellEnd"/>
-            <w:r>
-              <w:t xml:space="preserve">. </w:t>
-            </w:r>
-            <w:proofErr w:type="spellStart"/>
-            <w:r>
-              <w:t>Pode</w:t>
-            </w:r>
-            <w:proofErr w:type="spellEnd"/>
-            <w:r>
-              <w:t xml:space="preserve"> </w:t>
-            </w:r>
-            <w:proofErr w:type="spellStart"/>
-            <w:r>
-              <w:t>ocorrer</w:t>
-            </w:r>
-            <w:proofErr w:type="spellEnd"/>
-            <w:r>
-              <w:t xml:space="preserve"> </w:t>
-            </w:r>
-            <w:proofErr w:type="spellStart"/>
-            <w:r>
-              <w:t>durante</w:t>
-            </w:r>
-            <w:proofErr w:type="spellEnd"/>
-            <w:r>
-              <w:t xml:space="preserve"> o </w:t>
-            </w:r>
-            <w:proofErr w:type="spellStart"/>
-            <w:r>
-              <w:t>treinamento</w:t>
-            </w:r>
-            <w:proofErr w:type="spellEnd"/>
-            <w:r>
-              <w:t xml:space="preserve">, a </w:t>
-            </w:r>
-            <w:proofErr w:type="spellStart"/>
-            <w:r>
-              <w:t>fim</w:t>
-            </w:r>
-            <w:proofErr w:type="spellEnd"/>
-            <w:r>
-              <w:t xml:space="preserve"> de </w:t>
-            </w:r>
-            <w:proofErr w:type="spellStart"/>
-            <w:r>
-              <w:t>aferir</w:t>
-            </w:r>
-            <w:proofErr w:type="spellEnd"/>
-            <w:r>
-              <w:t xml:space="preserve"> </w:t>
-            </w:r>
-            <w:proofErr w:type="spellStart"/>
-            <w:r>
-              <w:t>os</w:t>
-            </w:r>
-            <w:proofErr w:type="spellEnd"/>
-            <w:r>
-              <w:t xml:space="preserve"> </w:t>
-            </w:r>
-            <w:proofErr w:type="spellStart"/>
-            <w:r>
-              <w:t>erros</w:t>
-            </w:r>
-            <w:proofErr w:type="spellEnd"/>
-            <w:r>
-              <w:t xml:space="preserve">, </w:t>
-            </w:r>
-            <w:proofErr w:type="spellStart"/>
-            <w:r>
-              <w:t>ou</w:t>
-            </w:r>
-            <w:proofErr w:type="spellEnd"/>
-            <w:r>
-              <w:t xml:space="preserve"> </w:t>
-            </w:r>
-            <w:proofErr w:type="spellStart"/>
-            <w:r>
-              <w:t>durante</w:t>
-            </w:r>
-            <w:proofErr w:type="spellEnd"/>
-            <w:r>
-              <w:t xml:space="preserve"> a </w:t>
-            </w:r>
-            <w:proofErr w:type="spellStart"/>
-            <w:r>
-              <w:t>utilização</w:t>
-            </w:r>
-            <w:proofErr w:type="spellEnd"/>
-            <w:r>
-              <w:t xml:space="preserve"> da rede </w:t>
-            </w:r>
-            <w:proofErr w:type="spellStart"/>
-            <w:r>
-              <w:t>treinada</w:t>
-            </w:r>
-            <w:proofErr w:type="spellEnd"/>
-            <w:r>
-              <w:t>.</w:t>
-            </w:r>
-          </w:p>
-          <w:p/>
-          <w:p>
-            <w:r>
-              <w:t xml:space="preserve">Frames per second, </w:t>
-            </w:r>
-            <w:proofErr w:type="spellStart"/>
-            <w:r>
-              <w:t>termo</w:t>
-            </w:r>
-            <w:proofErr w:type="spellEnd"/>
-            <w:r>
-              <w:t xml:space="preserve"> que </w:t>
-            </w:r>
-            <w:proofErr w:type="spellStart"/>
-            <w:r>
-              <w:t>denota</w:t>
-            </w:r>
-            <w:proofErr w:type="spellEnd"/>
-            <w:r>
-              <w:t xml:space="preserve"> a </w:t>
-            </w:r>
-            <w:proofErr w:type="spellStart"/>
-            <w:r>
-              <w:t>quantidade</w:t>
-            </w:r>
-            <w:proofErr w:type="spellEnd"/>
-            <w:r>
-              <w:t xml:space="preserve"> de dados </w:t>
-            </w:r>
-            <w:proofErr w:type="spellStart"/>
-            <w:r>
-              <w:t>reproduzidos</w:t>
-            </w:r>
-            <w:proofErr w:type="spellEnd"/>
-            <w:r>
-              <w:t xml:space="preserve"> por </w:t>
-            </w:r>
-            <w:proofErr w:type="spellStart"/>
-            <w:r>
-              <w:t>segundo</w:t>
-            </w:r>
-            <w:proofErr w:type="spellEnd"/>
-            <w:r>
-              <w:t xml:space="preserve"> </w:t>
-            </w:r>
-            <w:proofErr w:type="spellStart"/>
-            <w:r>
-              <w:t>em</w:t>
-            </w:r>
-            <w:proofErr w:type="spellEnd"/>
-            <w:r>
-              <w:t xml:space="preserve"> </w:t>
-            </w:r>
-            <w:proofErr w:type="spellStart"/>
-            <w:r>
-              <w:t>formatos</w:t>
-            </w:r>
-            <w:proofErr w:type="spellEnd"/>
-            <w:r>
-              <w:t xml:space="preserve"> de </w:t>
-            </w:r>
-            <w:proofErr w:type="spellStart"/>
-            <w:r>
-              <w:t>mídias</w:t>
-            </w:r>
-            <w:proofErr w:type="spellEnd"/>
-            <w:r>
-              <w:t xml:space="preserve"> </w:t>
-            </w:r>
-            <w:proofErr w:type="spellStart"/>
-            <w:r>
-              <w:t>digitais</w:t>
-            </w:r>
-            <w:proofErr w:type="spellEnd"/>
-            <w:r>
-              <w:t xml:space="preserve">, </w:t>
-            </w:r>
-            <w:proofErr w:type="spellStart"/>
-            <w:r>
-              <w:t>como</w:t>
-            </w:r>
-            <w:proofErr w:type="spellEnd"/>
-            <w:r>
-              <w:t xml:space="preserve"> </w:t>
-            </w:r>
-            <w:proofErr w:type="spellStart"/>
-            <w:r>
-              <w:t>áudio</w:t>
-            </w:r>
-            <w:proofErr w:type="spellEnd"/>
-            <w:r>
-              <w:t xml:space="preserve"> e </w:t>
-            </w:r>
-            <w:proofErr w:type="spellStart"/>
-            <w:r>
-              <w:t>vídeo</w:t>
-            </w:r>
-            <w:proofErr w:type="spellEnd"/>
-            <w:r>
-              <w:t>.</w:t>
-            </w:r>
-          </w:p>
-          <w:p/>
-          <w:p>
-            <w:proofErr w:type="spellStart"/>
-            <w:r>
-              <w:t>Denota</w:t>
-            </w:r>
-            <w:proofErr w:type="spellEnd"/>
-            <w:r>
-              <w:t xml:space="preserve"> </w:t>
-            </w:r>
-            <w:proofErr w:type="spellStart"/>
-            <w:r>
-              <w:t>quantas</w:t>
-            </w:r>
-            <w:proofErr w:type="spellEnd"/>
-            <w:r>
-              <w:t xml:space="preserve"> </w:t>
-            </w:r>
-            <w:proofErr w:type="spellStart"/>
-            <w:r>
-              <w:t>amostras</w:t>
-            </w:r>
-            <w:proofErr w:type="spellEnd"/>
-            <w:r>
-              <w:t xml:space="preserve"> </w:t>
-            </w:r>
-            <w:proofErr w:type="spellStart"/>
-            <w:r>
-              <w:t>foram</w:t>
-            </w:r>
-            <w:proofErr w:type="spellEnd"/>
-            <w:r>
-              <w:t xml:space="preserve"> </w:t>
-            </w:r>
-            <w:proofErr w:type="spellStart"/>
-            <w:r>
-              <w:t>gravadas</w:t>
-            </w:r>
-            <w:proofErr w:type="spellEnd"/>
-            <w:r>
-              <w:t xml:space="preserve"> por </w:t>
-            </w:r>
-            <w:proofErr w:type="spellStart"/>
-            <w:r>
-              <w:t>segundo</w:t>
-            </w:r>
-            <w:proofErr w:type="spellEnd"/>
-            <w:r>
-              <w:t xml:space="preserve"> </w:t>
-            </w:r>
-            <w:proofErr w:type="spellStart"/>
-            <w:r>
-              <w:t>em</w:t>
-            </w:r>
-            <w:proofErr w:type="spellEnd"/>
-            <w:r>
-              <w:t xml:space="preserve"> </w:t>
-            </w:r>
-            <w:proofErr w:type="spellStart"/>
-            <w:r>
-              <w:t>formatos</w:t>
-            </w:r>
-            <w:proofErr w:type="spellEnd"/>
-            <w:r>
-              <w:t xml:space="preserve"> de </w:t>
-            </w:r>
-            <w:proofErr w:type="spellStart"/>
-            <w:r>
-              <w:t>mídias</w:t>
-            </w:r>
-            <w:proofErr w:type="spellEnd"/>
-            <w:r>
-              <w:t xml:space="preserve"> </w:t>
-            </w:r>
-            <w:proofErr w:type="spellStart"/>
-            <w:r>
-              <w:t>digitais</w:t>
-            </w:r>
-            <w:proofErr w:type="spellEnd"/>
-            <w:r>
-              <w:t xml:space="preserve">, </w:t>
-            </w:r>
-            <w:proofErr w:type="spellStart"/>
-            <w:r>
-              <w:t>como</w:t>
-            </w:r>
-            <w:proofErr w:type="spellEnd"/>
-            <w:r>
-              <w:t xml:space="preserve"> </w:t>
-            </w:r>
-            <w:proofErr w:type="spellStart"/>
-            <w:r>
-              <w:t>aúdio</w:t>
-            </w:r>
-            <w:proofErr w:type="spellEnd"/>
-            <w:r>
-              <w:t xml:space="preserve"> e </w:t>
-            </w:r>
-            <w:proofErr w:type="spellStart"/>
-            <w:r>
-              <w:t>vídeo</w:t>
-            </w:r>
-            <w:proofErr w:type="spellEnd"/>
-            <w:r>
-              <w:t>.</w:t>
-            </w:r>
-          </w:p>
-          <w:p/>
-          <w:p>
-            <w:r>
-              <w:t xml:space="preserve">Generative Adversarial Neural Networks, pares de redes </w:t>
-            </w:r>
-            <w:proofErr w:type="spellStart"/>
-            <w:r>
-              <w:t>neurais</w:t>
-            </w:r>
-            <w:proofErr w:type="spellEnd"/>
-            <w:r>
-              <w:t xml:space="preserve"> </w:t>
-            </w:r>
-            <w:proofErr w:type="spellStart"/>
-            <w:r>
-              <w:t>convencionais</w:t>
-            </w:r>
-            <w:proofErr w:type="spellEnd"/>
-            <w:r>
-              <w:t xml:space="preserve"> </w:t>
-            </w:r>
-            <w:proofErr w:type="spellStart"/>
-            <w:r>
-              <w:t>onde</w:t>
-            </w:r>
-            <w:proofErr w:type="spellEnd"/>
-            <w:r>
-              <w:t xml:space="preserve"> </w:t>
-            </w:r>
-            <w:proofErr w:type="spellStart"/>
-            <w:r>
-              <w:t>uma</w:t>
-            </w:r>
-            <w:proofErr w:type="spellEnd"/>
-            <w:r>
-              <w:t xml:space="preserve"> das redes </w:t>
-            </w:r>
-            <w:proofErr w:type="spellStart"/>
-            <w:r>
-              <w:t>gera</w:t>
-            </w:r>
-            <w:proofErr w:type="spellEnd"/>
-            <w:r>
-              <w:t xml:space="preserve"> </w:t>
-            </w:r>
-            <w:proofErr w:type="spellStart"/>
-            <w:r>
-              <w:t>saídas</w:t>
-            </w:r>
-            <w:proofErr w:type="spellEnd"/>
-            <w:r>
-              <w:t xml:space="preserve"> a </w:t>
-            </w:r>
-            <w:proofErr w:type="spellStart"/>
-            <w:r>
-              <w:t>serem</w:t>
-            </w:r>
-            <w:proofErr w:type="spellEnd"/>
-            <w:r>
-              <w:t xml:space="preserve"> </w:t>
-            </w:r>
-            <w:proofErr w:type="spellStart"/>
-            <w:r>
-              <w:t>classificadas</w:t>
-            </w:r>
-            <w:proofErr w:type="spellEnd"/>
-            <w:r>
-              <w:t xml:space="preserve"> pela </w:t>
-            </w:r>
-            <w:proofErr w:type="spellStart"/>
-            <w:r>
-              <w:t>outra</w:t>
-            </w:r>
-            <w:proofErr w:type="spellEnd"/>
-            <w:r>
-              <w:t xml:space="preserve">, </w:t>
-            </w:r>
-            <w:proofErr w:type="spellStart"/>
-            <w:r>
-              <w:t>algumas</w:t>
-            </w:r>
-            <w:proofErr w:type="spellEnd"/>
-            <w:r>
-              <w:t xml:space="preserve"> </w:t>
-            </w:r>
-            <w:proofErr w:type="spellStart"/>
-            <w:r>
-              <w:t>vezes</w:t>
-            </w:r>
-            <w:proofErr w:type="spellEnd"/>
-            <w:r>
-              <w:t xml:space="preserve"> </w:t>
-            </w:r>
-            <w:proofErr w:type="spellStart"/>
-            <w:r>
-              <w:t>pré</w:t>
-            </w:r>
-            <w:proofErr w:type="spellEnd"/>
-            <w:r>
-              <w:t xml:space="preserve"> </w:t>
-            </w:r>
-            <w:proofErr w:type="spellStart"/>
-            <w:r>
-              <w:t>treinada</w:t>
-            </w:r>
-            <w:proofErr w:type="spellEnd"/>
-            <w:r>
-              <w:t xml:space="preserve">, </w:t>
-            </w:r>
-            <w:proofErr w:type="spellStart"/>
-            <w:r>
-              <w:t>como</w:t>
-            </w:r>
-            <w:proofErr w:type="spellEnd"/>
-            <w:r>
-              <w:t xml:space="preserve"> </w:t>
-            </w:r>
-            <w:proofErr w:type="spellStart"/>
-            <w:r>
-              <w:t>autênticas</w:t>
-            </w:r>
-            <w:proofErr w:type="spellEnd"/>
-            <w:r>
-              <w:t xml:space="preserve"> </w:t>
-            </w:r>
-            <w:proofErr w:type="spellStart"/>
-            <w:r>
-              <w:t>ou</w:t>
-            </w:r>
-            <w:proofErr w:type="spellEnd"/>
-            <w:r>
-              <w:t xml:space="preserve"> </w:t>
-            </w:r>
-            <w:proofErr w:type="spellStart"/>
-            <w:r>
-              <w:t>não</w:t>
-            </w:r>
-            <w:proofErr w:type="spellEnd"/>
-            <w:r>
-              <w:t>.</w:t>
-            </w:r>
-          </w:p>
-          <w:p/>
-          <w:p>
-            <w:r>
-              <w:t xml:space="preserve">Forma de </w:t>
-            </w:r>
-            <w:proofErr w:type="spellStart"/>
-            <w:r>
-              <w:t>investigação</w:t>
-            </w:r>
-            <w:proofErr w:type="spellEnd"/>
-            <w:r>
-              <w:t xml:space="preserve"> dos </w:t>
-            </w:r>
-            <w:proofErr w:type="spellStart"/>
-            <w:r>
-              <w:t>melhores</w:t>
-            </w:r>
-            <w:proofErr w:type="spellEnd"/>
-            <w:r>
-              <w:t xml:space="preserve"> </w:t>
-            </w:r>
-            <w:proofErr w:type="spellStart"/>
-            <w:r>
-              <w:t>parâmetros</w:t>
-            </w:r>
-            <w:proofErr w:type="spellEnd"/>
-            <w:r>
-              <w:t xml:space="preserve">, </w:t>
-            </w:r>
-            <w:proofErr w:type="spellStart"/>
-            <w:r>
-              <w:t>em</w:t>
-            </w:r>
-            <w:proofErr w:type="spellEnd"/>
-            <w:r>
-              <w:t xml:space="preserve"> </w:t>
-            </w:r>
-            <w:proofErr w:type="spellStart"/>
-            <w:r>
-              <w:t>modelos</w:t>
-            </w:r>
-            <w:proofErr w:type="spellEnd"/>
-            <w:r>
-              <w:t xml:space="preserve"> </w:t>
-            </w:r>
-            <w:proofErr w:type="spellStart"/>
-            <w:r>
-              <w:t>onde</w:t>
-            </w:r>
-            <w:proofErr w:type="spellEnd"/>
-            <w:r>
-              <w:t xml:space="preserve"> </w:t>
-            </w:r>
-            <w:proofErr w:type="spellStart"/>
-            <w:r>
-              <w:t>sua</w:t>
-            </w:r>
-            <w:proofErr w:type="spellEnd"/>
-            <w:r>
-              <w:t xml:space="preserve"> </w:t>
-            </w:r>
-            <w:proofErr w:type="spellStart"/>
-            <w:r>
-              <w:t>relação</w:t>
-            </w:r>
-            <w:proofErr w:type="spellEnd"/>
-            <w:r>
-              <w:t xml:space="preserve"> </w:t>
-            </w:r>
-            <w:proofErr w:type="spellStart"/>
-            <w:r>
-              <w:t>não</w:t>
-            </w:r>
-            <w:proofErr w:type="spellEnd"/>
-            <w:r>
-              <w:t xml:space="preserve"> é </w:t>
-            </w:r>
-            <w:proofErr w:type="spellStart"/>
-            <w:r>
-              <w:t>independente</w:t>
-            </w:r>
-            <w:proofErr w:type="spellEnd"/>
-            <w:r>
-              <w:t xml:space="preserve">. </w:t>
-            </w:r>
-            <w:proofErr w:type="spellStart"/>
-            <w:r>
-              <w:t>Idealmente</w:t>
-            </w:r>
-            <w:proofErr w:type="spellEnd"/>
-            <w:r>
-              <w:t xml:space="preserve">, </w:t>
-            </w:r>
-            <w:proofErr w:type="spellStart"/>
-            <w:r>
-              <w:t>investiga</w:t>
-            </w:r>
-            <w:proofErr w:type="spellEnd"/>
-            <w:r>
-              <w:t xml:space="preserve">-se </w:t>
-            </w:r>
-            <w:proofErr w:type="spellStart"/>
-            <w:r>
-              <w:t>todas</w:t>
-            </w:r>
-            <w:proofErr w:type="spellEnd"/>
-            <w:r>
-              <w:t xml:space="preserve"> as </w:t>
-            </w:r>
-            <w:proofErr w:type="spellStart"/>
-            <w:r>
-              <w:t>combinações</w:t>
-            </w:r>
-            <w:proofErr w:type="spellEnd"/>
-            <w:r>
-              <w:t xml:space="preserve"> </w:t>
-            </w:r>
-            <w:proofErr w:type="spellStart"/>
-            <w:r>
-              <w:t>possíveis</w:t>
-            </w:r>
-            <w:proofErr w:type="spellEnd"/>
-            <w:r>
-              <w:t xml:space="preserve"> de </w:t>
-            </w:r>
-            <w:proofErr w:type="spellStart"/>
-            <w:r>
-              <w:t>valores</w:t>
-            </w:r>
-            <w:proofErr w:type="spellEnd"/>
-            <w:r>
-              <w:t xml:space="preserve"> para </w:t>
-            </w:r>
-            <w:proofErr w:type="spellStart"/>
-            <w:r>
-              <w:t>cada</w:t>
-            </w:r>
-            <w:proofErr w:type="spellEnd"/>
-            <w:r>
-              <w:t xml:space="preserve"> um dos </w:t>
-            </w:r>
-            <w:proofErr w:type="spellStart"/>
-            <w:r>
-              <w:t>parâmetros</w:t>
-            </w:r>
-            <w:proofErr w:type="spellEnd"/>
-            <w:r>
-              <w:t>.</w:t>
-            </w:r>
-          </w:p>
-          <w:p/>
-          <w:p>
-            <w:r>
-              <w:t xml:space="preserve">Taxa de </w:t>
-            </w:r>
-            <w:proofErr w:type="spellStart"/>
-            <w:r>
-              <w:t>aprendizado</w:t>
-            </w:r>
-            <w:proofErr w:type="spellEnd"/>
-            <w:r>
-              <w:t xml:space="preserve"> de </w:t>
-            </w:r>
-            <w:proofErr w:type="spellStart"/>
-            <w:r>
-              <w:t>uma</w:t>
-            </w:r>
-            <w:proofErr w:type="spellEnd"/>
-            <w:r>
-              <w:t xml:space="preserve"> rede neural. Um valor que </w:t>
-            </w:r>
-            <w:proofErr w:type="spellStart"/>
-            <w:r>
-              <w:t>multiplica</w:t>
-            </w:r>
-            <w:proofErr w:type="spellEnd"/>
-            <w:r>
-              <w:t xml:space="preserve"> o </w:t>
-            </w:r>
-            <w:proofErr w:type="spellStart"/>
-            <w:r>
-              <w:t>gradiente</w:t>
-            </w:r>
-            <w:proofErr w:type="spellEnd"/>
-            <w:r>
-              <w:t xml:space="preserve"> dos </w:t>
-            </w:r>
-            <w:proofErr w:type="spellStart"/>
-            <w:r>
-              <w:t>erros</w:t>
-            </w:r>
-            <w:proofErr w:type="spellEnd"/>
-            <w:r>
-              <w:t xml:space="preserve">, </w:t>
-            </w:r>
-            <w:proofErr w:type="spellStart"/>
-            <w:r>
-              <w:t>como</w:t>
-            </w:r>
-            <w:proofErr w:type="spellEnd"/>
-            <w:r>
-              <w:t xml:space="preserve"> forma de </w:t>
-            </w:r>
-            <w:proofErr w:type="spellStart"/>
-            <w:r>
-              <w:t>introduzir</w:t>
-            </w:r>
-            <w:proofErr w:type="spellEnd"/>
-            <w:r>
-              <w:t xml:space="preserve"> </w:t>
-            </w:r>
-            <w:proofErr w:type="spellStart"/>
-            <w:r>
-              <w:t>uma</w:t>
-            </w:r>
-            <w:proofErr w:type="spellEnd"/>
-            <w:r>
-              <w:t xml:space="preserve"> </w:t>
-            </w:r>
-            <w:proofErr w:type="spellStart"/>
-            <w:r>
-              <w:t>atualização</w:t>
-            </w:r>
-            <w:proofErr w:type="spellEnd"/>
-            <w:r>
-              <w:t xml:space="preserve"> suave dos pesos.</w:t>
-            </w:r>
-          </w:p>
-          <w:p/>
-          <w:p>
-            <w:r>
-              <w:t xml:space="preserve">Least mean squares, </w:t>
-            </w:r>
-            <w:proofErr w:type="spellStart"/>
-            <w:r>
-              <w:t>mínima</w:t>
-            </w:r>
-            <w:proofErr w:type="spellEnd"/>
-            <w:r>
-              <w:t xml:space="preserve"> </w:t>
-            </w:r>
-            <w:proofErr w:type="spellStart"/>
-            <w:r>
-              <w:t>média</w:t>
-            </w:r>
-            <w:proofErr w:type="spellEnd"/>
-            <w:r>
-              <w:t xml:space="preserve"> dos </w:t>
-            </w:r>
-            <w:proofErr w:type="spellStart"/>
-            <w:r>
-              <w:t>quadrados</w:t>
-            </w:r>
-            <w:proofErr w:type="spellEnd"/>
-            <w:r>
-              <w:t xml:space="preserve">, é </w:t>
-            </w:r>
-            <w:proofErr w:type="spellStart"/>
-            <w:r>
-              <w:t>uma</w:t>
-            </w:r>
-            <w:proofErr w:type="spellEnd"/>
-            <w:r>
-              <w:t xml:space="preserve"> </w:t>
-            </w:r>
-            <w:proofErr w:type="spellStart"/>
-            <w:r>
-              <w:t>métrica</w:t>
-            </w:r>
-            <w:proofErr w:type="spellEnd"/>
-            <w:r>
-              <w:t xml:space="preserve"> de </w:t>
-            </w:r>
-            <w:proofErr w:type="spellStart"/>
-            <w:r>
-              <w:t>erro</w:t>
-            </w:r>
-            <w:proofErr w:type="spellEnd"/>
-            <w:r>
-              <w:t xml:space="preserve"> </w:t>
-            </w:r>
-            <w:proofErr w:type="spellStart"/>
-            <w:r>
-              <w:t>muito</w:t>
-            </w:r>
-            <w:proofErr w:type="spellEnd"/>
-            <w:r>
-              <w:t xml:space="preserve"> </w:t>
-            </w:r>
-            <w:proofErr w:type="spellStart"/>
-            <w:r>
-              <w:t>utilizada</w:t>
-            </w:r>
-            <w:proofErr w:type="spellEnd"/>
-            <w:r>
-              <w:t xml:space="preserve">, </w:t>
-            </w:r>
-            <w:proofErr w:type="spellStart"/>
-            <w:r>
-              <w:t>onde</w:t>
-            </w:r>
-            <w:proofErr w:type="spellEnd"/>
-            <w:r>
-              <w:t xml:space="preserve"> o </w:t>
-            </w:r>
-            <w:proofErr w:type="spellStart"/>
-            <w:r>
-              <w:t>objetivo</w:t>
-            </w:r>
-            <w:proofErr w:type="spellEnd"/>
-            <w:r>
-              <w:t xml:space="preserve"> do </w:t>
-            </w:r>
-            <w:proofErr w:type="spellStart"/>
-            <w:r>
-              <w:t>modelo</w:t>
-            </w:r>
-            <w:proofErr w:type="spellEnd"/>
-            <w:r>
-              <w:t xml:space="preserve"> é </w:t>
-            </w:r>
-            <w:proofErr w:type="spellStart"/>
-            <w:r>
-              <w:t>diminuit</w:t>
-            </w:r>
-            <w:proofErr w:type="spellEnd"/>
-            <w:r>
-              <w:t xml:space="preserve"> a </w:t>
-            </w:r>
-            <w:proofErr w:type="spellStart"/>
-            <w:r>
-              <w:t>média</w:t>
-            </w:r>
-            <w:proofErr w:type="spellEnd"/>
-            <w:r>
-              <w:t xml:space="preserve"> da soma dos </w:t>
-            </w:r>
-            <w:proofErr w:type="spellStart"/>
-            <w:r>
-              <w:t>quadrados</w:t>
-            </w:r>
-            <w:proofErr w:type="spellEnd"/>
-            <w:r>
-              <w:t xml:space="preserve"> dos </w:t>
-            </w:r>
-            <w:proofErr w:type="spellStart"/>
-            <w:r>
-              <w:t>erros</w:t>
-            </w:r>
-            <w:proofErr w:type="spellEnd"/>
-            <w:r>
-              <w:t>.</w:t>
-            </w:r>
-          </w:p>
-          <w:p/>
-          <w:p/>
-          <w:p>
-            <w:r>
-              <w:t xml:space="preserve">Long short-term memory </w:t>
-            </w:r>
-            <w:proofErr w:type="spellStart"/>
-            <w:r>
-              <w:t>são</w:t>
-            </w:r>
-            <w:proofErr w:type="spellEnd"/>
-            <w:r>
-              <w:t xml:space="preserve"> </w:t>
-            </w:r>
-            <w:proofErr w:type="spellStart"/>
-            <w:r>
-              <w:t>unidades</w:t>
-            </w:r>
-            <w:proofErr w:type="spellEnd"/>
-            <w:r>
-              <w:t xml:space="preserve"> </w:t>
-            </w:r>
-            <w:proofErr w:type="spellStart"/>
-            <w:r>
-              <w:t>utilizadas</w:t>
-            </w:r>
-            <w:proofErr w:type="spellEnd"/>
-            <w:r>
-              <w:t xml:space="preserve"> </w:t>
-            </w:r>
-            <w:proofErr w:type="spellStart"/>
-            <w:r>
-              <w:t>em</w:t>
-            </w:r>
-            <w:proofErr w:type="spellEnd"/>
-            <w:r>
-              <w:t xml:space="preserve"> redes </w:t>
-            </w:r>
-            <w:proofErr w:type="spellStart"/>
-            <w:r>
-              <w:t>recorrentes</w:t>
-            </w:r>
-            <w:proofErr w:type="spellEnd"/>
-            <w:r>
-              <w:t xml:space="preserve"> que </w:t>
-            </w:r>
-            <w:proofErr w:type="spellStart"/>
-            <w:r>
-              <w:t>tem</w:t>
-            </w:r>
-            <w:proofErr w:type="spellEnd"/>
-            <w:r>
-              <w:t xml:space="preserve"> </w:t>
-            </w:r>
-            <w:proofErr w:type="spellStart"/>
-            <w:r>
-              <w:t>como</w:t>
-            </w:r>
-            <w:proofErr w:type="spellEnd"/>
-            <w:r>
-              <w:t xml:space="preserve"> </w:t>
-            </w:r>
-            <w:proofErr w:type="spellStart"/>
-            <w:r>
-              <w:t>função</w:t>
-            </w:r>
-            <w:proofErr w:type="spellEnd"/>
-            <w:r>
-              <w:t xml:space="preserve"> regular as </w:t>
-            </w:r>
-            <w:proofErr w:type="spellStart"/>
-            <w:r>
-              <w:t>características</w:t>
-            </w:r>
-            <w:proofErr w:type="spellEnd"/>
-            <w:r>
-              <w:t xml:space="preserve"> que </w:t>
-            </w:r>
-            <w:proofErr w:type="spellStart"/>
-            <w:r>
-              <w:t>devem</w:t>
-            </w:r>
-            <w:proofErr w:type="spellEnd"/>
-            <w:r>
-              <w:t xml:space="preserve"> ser </w:t>
-            </w:r>
-            <w:proofErr w:type="spellStart"/>
-            <w:r>
-              <w:t>lembradas</w:t>
-            </w:r>
-            <w:proofErr w:type="spellEnd"/>
-            <w:r>
-              <w:t xml:space="preserve"> por </w:t>
-            </w:r>
-            <w:proofErr w:type="spellStart"/>
-            <w:r>
-              <w:t>longos</w:t>
-            </w:r>
-            <w:proofErr w:type="spellEnd"/>
-            <w:r>
-              <w:t xml:space="preserve"> </w:t>
-            </w:r>
-            <w:proofErr w:type="spellStart"/>
-            <w:r>
-              <w:t>períodos</w:t>
-            </w:r>
-            <w:proofErr w:type="spellEnd"/>
-            <w:r>
-              <w:t xml:space="preserve"> e as que </w:t>
-            </w:r>
-            <w:proofErr w:type="spellStart"/>
-            <w:r>
-              <w:t>devem</w:t>
-            </w:r>
-            <w:proofErr w:type="spellEnd"/>
-            <w:r>
-              <w:t xml:space="preserve"> ser </w:t>
-            </w:r>
-            <w:proofErr w:type="spellStart"/>
-            <w:r>
-              <w:t>esquecidas</w:t>
-            </w:r>
-            <w:proofErr w:type="spellEnd"/>
-            <w:r>
-              <w:t>.</w:t>
-            </w:r>
-          </w:p>
-          <w:p/>
-          <w:p>
-            <w:r>
-              <w:t xml:space="preserve">Musical Instrument Digital Interface é </w:t>
-            </w:r>
-            <w:proofErr w:type="spellStart"/>
-            <w:r>
-              <w:t>uma</w:t>
-            </w:r>
-            <w:proofErr w:type="spellEnd"/>
-            <w:r>
-              <w:t xml:space="preserve"> </w:t>
-            </w:r>
-            <w:proofErr w:type="spellStart"/>
-            <w:r>
-              <w:t>linguagem</w:t>
-            </w:r>
-            <w:proofErr w:type="spellEnd"/>
-            <w:r>
-              <w:t xml:space="preserve"> </w:t>
-            </w:r>
-            <w:proofErr w:type="spellStart"/>
-            <w:r>
-              <w:t>introduzida</w:t>
-            </w:r>
-            <w:proofErr w:type="spellEnd"/>
-            <w:r>
-              <w:t xml:space="preserve"> para a </w:t>
-            </w:r>
-            <w:proofErr w:type="spellStart"/>
-            <w:r>
-              <w:t>normalização</w:t>
-            </w:r>
-            <w:proofErr w:type="spellEnd"/>
-            <w:r>
-              <w:t xml:space="preserve"> das </w:t>
-            </w:r>
-            <w:proofErr w:type="spellStart"/>
-            <w:r>
-              <w:t>conexões</w:t>
-            </w:r>
-            <w:proofErr w:type="spellEnd"/>
-            <w:r>
-              <w:t xml:space="preserve"> entre </w:t>
-            </w:r>
-            <w:proofErr w:type="spellStart"/>
-            <w:r>
-              <w:t>controladores</w:t>
-            </w:r>
-            <w:proofErr w:type="spellEnd"/>
-            <w:r>
-              <w:t xml:space="preserve"> e </w:t>
-            </w:r>
-            <w:proofErr w:type="spellStart"/>
-            <w:r>
-              <w:t>sintetizadores</w:t>
-            </w:r>
-            <w:proofErr w:type="spellEnd"/>
-            <w:r>
-              <w:t xml:space="preserve">. É o </w:t>
-            </w:r>
-            <w:proofErr w:type="spellStart"/>
-            <w:r>
-              <w:t>padrão</w:t>
-            </w:r>
-            <w:proofErr w:type="spellEnd"/>
-            <w:r>
-              <w:t xml:space="preserve"> </w:t>
-            </w:r>
-            <w:proofErr w:type="spellStart"/>
-            <w:r>
-              <w:t>não</w:t>
-            </w:r>
-            <w:proofErr w:type="spellEnd"/>
-            <w:r>
-              <w:t xml:space="preserve"> formal de </w:t>
-            </w:r>
-            <w:proofErr w:type="spellStart"/>
-            <w:r>
-              <w:t>conexões</w:t>
-            </w:r>
-            <w:proofErr w:type="spellEnd"/>
-            <w:r>
-              <w:t xml:space="preserve"> entre DMIs e </w:t>
-            </w:r>
-            <w:proofErr w:type="spellStart"/>
-            <w:r>
-              <w:t>afins</w:t>
-            </w:r>
-            <w:proofErr w:type="spellEnd"/>
-            <w:r>
-              <w:t>.</w:t>
-            </w:r>
-          </w:p>
-          <w:p/>
-          <w:p>
-            <w:r>
-              <w:t xml:space="preserve">Base de dados de </w:t>
-            </w:r>
-            <w:proofErr w:type="spellStart"/>
-            <w:r>
-              <w:t>dígitos</w:t>
-            </w:r>
-            <w:proofErr w:type="spellEnd"/>
-            <w:r>
-              <w:t xml:space="preserve"> </w:t>
-            </w:r>
-            <w:proofErr w:type="spellStart"/>
-            <w:r>
-              <w:t>escritos</w:t>
-            </w:r>
-            <w:proofErr w:type="spellEnd"/>
-            <w:r>
-              <w:t xml:space="preserve"> à </w:t>
-            </w:r>
-            <w:proofErr w:type="spellStart"/>
-            <w:r>
-              <w:t>mão</w:t>
-            </w:r>
-            <w:proofErr w:type="spellEnd"/>
-            <w:r>
-              <w:t xml:space="preserve">, </w:t>
-            </w:r>
-            <w:proofErr w:type="spellStart"/>
-            <w:r>
-              <w:t>escaneados</w:t>
-            </w:r>
-            <w:proofErr w:type="spellEnd"/>
-            <w:r>
-              <w:t xml:space="preserve">, </w:t>
-            </w:r>
-            <w:proofErr w:type="spellStart"/>
-            <w:r>
-              <w:t>processados</w:t>
-            </w:r>
-            <w:proofErr w:type="spellEnd"/>
-            <w:r>
-              <w:t xml:space="preserve"> e </w:t>
-            </w:r>
-            <w:proofErr w:type="spellStart"/>
-            <w:r>
-              <w:t>disponibilizados</w:t>
-            </w:r>
-            <w:proofErr w:type="spellEnd"/>
-            <w:r>
-              <w:t xml:space="preserve"> de forma </w:t>
-            </w:r>
-            <w:proofErr w:type="spellStart"/>
-            <w:r>
-              <w:t>gratuita</w:t>
-            </w:r>
-            <w:proofErr w:type="spellEnd"/>
-            <w:r>
-              <w:t xml:space="preserve">. </w:t>
-            </w:r>
-            <w:proofErr w:type="spellStart"/>
-            <w:r>
-              <w:t>bastante</w:t>
-            </w:r>
-            <w:proofErr w:type="spellEnd"/>
-            <w:r>
-              <w:t xml:space="preserve"> </w:t>
-            </w:r>
-            <w:proofErr w:type="spellStart"/>
-            <w:r>
-              <w:t>utilizads</w:t>
-            </w:r>
-            <w:proofErr w:type="spellEnd"/>
-            <w:r>
-              <w:t xml:space="preserve"> para </w:t>
-            </w:r>
-            <w:proofErr w:type="gramStart"/>
-            <w:r>
-              <w:t>a</w:t>
-            </w:r>
-            <w:proofErr w:type="gramEnd"/>
-            <w:r>
-              <w:t xml:space="preserve"> </w:t>
-            </w:r>
-            <w:proofErr w:type="spellStart"/>
-            <w:r>
-              <w:t>avaliação</w:t>
-            </w:r>
-            <w:proofErr w:type="spellEnd"/>
-            <w:r>
-              <w:t xml:space="preserve"> de </w:t>
-            </w:r>
-            <w:proofErr w:type="spellStart"/>
-            <w:r>
-              <w:t>modelos</w:t>
-            </w:r>
-            <w:proofErr w:type="spellEnd"/>
-            <w:r>
-              <w:t xml:space="preserve"> </w:t>
-            </w:r>
-            <w:proofErr w:type="spellStart"/>
-            <w:r>
-              <w:t>neurais</w:t>
-            </w:r>
-            <w:proofErr w:type="spellEnd"/>
-            <w:r>
-              <w:t xml:space="preserve"> da </w:t>
-            </w:r>
-            <w:proofErr w:type="spellStart"/>
-            <w:r>
-              <w:t>área</w:t>
-            </w:r>
-            <w:proofErr w:type="spellEnd"/>
-            <w:r>
-              <w:t xml:space="preserve"> de </w:t>
-            </w:r>
-            <w:proofErr w:type="spellStart"/>
-            <w:r>
-              <w:t>visão</w:t>
-            </w:r>
-            <w:proofErr w:type="spellEnd"/>
-            <w:r>
-              <w:t xml:space="preserve"> de </w:t>
-            </w:r>
-            <w:proofErr w:type="spellStart"/>
-            <w:r>
-              <w:t>computadores</w:t>
-            </w:r>
-            <w:proofErr w:type="spellEnd"/>
-            <w:r>
-              <w:t>.</w:t>
-            </w:r>
-          </w:p>
-          <w:p/>
-          <w:p>
-            <w:proofErr w:type="spellStart"/>
-            <w:r>
-              <w:t>Ocorre</w:t>
-            </w:r>
-            <w:proofErr w:type="spellEnd"/>
-            <w:r>
-              <w:t xml:space="preserve"> </w:t>
-            </w:r>
-            <w:proofErr w:type="spellStart"/>
-            <w:r>
-              <w:t>quando</w:t>
-            </w:r>
-            <w:proofErr w:type="spellEnd"/>
-            <w:r>
-              <w:t xml:space="preserve"> um </w:t>
-            </w:r>
-            <w:proofErr w:type="spellStart"/>
-            <w:r>
-              <w:t>modelo</w:t>
-            </w:r>
-            <w:proofErr w:type="spellEnd"/>
-            <w:r>
-              <w:t xml:space="preserve"> </w:t>
-            </w:r>
-            <w:proofErr w:type="spellStart"/>
-            <w:r>
-              <w:t>perde</w:t>
-            </w:r>
-            <w:proofErr w:type="spellEnd"/>
-            <w:r>
-              <w:t xml:space="preserve"> a </w:t>
-            </w:r>
-            <w:proofErr w:type="spellStart"/>
-            <w:r>
-              <w:t>habilidade</w:t>
-            </w:r>
-            <w:proofErr w:type="spellEnd"/>
-            <w:r>
-              <w:t xml:space="preserve"> de </w:t>
-            </w:r>
-            <w:proofErr w:type="spellStart"/>
-            <w:r>
-              <w:t>generalização</w:t>
-            </w:r>
-            <w:proofErr w:type="spellEnd"/>
-            <w:r>
-              <w:t xml:space="preserve"> </w:t>
-            </w:r>
-            <w:proofErr w:type="spellStart"/>
-            <w:r>
-              <w:t>ao</w:t>
-            </w:r>
-            <w:proofErr w:type="spellEnd"/>
-            <w:r>
-              <w:t xml:space="preserve"> </w:t>
-            </w:r>
-            <w:proofErr w:type="spellStart"/>
-            <w:r>
-              <w:t>aprender</w:t>
-            </w:r>
-            <w:proofErr w:type="spellEnd"/>
-            <w:r>
-              <w:t xml:space="preserve"> de </w:t>
-            </w:r>
-            <w:proofErr w:type="spellStart"/>
-            <w:r>
-              <w:t>maneira</w:t>
-            </w:r>
-            <w:proofErr w:type="spellEnd"/>
-            <w:r>
-              <w:t xml:space="preserve"> </w:t>
-            </w:r>
-            <w:proofErr w:type="spellStart"/>
-            <w:r>
-              <w:t>muito</w:t>
-            </w:r>
-            <w:proofErr w:type="spellEnd"/>
-            <w:r>
-              <w:t xml:space="preserve"> </w:t>
-            </w:r>
-            <w:proofErr w:type="spellStart"/>
-            <w:r>
-              <w:t>próxima</w:t>
-            </w:r>
-            <w:proofErr w:type="spellEnd"/>
-            <w:r>
-              <w:t xml:space="preserve"> um </w:t>
-            </w:r>
-            <w:proofErr w:type="spellStart"/>
-            <w:r>
-              <w:t>exemplo</w:t>
-            </w:r>
-            <w:proofErr w:type="spellEnd"/>
-            <w:r>
-              <w:t xml:space="preserve"> simples </w:t>
-            </w:r>
-            <w:proofErr w:type="spellStart"/>
-            <w:r>
-              <w:t>em</w:t>
-            </w:r>
-            <w:proofErr w:type="spellEnd"/>
-            <w:r>
-              <w:t xml:space="preserve"> </w:t>
-            </w:r>
-            <w:proofErr w:type="spellStart"/>
-            <w:r>
-              <w:t>relação</w:t>
-            </w:r>
-            <w:proofErr w:type="spellEnd"/>
-            <w:r>
-              <w:t xml:space="preserve"> à </w:t>
-            </w:r>
-            <w:proofErr w:type="spellStart"/>
-            <w:r>
-              <w:t>sua</w:t>
-            </w:r>
-            <w:proofErr w:type="spellEnd"/>
-            <w:r>
-              <w:t xml:space="preserve"> </w:t>
-            </w:r>
-            <w:proofErr w:type="spellStart"/>
-            <w:r>
-              <w:t>arquitetura</w:t>
-            </w:r>
-            <w:proofErr w:type="spellEnd"/>
-            <w:r>
-              <w:t>.</w:t>
-            </w:r>
-          </w:p>
-          <w:p/>
-          <w:p>
-            <w:r>
-              <w:t xml:space="preserve">É </w:t>
-            </w:r>
-            <w:proofErr w:type="spellStart"/>
-            <w:r>
-              <w:t>uma</w:t>
-            </w:r>
-            <w:proofErr w:type="spellEnd"/>
-            <w:r>
-              <w:t xml:space="preserve"> </w:t>
-            </w:r>
-            <w:proofErr w:type="spellStart"/>
-            <w:r>
-              <w:t>técnica</w:t>
-            </w:r>
-            <w:proofErr w:type="spellEnd"/>
-            <w:r>
-              <w:t xml:space="preserve"> </w:t>
-            </w:r>
-            <w:proofErr w:type="spellStart"/>
-            <w:r>
-              <w:t>em</w:t>
-            </w:r>
-            <w:proofErr w:type="spellEnd"/>
-            <w:r>
-              <w:t xml:space="preserve"> que </w:t>
-            </w:r>
-            <w:proofErr w:type="spellStart"/>
-            <w:r>
-              <w:t>o</w:t>
-            </w:r>
-            <w:proofErr w:type="spellEnd"/>
-            <w:r>
-              <w:t xml:space="preserve"> </w:t>
-            </w:r>
-            <w:proofErr w:type="spellStart"/>
-            <w:r>
-              <w:t>músico</w:t>
-            </w:r>
-            <w:proofErr w:type="spellEnd"/>
-            <w:r>
-              <w:t xml:space="preserve"> </w:t>
-            </w:r>
-            <w:proofErr w:type="spellStart"/>
-            <w:r>
-              <w:t>excita</w:t>
-            </w:r>
-            <w:proofErr w:type="spellEnd"/>
-            <w:r>
-              <w:t xml:space="preserve"> </w:t>
-            </w:r>
-            <w:proofErr w:type="gramStart"/>
-            <w:r>
-              <w:t>a corda</w:t>
-            </w:r>
-            <w:proofErr w:type="gramEnd"/>
-            <w:r>
-              <w:t xml:space="preserve">, </w:t>
-            </w:r>
-            <w:proofErr w:type="spellStart"/>
-            <w:r>
-              <w:t>geralmente</w:t>
-            </w:r>
-            <w:proofErr w:type="spellEnd"/>
-            <w:r>
-              <w:t xml:space="preserve"> </w:t>
-            </w:r>
-            <w:proofErr w:type="spellStart"/>
-            <w:r>
-              <w:t>em</w:t>
-            </w:r>
-            <w:proofErr w:type="spellEnd"/>
-            <w:r>
-              <w:t xml:space="preserve"> </w:t>
-            </w:r>
-            <w:proofErr w:type="spellStart"/>
-            <w:r>
-              <w:t>instrumentos</w:t>
-            </w:r>
-            <w:proofErr w:type="spellEnd"/>
-            <w:r>
-              <w:t xml:space="preserve"> de </w:t>
-            </w:r>
-            <w:proofErr w:type="spellStart"/>
-            <w:r>
-              <w:t>arco</w:t>
-            </w:r>
-            <w:proofErr w:type="spellEnd"/>
-            <w:r>
-              <w:t xml:space="preserve">, com o </w:t>
-            </w:r>
-            <w:proofErr w:type="spellStart"/>
-            <w:r>
-              <w:t>uso</w:t>
-            </w:r>
-            <w:proofErr w:type="spellEnd"/>
-            <w:r>
-              <w:t xml:space="preserve"> dos </w:t>
-            </w:r>
-            <w:proofErr w:type="spellStart"/>
-            <w:r>
-              <w:t>dedos</w:t>
-            </w:r>
-            <w:proofErr w:type="spellEnd"/>
-            <w:r>
-              <w:t>.</w:t>
-            </w:r>
-          </w:p>
-          <w:p/>
-          <w:p>
-            <w:r>
-              <w:t xml:space="preserve">No </w:t>
-            </w:r>
-            <w:proofErr w:type="spellStart"/>
-            <w:r>
-              <w:t>contexto</w:t>
-            </w:r>
-            <w:proofErr w:type="spellEnd"/>
-            <w:r>
-              <w:t xml:space="preserve"> de redes </w:t>
-            </w:r>
-            <w:proofErr w:type="spellStart"/>
-            <w:r>
-              <w:t>convolucionais</w:t>
-            </w:r>
-            <w:proofErr w:type="spellEnd"/>
-            <w:r>
-              <w:t xml:space="preserve"> </w:t>
-            </w:r>
-            <w:proofErr w:type="spellStart"/>
-            <w:r>
-              <w:t>consiste</w:t>
-            </w:r>
-            <w:proofErr w:type="spellEnd"/>
-            <w:r>
-              <w:t xml:space="preserve"> </w:t>
-            </w:r>
-            <w:proofErr w:type="spellStart"/>
-            <w:r>
-              <w:t>na</w:t>
-            </w:r>
-            <w:proofErr w:type="spellEnd"/>
-            <w:r>
-              <w:t xml:space="preserve"> </w:t>
-            </w:r>
-            <w:proofErr w:type="spellStart"/>
-            <w:r>
-              <w:t>concatenação</w:t>
-            </w:r>
-            <w:proofErr w:type="spellEnd"/>
-            <w:r>
-              <w:t xml:space="preserve"> de dados de </w:t>
-            </w:r>
-            <w:proofErr w:type="spellStart"/>
-            <w:r>
-              <w:t>vários</w:t>
-            </w:r>
-            <w:proofErr w:type="spellEnd"/>
-            <w:r>
-              <w:t xml:space="preserve"> </w:t>
-            </w:r>
-            <w:proofErr w:type="spellStart"/>
-            <w:r>
-              <w:t>filtros</w:t>
-            </w:r>
-            <w:proofErr w:type="spellEnd"/>
-            <w:r>
-              <w:t xml:space="preserve">; </w:t>
-            </w:r>
-            <w:proofErr w:type="spellStart"/>
-            <w:r>
-              <w:t>técnicas</w:t>
-            </w:r>
-            <w:proofErr w:type="spellEnd"/>
-            <w:r>
-              <w:t xml:space="preserve"> </w:t>
-            </w:r>
-            <w:proofErr w:type="spellStart"/>
-            <w:r>
-              <w:t>usuais</w:t>
-            </w:r>
-            <w:proofErr w:type="spellEnd"/>
-            <w:r>
-              <w:t xml:space="preserve"> </w:t>
-            </w:r>
-            <w:proofErr w:type="spellStart"/>
-            <w:r>
-              <w:t>são</w:t>
-            </w:r>
-            <w:proofErr w:type="spellEnd"/>
-            <w:r>
-              <w:t xml:space="preserve"> o max pooling, </w:t>
-            </w:r>
-            <w:proofErr w:type="spellStart"/>
-            <w:r>
-              <w:t>onde</w:t>
-            </w:r>
-            <w:proofErr w:type="spellEnd"/>
-            <w:r>
-              <w:t xml:space="preserve"> </w:t>
-            </w:r>
-            <w:proofErr w:type="spellStart"/>
-            <w:r>
-              <w:t>são</w:t>
-            </w:r>
-            <w:proofErr w:type="spellEnd"/>
-            <w:r>
-              <w:t xml:space="preserve"> </w:t>
-            </w:r>
-            <w:proofErr w:type="spellStart"/>
-            <w:r>
-              <w:t>utilizados</w:t>
-            </w:r>
-            <w:proofErr w:type="spellEnd"/>
-            <w:r>
-              <w:t xml:space="preserve"> </w:t>
-            </w:r>
-            <w:proofErr w:type="spellStart"/>
-            <w:r>
-              <w:t>os</w:t>
-            </w:r>
-            <w:proofErr w:type="spellEnd"/>
-            <w:r>
-              <w:t xml:space="preserve"> </w:t>
-            </w:r>
-            <w:proofErr w:type="spellStart"/>
-            <w:r>
-              <w:t>maiores</w:t>
-            </w:r>
-            <w:proofErr w:type="spellEnd"/>
-            <w:r>
-              <w:t xml:space="preserve"> </w:t>
-            </w:r>
-            <w:proofErr w:type="spellStart"/>
-            <w:r>
-              <w:t>valores</w:t>
-            </w:r>
-            <w:proofErr w:type="spellEnd"/>
-            <w:r>
-              <w:t xml:space="preserve"> e </w:t>
-            </w:r>
-            <w:proofErr w:type="spellStart"/>
-            <w:r>
-              <w:t>averge</w:t>
-            </w:r>
-            <w:proofErr w:type="spellEnd"/>
-            <w:r>
-              <w:t xml:space="preserve"> pooling, </w:t>
-            </w:r>
-            <w:proofErr w:type="spellStart"/>
-            <w:r>
-              <w:t>onde</w:t>
-            </w:r>
-            <w:proofErr w:type="spellEnd"/>
-            <w:r>
-              <w:t xml:space="preserve"> as </w:t>
-            </w:r>
-            <w:proofErr w:type="spellStart"/>
-            <w:r>
-              <w:lastRenderedPageBreak/>
-              <w:t>médias</w:t>
-            </w:r>
-            <w:proofErr w:type="spellEnd"/>
-            <w:r>
-              <w:t xml:space="preserve"> </w:t>
-            </w:r>
-            <w:proofErr w:type="spellStart"/>
-            <w:r>
-              <w:t>são</w:t>
-            </w:r>
-            <w:proofErr w:type="spellEnd"/>
-            <w:r>
-              <w:t xml:space="preserve"> </w:t>
-            </w:r>
-            <w:proofErr w:type="spellStart"/>
-            <w:r>
-              <w:t>utilizadas</w:t>
-            </w:r>
-            <w:proofErr w:type="spellEnd"/>
-            <w:r>
-              <w:t>.</w:t>
-            </w:r>
-          </w:p>
-          <w:p/>
-          <w:p>
-            <w:proofErr w:type="spellStart"/>
-            <w:r>
-              <w:t>Amostras</w:t>
-            </w:r>
-            <w:proofErr w:type="spellEnd"/>
-            <w:r>
-              <w:t xml:space="preserve"> </w:t>
-            </w:r>
-            <w:proofErr w:type="spellStart"/>
-            <w:r>
-              <w:t>sonoras</w:t>
-            </w:r>
-            <w:proofErr w:type="spellEnd"/>
-            <w:r>
-              <w:t xml:space="preserve"> </w:t>
-            </w:r>
-            <w:proofErr w:type="spellStart"/>
-            <w:r>
-              <w:t>redundantes</w:t>
-            </w:r>
-            <w:proofErr w:type="spellEnd"/>
-            <w:r>
-              <w:t xml:space="preserve"> </w:t>
-            </w:r>
-            <w:proofErr w:type="spellStart"/>
-            <w:r>
-              <w:t>gravadas</w:t>
-            </w:r>
-            <w:proofErr w:type="spellEnd"/>
-            <w:r>
-              <w:t xml:space="preserve"> de </w:t>
-            </w:r>
-            <w:proofErr w:type="spellStart"/>
-            <w:r>
-              <w:t>uma</w:t>
-            </w:r>
-            <w:proofErr w:type="spellEnd"/>
-            <w:r>
-              <w:t xml:space="preserve"> </w:t>
-            </w:r>
-            <w:proofErr w:type="spellStart"/>
-            <w:r>
-              <w:t>mesma</w:t>
-            </w:r>
-            <w:proofErr w:type="spellEnd"/>
-            <w:r>
-              <w:t xml:space="preserve"> </w:t>
-            </w:r>
-            <w:proofErr w:type="spellStart"/>
-            <w:r>
-              <w:t>peça</w:t>
-            </w:r>
-            <w:proofErr w:type="spellEnd"/>
-            <w:r>
-              <w:t xml:space="preserve"> e </w:t>
-            </w:r>
-            <w:proofErr w:type="spellStart"/>
-            <w:r>
-              <w:t>articulação</w:t>
-            </w:r>
-            <w:proofErr w:type="spellEnd"/>
-            <w:r>
-              <w:t xml:space="preserve"> de um </w:t>
-            </w:r>
-            <w:proofErr w:type="spellStart"/>
-            <w:r>
-              <w:t>instrumento</w:t>
-            </w:r>
-            <w:proofErr w:type="spellEnd"/>
-            <w:r>
-              <w:t xml:space="preserve">, com o </w:t>
-            </w:r>
-            <w:proofErr w:type="spellStart"/>
-            <w:r>
-              <w:t>objetivos</w:t>
-            </w:r>
-            <w:proofErr w:type="spellEnd"/>
-            <w:r>
-              <w:t xml:space="preserve"> de </w:t>
-            </w:r>
-            <w:proofErr w:type="spellStart"/>
-            <w:r>
-              <w:t>evitar</w:t>
-            </w:r>
-            <w:proofErr w:type="spellEnd"/>
-            <w:r>
-              <w:t xml:space="preserve"> o </w:t>
-            </w:r>
-            <w:proofErr w:type="spellStart"/>
-            <w:r>
-              <w:t>efeito</w:t>
-            </w:r>
-            <w:proofErr w:type="spellEnd"/>
-            <w:r>
-              <w:t xml:space="preserve"> machine gun </w:t>
-            </w:r>
-            <w:proofErr w:type="spellStart"/>
-            <w:r>
-              <w:t>durante</w:t>
-            </w:r>
-            <w:proofErr w:type="spellEnd"/>
-            <w:r>
-              <w:t xml:space="preserve"> </w:t>
-            </w:r>
-            <w:proofErr w:type="gramStart"/>
-            <w:r>
-              <w:t>a</w:t>
-            </w:r>
-            <w:proofErr w:type="gramEnd"/>
-            <w:r>
-              <w:t xml:space="preserve"> </w:t>
-            </w:r>
-            <w:proofErr w:type="spellStart"/>
-            <w:r>
-              <w:t>execução</w:t>
-            </w:r>
-            <w:proofErr w:type="spellEnd"/>
-            <w:r>
-              <w:t xml:space="preserve"> do DMI. </w:t>
-            </w:r>
-          </w:p>
-          <w:p/>
-          <w:p>
-            <w:r>
-              <w:t xml:space="preserve">São </w:t>
-            </w:r>
-            <w:proofErr w:type="spellStart"/>
-            <w:r>
-              <w:t>os</w:t>
-            </w:r>
-            <w:proofErr w:type="spellEnd"/>
-            <w:r>
-              <w:t xml:space="preserve"> </w:t>
-            </w:r>
-            <w:proofErr w:type="spellStart"/>
-            <w:r>
-              <w:t>pontos</w:t>
-            </w:r>
-            <w:proofErr w:type="spellEnd"/>
-            <w:r>
-              <w:t xml:space="preserve"> de </w:t>
-            </w:r>
-            <w:proofErr w:type="spellStart"/>
-            <w:r>
-              <w:t>uma</w:t>
-            </w:r>
-            <w:proofErr w:type="spellEnd"/>
-            <w:r>
-              <w:t xml:space="preserve"> </w:t>
-            </w:r>
-            <w:proofErr w:type="spellStart"/>
-            <w:r>
-              <w:t>onda</w:t>
-            </w:r>
-            <w:proofErr w:type="spellEnd"/>
-            <w:r>
-              <w:t xml:space="preserve"> </w:t>
-            </w:r>
-            <w:proofErr w:type="spellStart"/>
-            <w:r>
-              <w:t>contínua</w:t>
-            </w:r>
-            <w:proofErr w:type="spellEnd"/>
-            <w:r>
-              <w:t xml:space="preserve"> </w:t>
-            </w:r>
-            <w:proofErr w:type="spellStart"/>
-            <w:r>
-              <w:t>amostrados</w:t>
-            </w:r>
-            <w:proofErr w:type="spellEnd"/>
-            <w:r>
-              <w:t xml:space="preserve">, </w:t>
-            </w:r>
-            <w:proofErr w:type="spellStart"/>
-            <w:r>
-              <w:t>geralmente</w:t>
-            </w:r>
-            <w:proofErr w:type="spellEnd"/>
-            <w:r>
-              <w:t xml:space="preserve"> </w:t>
-            </w:r>
-            <w:proofErr w:type="spellStart"/>
-            <w:r>
-              <w:t>em</w:t>
-            </w:r>
-            <w:proofErr w:type="spellEnd"/>
-            <w:r>
-              <w:t xml:space="preserve"> </w:t>
-            </w:r>
-            <w:proofErr w:type="spellStart"/>
-            <w:r>
-              <w:t>intervalos</w:t>
-            </w:r>
-            <w:proofErr w:type="spellEnd"/>
-            <w:r>
-              <w:t xml:space="preserve"> de tempo </w:t>
-            </w:r>
-            <w:proofErr w:type="spellStart"/>
-            <w:r>
-              <w:t>regulares</w:t>
-            </w:r>
-            <w:proofErr w:type="spellEnd"/>
-            <w:r>
-              <w:t xml:space="preserve">, </w:t>
-            </w:r>
-            <w:proofErr w:type="spellStart"/>
-            <w:r>
-              <w:t>durante</w:t>
-            </w:r>
-            <w:proofErr w:type="spellEnd"/>
-            <w:r>
-              <w:t xml:space="preserve"> o </w:t>
-            </w:r>
-            <w:proofErr w:type="spellStart"/>
-            <w:r>
-              <w:t>processo</w:t>
-            </w:r>
-            <w:proofErr w:type="spellEnd"/>
-            <w:r>
-              <w:t xml:space="preserve"> de </w:t>
-            </w:r>
-            <w:proofErr w:type="spellStart"/>
-            <w:r>
-              <w:t>digitalização</w:t>
-            </w:r>
-            <w:proofErr w:type="spellEnd"/>
-            <w:r>
-              <w:t>.</w:t>
-            </w:r>
-          </w:p>
-          <w:p/>
-          <w:p>
-            <w:proofErr w:type="spellStart"/>
-            <w:r>
-              <w:t>Denota</w:t>
-            </w:r>
-            <w:proofErr w:type="spellEnd"/>
-            <w:r>
-              <w:t xml:space="preserve"> </w:t>
-            </w:r>
-            <w:proofErr w:type="spellStart"/>
-            <w:r>
-              <w:t>quantas</w:t>
-            </w:r>
-            <w:proofErr w:type="spellEnd"/>
-            <w:r>
-              <w:t xml:space="preserve"> </w:t>
-            </w:r>
-            <w:proofErr w:type="spellStart"/>
-            <w:r>
-              <w:t>amostras</w:t>
-            </w:r>
-            <w:proofErr w:type="spellEnd"/>
-            <w:r>
-              <w:t xml:space="preserve"> </w:t>
-            </w:r>
-            <w:proofErr w:type="spellStart"/>
-            <w:r>
-              <w:t>foram</w:t>
-            </w:r>
-            <w:proofErr w:type="spellEnd"/>
-            <w:r>
-              <w:t xml:space="preserve"> </w:t>
-            </w:r>
-            <w:proofErr w:type="spellStart"/>
-            <w:r>
-              <w:t>gravadas</w:t>
-            </w:r>
-            <w:proofErr w:type="spellEnd"/>
-            <w:r>
-              <w:t xml:space="preserve"> por </w:t>
-            </w:r>
-            <w:proofErr w:type="spellStart"/>
-            <w:r>
-              <w:t>segundo</w:t>
-            </w:r>
-            <w:proofErr w:type="spellEnd"/>
-            <w:r>
-              <w:t xml:space="preserve"> </w:t>
-            </w:r>
-            <w:proofErr w:type="spellStart"/>
-            <w:r>
-              <w:t>em</w:t>
-            </w:r>
-            <w:proofErr w:type="spellEnd"/>
-            <w:r>
-              <w:t xml:space="preserve"> </w:t>
-            </w:r>
-            <w:proofErr w:type="spellStart"/>
-            <w:r>
-              <w:t>formatos</w:t>
-            </w:r>
-            <w:proofErr w:type="spellEnd"/>
-            <w:r>
-              <w:t xml:space="preserve"> de </w:t>
-            </w:r>
-            <w:proofErr w:type="spellStart"/>
-            <w:r>
-              <w:t>mídias</w:t>
-            </w:r>
-            <w:proofErr w:type="spellEnd"/>
-            <w:r>
-              <w:t xml:space="preserve"> </w:t>
-            </w:r>
-            <w:proofErr w:type="spellStart"/>
-            <w:r>
-              <w:t>digitais</w:t>
-            </w:r>
-            <w:proofErr w:type="spellEnd"/>
-            <w:r>
-              <w:t xml:space="preserve">, </w:t>
-            </w:r>
-            <w:proofErr w:type="spellStart"/>
-            <w:r>
-              <w:t>como</w:t>
-            </w:r>
-            <w:proofErr w:type="spellEnd"/>
-            <w:r>
-              <w:t xml:space="preserve"> </w:t>
-            </w:r>
-            <w:proofErr w:type="spellStart"/>
-            <w:r>
-              <w:t>aúdio</w:t>
-            </w:r>
-            <w:proofErr w:type="spellEnd"/>
-            <w:r>
-              <w:t xml:space="preserve"> e </w:t>
-            </w:r>
-            <w:proofErr w:type="spellStart"/>
-            <w:r>
-              <w:t>vídeo</w:t>
-            </w:r>
-            <w:proofErr w:type="spellEnd"/>
-            <w:r>
-              <w:t>.</w:t>
-            </w:r>
-          </w:p>
-          <w:p/>
-          <w:p>
-            <w:proofErr w:type="spellStart"/>
-            <w:r>
-              <w:t>Função</w:t>
-            </w:r>
-            <w:proofErr w:type="spellEnd"/>
-            <w:r>
-              <w:t xml:space="preserve"> sigmoidal </w:t>
-            </w:r>
-            <w:proofErr w:type="spellStart"/>
-            <w:r>
-              <w:t>utilizada</w:t>
-            </w:r>
-            <w:proofErr w:type="spellEnd"/>
-            <w:r>
-              <w:t xml:space="preserve"> para </w:t>
-            </w:r>
-            <w:proofErr w:type="spellStart"/>
-            <w:r>
-              <w:t>uma</w:t>
-            </w:r>
-            <w:proofErr w:type="spellEnd"/>
-            <w:r>
-              <w:t xml:space="preserve"> </w:t>
-            </w:r>
-            <w:proofErr w:type="spellStart"/>
-            <w:r>
-              <w:t>interpolação</w:t>
-            </w:r>
-            <w:proofErr w:type="spellEnd"/>
-            <w:r>
-              <w:t xml:space="preserve"> suave no </w:t>
-            </w:r>
-            <w:proofErr w:type="spellStart"/>
-            <w:r>
-              <w:t>contexto</w:t>
-            </w:r>
-            <w:proofErr w:type="spellEnd"/>
-            <w:r>
-              <w:t xml:space="preserve"> de </w:t>
-            </w:r>
-            <w:proofErr w:type="spellStart"/>
-            <w:r>
-              <w:t>gráficos</w:t>
-            </w:r>
-            <w:proofErr w:type="spellEnd"/>
-            <w:r>
-              <w:t xml:space="preserve"> </w:t>
-            </w:r>
-            <w:proofErr w:type="spellStart"/>
-            <w:r>
-              <w:t>digitais</w:t>
-            </w:r>
-            <w:proofErr w:type="spellEnd"/>
-            <w:r>
-              <w:t>.</w:t>
-            </w:r>
-          </w:p>
-          <w:p/>
-          <w:p>
-            <w:proofErr w:type="spellStart"/>
-            <w:r>
-              <w:t>Plataforma</w:t>
-            </w:r>
-            <w:proofErr w:type="spellEnd"/>
-            <w:r>
-              <w:t xml:space="preserve"> que </w:t>
-            </w:r>
-            <w:proofErr w:type="spellStart"/>
-            <w:r>
-              <w:t>permite</w:t>
-            </w:r>
-            <w:proofErr w:type="spellEnd"/>
-            <w:r>
-              <w:t xml:space="preserve"> a </w:t>
-            </w:r>
-            <w:proofErr w:type="spellStart"/>
-            <w:r>
-              <w:t>visualização</w:t>
-            </w:r>
-            <w:proofErr w:type="spellEnd"/>
-            <w:r>
-              <w:t xml:space="preserve"> do </w:t>
-            </w:r>
-            <w:proofErr w:type="spellStart"/>
-            <w:r>
-              <w:t>treinamento</w:t>
-            </w:r>
-            <w:proofErr w:type="spellEnd"/>
-            <w:r>
-              <w:t xml:space="preserve"> de redes </w:t>
-            </w:r>
-            <w:proofErr w:type="spellStart"/>
-            <w:r>
-              <w:t>neurais</w:t>
-            </w:r>
-            <w:proofErr w:type="spellEnd"/>
-            <w:r>
-              <w:t>.</w:t>
-            </w:r>
-          </w:p>
-          <w:p/>
-          <w:p>
-            <w:r>
-              <w:t xml:space="preserve">Etapa </w:t>
-            </w:r>
-            <w:proofErr w:type="spellStart"/>
-            <w:r>
-              <w:t>onde</w:t>
-            </w:r>
-            <w:proofErr w:type="spellEnd"/>
-            <w:r>
-              <w:t xml:space="preserve"> um </w:t>
-            </w:r>
-            <w:proofErr w:type="spellStart"/>
-            <w:r>
-              <w:t>sistema</w:t>
-            </w:r>
-            <w:proofErr w:type="spellEnd"/>
-            <w:r>
-              <w:t xml:space="preserve">, do </w:t>
-            </w:r>
-            <w:proofErr w:type="spellStart"/>
-            <w:r>
-              <w:t>ponto</w:t>
-            </w:r>
-            <w:proofErr w:type="spellEnd"/>
-            <w:r>
-              <w:t xml:space="preserve"> de visto </w:t>
-            </w:r>
-            <w:proofErr w:type="spellStart"/>
-            <w:r>
-              <w:t>acústico</w:t>
-            </w:r>
-            <w:proofErr w:type="spellEnd"/>
-            <w:r>
-              <w:t xml:space="preserve">, </w:t>
-            </w:r>
-            <w:proofErr w:type="spellStart"/>
-            <w:r>
-              <w:t>não</w:t>
-            </w:r>
-            <w:proofErr w:type="spellEnd"/>
-            <w:r>
-              <w:t xml:space="preserve"> </w:t>
-            </w:r>
-            <w:proofErr w:type="spellStart"/>
-            <w:r>
-              <w:t>alcançou</w:t>
-            </w:r>
-            <w:proofErr w:type="spellEnd"/>
-            <w:r>
-              <w:t xml:space="preserve"> </w:t>
-            </w:r>
-            <w:proofErr w:type="gramStart"/>
-            <w:r>
-              <w:t>a</w:t>
-            </w:r>
-            <w:proofErr w:type="gramEnd"/>
-            <w:r>
-              <w:t xml:space="preserve"> </w:t>
-            </w:r>
-            <w:proofErr w:type="spellStart"/>
-            <w:r>
-              <w:t>etapa</w:t>
-            </w:r>
-            <w:proofErr w:type="spellEnd"/>
-            <w:r>
-              <w:t xml:space="preserve"> </w:t>
-            </w:r>
-            <w:proofErr w:type="spellStart"/>
-            <w:r>
-              <w:t>periódica</w:t>
-            </w:r>
-            <w:proofErr w:type="spellEnd"/>
-            <w:r>
-              <w:t xml:space="preserve">, e </w:t>
-            </w:r>
-            <w:proofErr w:type="spellStart"/>
-            <w:r>
-              <w:t>apresenta</w:t>
-            </w:r>
-            <w:proofErr w:type="spellEnd"/>
-            <w:r>
-              <w:t xml:space="preserve"> </w:t>
-            </w:r>
-            <w:proofErr w:type="spellStart"/>
-            <w:r>
-              <w:t>comportamento</w:t>
-            </w:r>
-            <w:proofErr w:type="spellEnd"/>
-            <w:r>
-              <w:t xml:space="preserve"> </w:t>
-            </w:r>
-            <w:proofErr w:type="spellStart"/>
-            <w:r>
-              <w:t>aberrante</w:t>
-            </w:r>
-            <w:proofErr w:type="spellEnd"/>
-            <w:r>
-              <w:t>.</w:t>
-            </w:r>
-          </w:p>
-          <w:p/>
-          <w:p>
-            <w:r>
-              <w:t xml:space="preserve">Virtual Studio Technology, é </w:t>
-            </w:r>
-            <w:proofErr w:type="spellStart"/>
-            <w:r>
-              <w:t>uma</w:t>
-            </w:r>
-            <w:proofErr w:type="spellEnd"/>
-            <w:r>
-              <w:t xml:space="preserve"> </w:t>
-            </w:r>
-            <w:proofErr w:type="spellStart"/>
-            <w:r>
-              <w:t>especificação</w:t>
-            </w:r>
-            <w:proofErr w:type="spellEnd"/>
-            <w:r>
-              <w:t xml:space="preserve"> para o </w:t>
-            </w:r>
-            <w:proofErr w:type="spellStart"/>
-            <w:r>
-              <w:t>desenho</w:t>
-            </w:r>
-            <w:proofErr w:type="spellEnd"/>
-            <w:r>
-              <w:t xml:space="preserve"> de DMIs e </w:t>
-            </w:r>
-            <w:proofErr w:type="spellStart"/>
-            <w:r>
-              <w:t>efeitos</w:t>
-            </w:r>
-            <w:proofErr w:type="spellEnd"/>
-            <w:r>
-              <w:t xml:space="preserve"> a </w:t>
-            </w:r>
-            <w:proofErr w:type="spellStart"/>
-            <w:r>
-              <w:t>serem</w:t>
-            </w:r>
-            <w:proofErr w:type="spellEnd"/>
-            <w:r>
-              <w:t xml:space="preserve"> </w:t>
-            </w:r>
-            <w:proofErr w:type="spellStart"/>
-            <w:r>
-              <w:t>utilizados</w:t>
-            </w:r>
-            <w:proofErr w:type="spellEnd"/>
-            <w:r>
-              <w:t xml:space="preserve"> </w:t>
-            </w:r>
-            <w:proofErr w:type="spellStart"/>
-            <w:r>
-              <w:t>como</w:t>
-            </w:r>
-            <w:proofErr w:type="spellEnd"/>
-            <w:r>
-              <w:t xml:space="preserve"> plugins </w:t>
-            </w:r>
-            <w:proofErr w:type="spellStart"/>
-            <w:r>
-              <w:t>em</w:t>
-            </w:r>
-            <w:proofErr w:type="spellEnd"/>
-            <w:r>
-              <w:t xml:space="preserve"> </w:t>
-            </w:r>
-            <w:proofErr w:type="spellStart"/>
-            <w:r>
-              <w:t>softwares</w:t>
-            </w:r>
-            <w:proofErr w:type="spellEnd"/>
-            <w:r>
-              <w:t xml:space="preserve"> de </w:t>
-            </w:r>
-            <w:proofErr w:type="spellStart"/>
-            <w:r>
-              <w:t>manipulação</w:t>
-            </w:r>
-            <w:proofErr w:type="spellEnd"/>
-            <w:r>
-              <w:t xml:space="preserve"> e </w:t>
-            </w:r>
-            <w:proofErr w:type="spellStart"/>
-            <w:r>
-              <w:t>criação</w:t>
-            </w:r>
-            <w:proofErr w:type="spellEnd"/>
-            <w:r>
-              <w:t xml:space="preserve"> de </w:t>
-            </w:r>
-            <w:proofErr w:type="spellStart"/>
-            <w:r>
-              <w:t>áudio</w:t>
-            </w:r>
-            <w:proofErr w:type="spellEnd"/>
-            <w:r>
-              <w:t>.</w:t>
+              <w:rPr>
+                <w:lang w:val="pt-BR"/>
+              </w:rPr>
+              <w:t xml:space="preserve"> e efeitos a serem utilizados como plugins em softwares de manipulação e criação de áudio.</w:t>
             </w:r>
           </w:p>
         </w:tc>
@@ -45628,6 +43264,7 @@
   <w:style w:type="character" w:default="1" w:styleId="DefaultParagraphFont">
     <w:name w:val="Default Paragraph Font"/>
     <w:uiPriority w:val="1"/>
+    <w:semiHidden/>
     <w:unhideWhenUsed/>
   </w:style>
   <w:style w:type="table" w:default="1" w:styleId="TableNormal">
@@ -46911,7 +44548,7 @@
 </file>
 
 <file path=customXml/itemProps1.xml><?xml version="1.0" encoding="utf-8"?>
-<ds:datastoreItem xmlns:ds="http://schemas.openxmlformats.org/officeDocument/2006/customXml" ds:itemID="{65D623BC-82BB-48D6-B032-3995DA431194}">
+<ds:datastoreItem xmlns:ds="http://schemas.openxmlformats.org/officeDocument/2006/customXml" ds:itemID="{AC9EF63E-7E86-4219-9373-0FCAEDB01CDD}">
   <ds:schemaRefs>
     <ds:schemaRef ds:uri="http://schemas.openxmlformats.org/officeDocument/2006/bibliography"/>
   </ds:schemaRefs>

--- a/FINAL.docx
+++ b/FINAL.docx
@@ -2171,7 +2171,7 @@
                 <w:noProof/>
                 <w:webHidden/>
               </w:rPr>
-              <w:t>10</w:t>
+              <w:t>9</w:t>
             </w:r>
             <w:r>
               <w:rPr>
@@ -2527,7 +2527,7 @@
                 <w:noProof/>
                 <w:webHidden/>
               </w:rPr>
-              <w:t>13</w:t>
+              <w:t>12</w:t>
             </w:r>
             <w:r>
               <w:rPr>
@@ -3427,7 +3427,7 @@
                 <w:noProof/>
                 <w:webHidden/>
               </w:rPr>
-              <w:t>25</w:t>
+              <w:t>24</w:t>
             </w:r>
             <w:r>
               <w:rPr>
@@ -3517,7 +3517,7 @@
                 <w:noProof/>
                 <w:webHidden/>
               </w:rPr>
-              <w:t>26</w:t>
+              <w:t>25</w:t>
             </w:r>
             <w:r>
               <w:rPr>
@@ -3607,7 +3607,7 @@
                 <w:noProof/>
                 <w:webHidden/>
               </w:rPr>
-              <w:t>27</w:t>
+              <w:t>26</w:t>
             </w:r>
             <w:r>
               <w:rPr>
@@ -3787,7 +3787,7 @@
                 <w:noProof/>
                 <w:webHidden/>
               </w:rPr>
-              <w:t>35</w:t>
+              <w:t>34</w:t>
             </w:r>
             <w:r>
               <w:rPr>
@@ -3873,7 +3873,7 @@
                 <w:noProof/>
                 <w:webHidden/>
               </w:rPr>
-              <w:t>36</w:t>
+              <w:t>35</w:t>
             </w:r>
             <w:r>
               <w:rPr>
@@ -3963,7 +3963,7 @@
                 <w:noProof/>
                 <w:webHidden/>
               </w:rPr>
-              <w:t>37</w:t>
+              <w:t>36</w:t>
             </w:r>
             <w:r>
               <w:rPr>
@@ -4053,7 +4053,7 @@
                 <w:noProof/>
                 <w:webHidden/>
               </w:rPr>
-              <w:t>41</w:t>
+              <w:t>40</w:t>
             </w:r>
             <w:r>
               <w:rPr>
@@ -4143,7 +4143,7 @@
                 <w:noProof/>
                 <w:webHidden/>
               </w:rPr>
-              <w:t>44</w:t>
+              <w:t>43</w:t>
             </w:r>
             <w:r>
               <w:rPr>
@@ -4233,7 +4233,7 @@
                 <w:noProof/>
                 <w:webHidden/>
               </w:rPr>
-              <w:t>45</w:t>
+              <w:t>44</w:t>
             </w:r>
             <w:r>
               <w:rPr>
@@ -4319,7 +4319,7 @@
                 <w:noProof/>
                 <w:webHidden/>
               </w:rPr>
-              <w:t>47</w:t>
+              <w:t>46</w:t>
             </w:r>
             <w:r>
               <w:rPr>
@@ -4409,7 +4409,7 @@
                 <w:noProof/>
                 <w:webHidden/>
               </w:rPr>
-              <w:t>47</w:t>
+              <w:t>46</w:t>
             </w:r>
             <w:r>
               <w:rPr>
@@ -4499,7 +4499,7 @@
                 <w:noProof/>
                 <w:webHidden/>
               </w:rPr>
-              <w:t>48</w:t>
+              <w:t>47</w:t>
             </w:r>
             <w:r>
               <w:rPr>
@@ -4589,7 +4589,7 @@
                 <w:noProof/>
                 <w:webHidden/>
               </w:rPr>
-              <w:t>50</w:t>
+              <w:t>49</w:t>
             </w:r>
             <w:r>
               <w:rPr>
@@ -4687,7 +4687,7 @@
                 <w:noProof/>
                 <w:webHidden/>
               </w:rPr>
-              <w:t>51</w:t>
+              <w:t>50</w:t>
             </w:r>
             <w:r>
               <w:rPr>
@@ -4777,7 +4777,7 @@
                 <w:noProof/>
                 <w:webHidden/>
               </w:rPr>
-              <w:t>55</w:t>
+              <w:t>54</w:t>
             </w:r>
             <w:r>
               <w:rPr>
@@ -4867,7 +4867,7 @@
                 <w:noProof/>
                 <w:webHidden/>
               </w:rPr>
-              <w:t>57</w:t>
+              <w:t>56</w:t>
             </w:r>
             <w:r>
               <w:rPr>
@@ -4957,7 +4957,7 @@
                 <w:noProof/>
                 <w:webHidden/>
               </w:rPr>
-              <w:t>59</w:t>
+              <w:t>58</w:t>
             </w:r>
             <w:r>
               <w:rPr>
@@ -5047,7 +5047,7 @@
                 <w:noProof/>
                 <w:webHidden/>
               </w:rPr>
-              <w:t>63</w:t>
+              <w:t>62</w:t>
             </w:r>
             <w:r>
               <w:rPr>
@@ -5137,7 +5137,7 @@
                 <w:noProof/>
                 <w:webHidden/>
               </w:rPr>
-              <w:t>68</w:t>
+              <w:t>66</w:t>
             </w:r>
             <w:r>
               <w:rPr>
@@ -5227,7 +5227,7 @@
                 <w:noProof/>
                 <w:webHidden/>
               </w:rPr>
-              <w:t>70</w:t>
+              <w:t>68</w:t>
             </w:r>
             <w:r>
               <w:rPr>
@@ -5317,7 +5317,7 @@
                 <w:noProof/>
                 <w:webHidden/>
               </w:rPr>
-              <w:t>71</w:t>
+              <w:t>69</w:t>
             </w:r>
             <w:r>
               <w:rPr>
@@ -5407,7 +5407,7 @@
                 <w:noProof/>
                 <w:webHidden/>
               </w:rPr>
-              <w:t>72</w:t>
+              <w:t>71</w:t>
             </w:r>
             <w:r>
               <w:rPr>
@@ -5493,7 +5493,7 @@
                 <w:noProof/>
                 <w:webHidden/>
               </w:rPr>
-              <w:t>76</w:t>
+              <w:t>75</w:t>
             </w:r>
             <w:r>
               <w:rPr>
@@ -5579,7 +5579,7 @@
                 <w:noProof/>
                 <w:webHidden/>
               </w:rPr>
-              <w:t>79</w:t>
+              <w:t>77</w:t>
             </w:r>
             <w:r>
               <w:rPr>
@@ -5669,7 +5669,7 @@
                 <w:noProof/>
                 <w:webHidden/>
               </w:rPr>
-              <w:t>80</w:t>
+              <w:t>78</w:t>
             </w:r>
             <w:r>
               <w:rPr>
@@ -5755,7 +5755,7 @@
                 <w:noProof/>
                 <w:webHidden/>
               </w:rPr>
-              <w:t>81</w:t>
+              <w:t>79</w:t>
             </w:r>
             <w:r>
               <w:rPr>
@@ -5824,7 +5824,7 @@
                 <w:noProof/>
                 <w:webHidden/>
               </w:rPr>
-              <w:t>95</w:t>
+              <w:t>93</w:t>
             </w:r>
             <w:r>
               <w:rPr>
@@ -6844,7 +6844,7 @@
         </w:rPr>
         <w:lastRenderedPageBreak/>
         <w:drawing>
-          <wp:inline distT="0" distB="0" distL="0" distR="0">
+          <wp:inline distT="0" distB="0" distL="0" distR="0" wp14:anchorId="76AA1513" wp14:editId="75F77468">
             <wp:extent cx="5943600" cy="915314"/>
             <wp:effectExtent l="0" t="0" r="0" b="0"/>
             <wp:docPr id="1" name="Picture" descr="Figura 1: Representação de uma Rede Densa e uma Rede Densa Profunda"/>
@@ -6968,7 +6968,7 @@
         </w:rPr>
         <w:lastRenderedPageBreak/>
         <w:drawing>
-          <wp:inline distT="0" distB="0" distL="0" distR="0">
+          <wp:inline distT="0" distB="0" distL="0" distR="0" wp14:anchorId="3139B963" wp14:editId="0E89CB55">
             <wp:extent cx="5943600" cy="2060368"/>
             <wp:effectExtent l="0" t="0" r="0" b="0"/>
             <wp:docPr id="2" name="Picture" descr="Figura 2: Representação da evolução temporal de uma Rede Recorrente"/>
@@ -7126,7 +7126,7 @@
           <w:noProof/>
         </w:rPr>
         <w:drawing>
-          <wp:inline distT="0" distB="0" distL="0" distR="0">
+          <wp:inline distT="0" distB="0" distL="0" distR="0" wp14:anchorId="574A307A" wp14:editId="5432A5CA">
             <wp:extent cx="5943600" cy="2270455"/>
             <wp:effectExtent l="0" t="0" r="0" b="0"/>
             <wp:docPr id="3" name="Picture" descr="Figura 3: Representação da evolução temporal de uma Rede Convolucional"/>
@@ -7229,7 +7229,7 @@
           <w:noProof/>
         </w:rPr>
         <w:drawing>
-          <wp:inline distT="0" distB="0" distL="0" distR="0">
+          <wp:inline distT="0" distB="0" distL="0" distR="0" wp14:anchorId="360F1EAF" wp14:editId="7D18F36A">
             <wp:extent cx="3098800" cy="3289300"/>
             <wp:effectExtent l="0" t="0" r="0" b="0"/>
             <wp:docPr id="4" name="Picture" descr="Figura 4: Convolução Bidimensional"/>
@@ -11629,7 +11629,7 @@
           <w:noProof/>
         </w:rPr>
         <w:drawing>
-          <wp:inline distT="0" distB="0" distL="0" distR="0">
+          <wp:inline distT="0" distB="0" distL="0" distR="0" wp14:anchorId="413F3387" wp14:editId="30A88C00">
             <wp:extent cx="5943600" cy="1128744"/>
             <wp:effectExtent l="0" t="0" r="0" b="0"/>
             <wp:docPr id="5" name="Picture" descr="Figura 5: Excitação: 0.1 - Captação: 0.1"/>
@@ -11703,7 +11703,7 @@
           <w:noProof/>
         </w:rPr>
         <w:drawing>
-          <wp:inline distT="0" distB="0" distL="0" distR="0">
+          <wp:inline distT="0" distB="0" distL="0" distR="0" wp14:anchorId="4D0F9A31" wp14:editId="6A9B1A7F">
             <wp:extent cx="5943600" cy="1128744"/>
             <wp:effectExtent l="0" t="0" r="0" b="0"/>
             <wp:docPr id="6" name="Picture" descr="Figura 6: Excitação: 0.1 - Captação: 0.5"/>
@@ -11777,7 +11777,7 @@
           <w:noProof/>
         </w:rPr>
         <w:drawing>
-          <wp:inline distT="0" distB="0" distL="0" distR="0">
+          <wp:inline distT="0" distB="0" distL="0" distR="0" wp14:anchorId="5B546C07" wp14:editId="50C125FA">
             <wp:extent cx="5943600" cy="1128744"/>
             <wp:effectExtent l="0" t="0" r="0" b="0"/>
             <wp:docPr id="7" name="Picture" descr="Figura 7: Excitação: 0.3 - Captação: 0.7"/>
@@ -11851,7 +11851,7 @@
           <w:noProof/>
         </w:rPr>
         <w:drawing>
-          <wp:inline distT="0" distB="0" distL="0" distR="0">
+          <wp:inline distT="0" distB="0" distL="0" distR="0" wp14:anchorId="1CDAD511" wp14:editId="122CC093">
             <wp:extent cx="5943600" cy="1128744"/>
             <wp:effectExtent l="0" t="0" r="0" b="0"/>
             <wp:docPr id="8" name="Picture" descr="Figura 8: Excitação: 0.5 - Captação: 0.1"/>
@@ -11925,7 +11925,7 @@
           <w:noProof/>
         </w:rPr>
         <w:drawing>
-          <wp:inline distT="0" distB="0" distL="0" distR="0">
+          <wp:inline distT="0" distB="0" distL="0" distR="0" wp14:anchorId="59E4813F" wp14:editId="2E3F306B">
             <wp:extent cx="5943600" cy="1128744"/>
             <wp:effectExtent l="0" t="0" r="0" b="0"/>
             <wp:docPr id="9" name="Picture" descr="Figura 9: Excitação: 0.5 - Captação: 0.5"/>
@@ -12049,7 +12049,7 @@
           <w:noProof/>
         </w:rPr>
         <w:drawing>
-          <wp:inline distT="0" distB="0" distL="0" distR="0">
+          <wp:inline distT="0" distB="0" distL="0" distR="0" wp14:anchorId="49314D3D" wp14:editId="036D0B3C">
             <wp:extent cx="5943600" cy="2829153"/>
             <wp:effectExtent l="0" t="0" r="0" b="0"/>
             <wp:docPr id="10" name="Picture" descr="Figura 10: Digital Waveguides"/>
@@ -13415,7 +13415,7 @@
           <w:noProof/>
         </w:rPr>
         <w:drawing>
-          <wp:inline distT="0" distB="0" distL="0" distR="0">
+          <wp:inline distT="0" distB="0" distL="0" distR="0" wp14:anchorId="0954A9C2" wp14:editId="10012A5B">
             <wp:extent cx="5943600" cy="1128744"/>
             <wp:effectExtent l="0" t="0" r="0" b="0"/>
             <wp:docPr id="11" name="Picture" descr="Figura 11: Excitação: 0.1 - Captação: 0.1"/>
@@ -13489,7 +13489,7 @@
           <w:noProof/>
         </w:rPr>
         <w:drawing>
-          <wp:inline distT="0" distB="0" distL="0" distR="0">
+          <wp:inline distT="0" distB="0" distL="0" distR="0" wp14:anchorId="17C2A55A" wp14:editId="214E1B54">
             <wp:extent cx="5943600" cy="1128744"/>
             <wp:effectExtent l="0" t="0" r="0" b="0"/>
             <wp:docPr id="12" name="Picture" descr="Figura 12: Excitação: 0.1 - Captação: 0.5"/>
@@ -13563,7 +13563,7 @@
           <w:noProof/>
         </w:rPr>
         <w:drawing>
-          <wp:inline distT="0" distB="0" distL="0" distR="0">
+          <wp:inline distT="0" distB="0" distL="0" distR="0" wp14:anchorId="4C7B30BE" wp14:editId="2D09D0F3">
             <wp:extent cx="5943600" cy="1128744"/>
             <wp:effectExtent l="0" t="0" r="0" b="0"/>
             <wp:docPr id="13" name="Picture" descr="Figura 13: Excitação: 0.3 - Captação: 0.7"/>
@@ -13637,7 +13637,7 @@
           <w:noProof/>
         </w:rPr>
         <w:drawing>
-          <wp:inline distT="0" distB="0" distL="0" distR="0">
+          <wp:inline distT="0" distB="0" distL="0" distR="0" wp14:anchorId="6CA1D1A4" wp14:editId="16F478D7">
             <wp:extent cx="5943600" cy="1128744"/>
             <wp:effectExtent l="0" t="0" r="0" b="0"/>
             <wp:docPr id="14" name="Picture" descr="Figura 14: Excitação: 0.5 - Captação: 0.1"/>
@@ -13711,7 +13711,7 @@
           <w:noProof/>
         </w:rPr>
         <w:drawing>
-          <wp:inline distT="0" distB="0" distL="0" distR="0">
+          <wp:inline distT="0" distB="0" distL="0" distR="0" wp14:anchorId="3BCC981D" wp14:editId="32F4595E">
             <wp:extent cx="5943600" cy="1128744"/>
             <wp:effectExtent l="0" t="0" r="0" b="0"/>
             <wp:docPr id="15" name="Picture" descr="Figura 15: Excitação: 0.5 - Captação: 0.5"/>
@@ -13818,7 +13818,7 @@
         </w:rPr>
         <w:lastRenderedPageBreak/>
         <w:drawing>
-          <wp:inline distT="0" distB="0" distL="0" distR="0">
+          <wp:inline distT="0" distB="0" distL="0" distR="0" wp14:anchorId="631533E7" wp14:editId="3F750D12">
             <wp:extent cx="5943600" cy="2036618"/>
             <wp:effectExtent l="0" t="0" r="0" b="0"/>
             <wp:docPr id="16" name="Picture" descr="Figura 16: Animação da Corda - Diferenças Finital x Digital Waveguide"/>
@@ -15651,7 +15651,7 @@
         </w:rPr>
         <w:lastRenderedPageBreak/>
         <w:drawing>
-          <wp:inline distT="0" distB="0" distL="0" distR="0">
+          <wp:inline distT="0" distB="0" distL="0" distR="0" wp14:anchorId="08833173" wp14:editId="2C0CCE50">
             <wp:extent cx="5943600" cy="2300173"/>
             <wp:effectExtent l="0" t="0" r="0" b="0"/>
             <wp:docPr id="17" name="Picture" descr="Figura 17: Transformada Discreta Real de Fourier - Interpretação Geométrica da Simetria"/>
@@ -19636,7 +19636,7 @@
           <w:noProof/>
         </w:rPr>
         <w:drawing>
-          <wp:inline distT="0" distB="0" distL="0" distR="0">
+          <wp:inline distT="0" distB="0" distL="0" distR="0" wp14:anchorId="02539C1F" wp14:editId="5C99088F">
             <wp:extent cx="5943600" cy="2754351"/>
             <wp:effectExtent l="0" t="0" r="0" b="0"/>
             <wp:docPr id="18" name="Picture" descr="Figura 18: Representação de um segmento de corda"/>
@@ -22260,7 +22260,7 @@
           <w:noProof/>
         </w:rPr>
         <w:drawing>
-          <wp:inline distT="0" distB="0" distL="0" distR="0">
+          <wp:inline distT="0" distB="0" distL="0" distR="0" wp14:anchorId="75EA31BC" wp14:editId="3482FDB2">
             <wp:extent cx="1905000" cy="1020967"/>
             <wp:effectExtent l="0" t="0" r="0" b="0"/>
             <wp:docPr id="19" name="Picture" descr="Figura 19: representação de uma camada de uma rede"/>
@@ -24971,7 +24971,7 @@
           <w:noProof/>
         </w:rPr>
         <w:drawing>
-          <wp:inline distT="0" distB="0" distL="0" distR="0">
+          <wp:inline distT="0" distB="0" distL="0" distR="0" wp14:anchorId="204B6E02" wp14:editId="08C7FC20">
             <wp:extent cx="3810000" cy="1411003"/>
             <wp:effectExtent l="0" t="0" r="0" b="0"/>
             <wp:docPr id="20" name="Picture" descr="Figura 20: Duas camadas sobrepostas"/>
@@ -28415,7 +28415,7 @@
           <w:noProof/>
         </w:rPr>
         <w:drawing>
-          <wp:inline distT="0" distB="0" distL="0" distR="0">
+          <wp:inline distT="0" distB="0" distL="0" distR="0" wp14:anchorId="7B201058" wp14:editId="181FED11">
             <wp:extent cx="5943600" cy="2653977"/>
             <wp:effectExtent l="0" t="0" r="0" b="0"/>
             <wp:docPr id="21" name="Picture" descr="Figura 21: Adagrad: Loss x Step - 3 camadas ocultas"/>
@@ -28489,7 +28489,7 @@
           <w:noProof/>
         </w:rPr>
         <w:drawing>
-          <wp:inline distT="0" distB="0" distL="0" distR="0">
+          <wp:inline distT="0" distB="0" distL="0" distR="0" wp14:anchorId="1BD66AA3" wp14:editId="0BC5B14E">
             <wp:extent cx="5943600" cy="2635800"/>
             <wp:effectExtent l="0" t="0" r="0" b="0"/>
             <wp:docPr id="22" name="Picture" descr="Figura 22: Adagrad: Loss x Time - 3 camadas ocultas"/>
@@ -29084,7 +29084,7 @@
           <w:noProof/>
         </w:rPr>
         <w:drawing>
-          <wp:inline distT="0" distB="0" distL="0" distR="0">
+          <wp:inline distT="0" distB="0" distL="0" distR="0" wp14:anchorId="3A2FB8C1" wp14:editId="53CF9F86">
             <wp:extent cx="5943600" cy="2337678"/>
             <wp:effectExtent l="0" t="0" r="0" b="0"/>
             <wp:docPr id="23" name="Picture" descr="Figura 23: Nadam: Loss x Step - 3 camadas ocultas"/>
@@ -29153,7 +29153,7 @@
         </w:rPr>
         <w:lastRenderedPageBreak/>
         <w:drawing>
-          <wp:inline distT="0" distB="0" distL="0" distR="0">
+          <wp:inline distT="0" distB="0" distL="0" distR="0" wp14:anchorId="5F27C898" wp14:editId="14476529">
             <wp:extent cx="5943600" cy="2393950"/>
             <wp:effectExtent l="0" t="0" r="0" b="0"/>
             <wp:docPr id="24" name="Picture" descr="Figura 24: Nadam: Loss x Time - 3 camadas ocultas"/>
@@ -29723,7 +29723,7 @@
         </w:rPr>
         <w:lastRenderedPageBreak/>
         <w:drawing>
-          <wp:inline distT="0" distB="0" distL="0" distR="0">
+          <wp:inline distT="0" distB="0" distL="0" distR="0" wp14:anchorId="120085A1" wp14:editId="391319A7">
             <wp:extent cx="5943600" cy="1980094"/>
             <wp:effectExtent l="0" t="0" r="0" b="0"/>
             <wp:docPr id="25" name="Picture" descr="Figura 25: Comparação: Ativações e Otimizadores"/>
@@ -30338,7 +30338,7 @@
           <w:noProof/>
         </w:rPr>
         <w:drawing>
-          <wp:inline distT="0" distB="0" distL="0" distR="0">
+          <wp:inline distT="0" distB="0" distL="0" distR="0" wp14:anchorId="2CCBDCEF" wp14:editId="23E77852">
             <wp:extent cx="5943600" cy="2207282"/>
             <wp:effectExtent l="0" t="0" r="0" b="0"/>
             <wp:docPr id="26" name="Picture" descr="Figura 26: Resultados: Rede Densa"/>
@@ -30471,7 +30471,7 @@
         </w:rPr>
         <w:lastRenderedPageBreak/>
         <w:drawing>
-          <wp:inline distT="0" distB="0" distL="0" distR="0">
+          <wp:inline distT="0" distB="0" distL="0" distR="0" wp14:anchorId="01FF9DD0" wp14:editId="4655D4A2">
             <wp:extent cx="3810000" cy="4280442"/>
             <wp:effectExtent l="0" t="0" r="0" b="0"/>
             <wp:docPr id="27" name="Picture" descr="Figura 27: Topologia RNN"/>
@@ -30566,7 +30566,7 @@
         </w:rPr>
         <w:lastRenderedPageBreak/>
         <w:drawing>
-          <wp:inline distT="0" distB="0" distL="0" distR="0">
+          <wp:inline distT="0" distB="0" distL="0" distR="0" wp14:anchorId="65CB1ACD" wp14:editId="3BD0140C">
             <wp:extent cx="5943600" cy="2013394"/>
             <wp:effectExtent l="0" t="0" r="0" b="0"/>
             <wp:docPr id="28" name="Picture" descr="Figura 28: Resultados Rede Recorrente"/>
@@ -30752,7 +30752,7 @@
         </w:rPr>
         <w:lastRenderedPageBreak/>
         <w:drawing>
-          <wp:inline distT="0" distB="0" distL="0" distR="0">
+          <wp:inline distT="0" distB="0" distL="0" distR="0" wp14:anchorId="389DE794" wp14:editId="1CC9DCBA">
             <wp:extent cx="5943600" cy="4225899"/>
             <wp:effectExtent l="0" t="0" r="0" b="0"/>
             <wp:docPr id="29" name="Picture" descr="Figura 29: Arquitetura - Convolução Alisada"/>
@@ -30934,7 +30934,7 @@
         </w:rPr>
         <w:lastRenderedPageBreak/>
         <w:drawing>
-          <wp:inline distT="0" distB="0" distL="0" distR="0">
+          <wp:inline distT="0" distB="0" distL="0" distR="0" wp14:anchorId="07259BBF" wp14:editId="48D4AF80">
             <wp:extent cx="5943600" cy="3586162"/>
             <wp:effectExtent l="0" t="0" r="0" b="0"/>
             <wp:docPr id="30" name="Picture" descr="Figura 30: Descontinuidades e Transientes"/>
@@ -31088,7 +31088,7 @@
           <w:noProof/>
         </w:rPr>
         <w:drawing>
-          <wp:inline distT="0" distB="0" distL="0" distR="0">
+          <wp:inline distT="0" distB="0" distL="0" distR="0" wp14:anchorId="225D956C" wp14:editId="7B3A147E">
             <wp:extent cx="5943600" cy="1534071"/>
             <wp:effectExtent l="0" t="0" r="0" b="0"/>
             <wp:docPr id="31" name="Picture" descr="Figura 31: Espectro da intensidade das Frequências Audíveis"/>
@@ -31266,7 +31266,7 @@
         </w:rPr>
         <w:lastRenderedPageBreak/>
         <w:drawing>
-          <wp:inline distT="0" distB="0" distL="0" distR="0">
+          <wp:inline distT="0" distB="0" distL="0" distR="0" wp14:anchorId="7E3111D1" wp14:editId="3B857C6E">
             <wp:extent cx="3810000" cy="3183994"/>
             <wp:effectExtent l="0" t="0" r="0" b="0"/>
             <wp:docPr id="32" name="Picture" descr="Figura 32: Arquitetura para a emulação da Caixa de uma Bateria"/>
@@ -31380,7 +31380,7 @@
           <w:noProof/>
         </w:rPr>
         <w:drawing>
-          <wp:inline distT="0" distB="0" distL="0" distR="0">
+          <wp:inline distT="0" distB="0" distL="0" distR="0" wp14:anchorId="0B036B65" wp14:editId="1D3BB698">
             <wp:extent cx="5943600" cy="75014"/>
             <wp:effectExtent l="0" t="0" r="0" b="0"/>
             <wp:docPr id="33" name="Picture" descr="Figura 33: Dinâmicas geradas para Contratempo Aberto - Pianíssimo até Molto Forte"/>
@@ -31518,7 +31518,7 @@
           <w:noProof/>
         </w:rPr>
         <w:drawing>
-          <wp:inline distT="0" distB="0" distL="0" distR="0">
+          <wp:inline distT="0" distB="0" distL="0" distR="0" wp14:anchorId="16D8A1D7" wp14:editId="0FC56690">
             <wp:extent cx="5943600" cy="329871"/>
             <wp:effectExtent l="0" t="0" r="0" b="0"/>
             <wp:docPr id="34" name="Picture" descr="Figura 34: 7 Round-Robins gerados para o Tom 1"/>
@@ -31664,7 +31664,7 @@
         </w:rPr>
         <w:lastRenderedPageBreak/>
         <w:drawing>
-          <wp:inline distT="0" distB="0" distL="0" distR="0">
+          <wp:inline distT="0" distB="0" distL="0" distR="0" wp14:anchorId="22FC514B" wp14:editId="44C77FD0">
             <wp:extent cx="5943600" cy="760544"/>
             <wp:effectExtent l="0" t="0" r="0" b="0"/>
             <wp:docPr id="35" name="Picture" descr="Figura 35: Dinâmica posição do golpe para caixa"/>
@@ -31775,7 +31775,7 @@
           <w:noProof/>
         </w:rPr>
         <w:drawing>
-          <wp:inline distT="0" distB="0" distL="0" distR="0">
+          <wp:inline distT="0" distB="0" distL="0" distR="0" wp14:anchorId="347F3909" wp14:editId="0FBBEC62">
             <wp:extent cx="5943600" cy="2002993"/>
             <wp:effectExtent l="0" t="0" r="0" b="0"/>
             <wp:docPr id="36" name="Picture" descr="Figura 36: Experimento Emulação da Voz Cantada"/>
@@ -31889,7 +31889,7 @@
           <w:noProof/>
         </w:rPr>
         <w:drawing>
-          <wp:inline distT="0" distB="0" distL="0" distR="0">
+          <wp:inline distT="0" distB="0" distL="0" distR="0" wp14:anchorId="37682479" wp14:editId="314C0AA1">
             <wp:extent cx="5943600" cy="2559780"/>
             <wp:effectExtent l="0" t="0" r="0" b="0"/>
             <wp:docPr id="37" name="Picture" descr="Figura 37: Efeito do Decaimento sobre a Tranformada de Fourier: Senoide 440hz"/>
@@ -32014,7 +32014,7 @@
           <w:noProof/>
         </w:rPr>
         <w:drawing>
-          <wp:inline distT="0" distB="0" distL="0" distR="0">
+          <wp:inline distT="0" distB="0" distL="0" distR="0" wp14:anchorId="4D407FB4" wp14:editId="3E700597">
             <wp:extent cx="5943600" cy="1640433"/>
             <wp:effectExtent l="0" t="0" r="0" b="0"/>
             <wp:docPr id="38" name="Picture" descr="Figura 38: Onda composta por senoides a 110, 220 e 330hz"/>
@@ -32349,7 +32349,7 @@
           <w:noProof/>
         </w:rPr>
         <w:drawing>
-          <wp:inline distT="0" distB="0" distL="0" distR="0">
+          <wp:inline distT="0" distB="0" distL="0" distR="0" wp14:anchorId="6A934C97" wp14:editId="2FEE3BC9">
             <wp:extent cx="5943600" cy="1188720"/>
             <wp:effectExtent l="0" t="0" r="0" b="0"/>
             <wp:docPr id="39" name="Picture" descr="Figura 39: Picos e Valores Máximos - Piano, tecla 35"/>
@@ -32925,7 +32925,7 @@
           <w:noProof/>
         </w:rPr>
         <w:drawing>
-          <wp:inline distT="0" distB="0" distL="0" distR="0">
+          <wp:inline distT="0" distB="0" distL="0" distR="0" wp14:anchorId="61785C51" wp14:editId="617A8882">
             <wp:extent cx="5943600" cy="1693926"/>
             <wp:effectExtent l="0" t="0" r="0" b="0"/>
             <wp:docPr id="40" name="Picture" descr="Figura 40: Decaimentos Estimados"/>
@@ -33167,7 +33167,7 @@
           <w:noProof/>
         </w:rPr>
         <w:drawing>
-          <wp:inline distT="0" distB="0" distL="0" distR="0">
+          <wp:inline distT="0" distB="0" distL="0" distR="0" wp14:anchorId="34D3D172" wp14:editId="3D16E3AC">
             <wp:extent cx="5943600" cy="2799435"/>
             <wp:effectExtent l="0" t="0" r="0" b="0"/>
             <wp:docPr id="41" name="Picture" descr="Figura 41: inarmonicidades"/>
@@ -33290,7 +33290,7 @@
         </w:rPr>
         <w:lastRenderedPageBreak/>
         <w:drawing>
-          <wp:inline distT="0" distB="0" distL="0" distR="0">
+          <wp:inline distT="0" distB="0" distL="0" distR="0" wp14:anchorId="32290E7C" wp14:editId="6C1D6C15">
             <wp:extent cx="5943600" cy="1188720"/>
             <wp:effectExtent l="0" t="0" r="0" b="0"/>
             <wp:docPr id="42" name="Picture" descr="Figura 42: Decaimentos Máximos por Notas"/>
@@ -33374,7 +33374,7 @@
           <w:noProof/>
         </w:rPr>
         <w:drawing>
-          <wp:inline distT="0" distB="0" distL="0" distR="0">
+          <wp:inline distT="0" distB="0" distL="0" distR="0" wp14:anchorId="3FC854F2" wp14:editId="036F9060">
             <wp:extent cx="5943600" cy="1188720"/>
             <wp:effectExtent l="0" t="0" r="0" b="0"/>
             <wp:docPr id="43" name="Picture" descr="Figura 43: Amplitudes Máximas por Notas"/>
@@ -33576,7 +33576,7 @@
           <w:noProof/>
         </w:rPr>
         <w:drawing>
-          <wp:inline distT="0" distB="0" distL="0" distR="0">
+          <wp:inline distT="0" distB="0" distL="0" distR="0" wp14:anchorId="6A0258C9" wp14:editId="771513C6">
             <wp:extent cx="5943600" cy="1884121"/>
             <wp:effectExtent l="0" t="0" r="0" b="0"/>
             <wp:docPr id="44" name="Picture" descr="Figura 44: Previsões - Modelo Misto"/>
@@ -44548,7 +44548,7 @@
 </file>
 
 <file path=customXml/itemProps1.xml><?xml version="1.0" encoding="utf-8"?>
-<ds:datastoreItem xmlns:ds="http://schemas.openxmlformats.org/officeDocument/2006/customXml" ds:itemID="{AC9EF63E-7E86-4219-9373-0FCAEDB01CDD}">
+<ds:datastoreItem xmlns:ds="http://schemas.openxmlformats.org/officeDocument/2006/customXml" ds:itemID="{2A178ED4-1624-4896-9D0D-BA33B533C54F}">
   <ds:schemaRefs>
     <ds:schemaRef ds:uri="http://schemas.openxmlformats.org/officeDocument/2006/bibliography"/>
   </ds:schemaRefs>
